--- a/tailieu/SCI_SE_3.ProjectUserStrory.docx
+++ b/tailieu/SCI_SE_3.ProjectUserStrory.docx
@@ -1,6 +1,6 @@
 
 <file path=word/document.xml><?xml version="1.0" encoding="utf-8"?>
-<w:document xmlns:wpc="http://schemas.microsoft.com/office/word/2010/wordprocessingCanvas" xmlns:cx="http://schemas.microsoft.com/office/drawing/2014/chartex" xmlns:mc="http://schemas.openxmlformats.org/markup-compatibility/2006" xmlns:o="urn:schemas-microsoft-com:office:office" xmlns:r="http://schemas.openxmlformats.org/officeDocument/2006/relationships" xmlns:m="http://schemas.openxmlformats.org/officeDocument/2006/math" xmlns:v="urn:schemas-microsoft-com:vml" xmlns:wp14="http://schemas.microsoft.com/office/word/2010/wordprocessingDrawing" xmlns:wp="http://schemas.openxmlformats.org/drawingml/2006/wordprocessingDrawing" xmlns:w10="urn:schemas-microsoft-com:office:word" xmlns:w="http://schemas.openxmlformats.org/wordprocessingml/2006/main" xmlns:w14="http://schemas.microsoft.com/office/word/2010/wordml" xmlns:w15="http://schemas.microsoft.com/office/word/2012/wordml" xmlns:w16se="http://schemas.microsoft.com/office/word/2015/wordml/symex" xmlns:wpg="http://schemas.microsoft.com/office/word/2010/wordprocessingGroup" xmlns:wpi="http://schemas.microsoft.com/office/word/2010/wordprocessingInk" xmlns:wne="http://schemas.microsoft.com/office/word/2006/wordml" xmlns:wps="http://schemas.microsoft.com/office/word/2010/wordprocessingShape" mc:Ignorable="w14 w15 w16se wp14">
+<w:document xmlns:wpc="http://schemas.microsoft.com/office/word/2010/wordprocessingCanvas" xmlns:cx="http://schemas.microsoft.com/office/drawing/2014/chartex" xmlns:cx1="http://schemas.microsoft.com/office/drawing/2015/9/8/chartex" xmlns:cx2="http://schemas.microsoft.com/office/drawing/2015/10/21/chartex" xmlns:cx3="http://schemas.microsoft.com/office/drawing/2016/5/9/chartex" xmlns:cx4="http://schemas.microsoft.com/office/drawing/2016/5/10/chartex" xmlns:cx5="http://schemas.microsoft.com/office/drawing/2016/5/11/chartex" xmlns:cx6="http://schemas.microsoft.com/office/drawing/2016/5/12/chartex" xmlns:cx7="http://schemas.microsoft.com/office/drawing/2016/5/13/chartex" xmlns:cx8="http://schemas.microsoft.com/office/drawing/2016/5/14/chartex" xmlns:mc="http://schemas.openxmlformats.org/markup-compatibility/2006" xmlns:aink="http://schemas.microsoft.com/office/drawing/2016/ink" xmlns:am3d="http://schemas.microsoft.com/office/drawing/2017/model3d" xmlns:o="urn:schemas-microsoft-com:office:office" xmlns:oel="http://schemas.microsoft.com/office/2019/extlst" xmlns:r="http://schemas.openxmlformats.org/officeDocument/2006/relationships" xmlns:m="http://schemas.openxmlformats.org/officeDocument/2006/math" xmlns:v="urn:schemas-microsoft-com:vml" xmlns:wp14="http://schemas.microsoft.com/office/word/2010/wordprocessingDrawing" xmlns:wp="http://schemas.openxmlformats.org/drawingml/2006/wordprocessingDrawing" xmlns:w10="urn:schemas-microsoft-com:office:word" xmlns:w="http://schemas.openxmlformats.org/wordprocessingml/2006/main" xmlns:w14="http://schemas.microsoft.com/office/word/2010/wordml" xmlns:w15="http://schemas.microsoft.com/office/word/2012/wordml" xmlns:w16cex="http://schemas.microsoft.com/office/word/2018/wordml/cex" xmlns:w16cid="http://schemas.microsoft.com/office/word/2016/wordml/cid" xmlns:w16="http://schemas.microsoft.com/office/word/2018/wordml" xmlns:w16du="http://schemas.microsoft.com/office/word/2023/wordml/word16du" xmlns:w16sdtdh="http://schemas.microsoft.com/office/word/2020/wordml/sdtdatahash" xmlns:w16sdtfl="http://schemas.microsoft.com/office/word/2024/wordml/sdtformatlock" xmlns:w16se="http://schemas.microsoft.com/office/word/2015/wordml/symex" xmlns:wpg="http://schemas.microsoft.com/office/word/2010/wordprocessingGroup" xmlns:wpi="http://schemas.microsoft.com/office/word/2010/wordprocessingInk" xmlns:wne="http://schemas.microsoft.com/office/word/2006/wordml" xmlns:wps="http://schemas.microsoft.com/office/word/2010/wordprocessingShape" mc:Ignorable="w14 w15 w16se w16cid w16 w16cex w16sdtdh w16sdtfl w16du wp14">
   <w:body>
     <w:p>
       <w:pPr>
@@ -2238,10 +2238,10 @@
         <w:tblLook w:val="04A0" w:firstRow="1" w:lastRow="0" w:firstColumn="1" w:lastColumn="0" w:noHBand="0" w:noVBand="1"/>
       </w:tblPr>
       <w:tblGrid>
-        <w:gridCol w:w="2170"/>
-        <w:gridCol w:w="2507"/>
+        <w:gridCol w:w="2171"/>
+        <w:gridCol w:w="2505"/>
         <w:gridCol w:w="2114"/>
-        <w:gridCol w:w="2163"/>
+        <w:gridCol w:w="2164"/>
       </w:tblGrid>
       <w:tr>
         <w:tc>
@@ -2398,7 +2398,7 @@
                 <w:sz w:val="26"/>
                 <w:szCs w:val="26"/>
               </w:rPr>
-              <w:t>Lê Đình Phương</w:t>
+              <w:t>Hoàng Minh Khánh</w:t>
             </w:r>
           </w:p>
         </w:tc>
@@ -2496,7 +2496,7 @@
                 <w:sz w:val="26"/>
                 <w:szCs w:val="26"/>
               </w:rPr>
-              <w:t>Lê Đình Phương</w:t>
+              <w:t>Hoành Minh Khánh</w:t>
             </w:r>
           </w:p>
         </w:tc>
@@ -4157,8 +4157,6 @@
         </w:rPr>
         <w:br w:type="page"/>
       </w:r>
-      <w:bookmarkStart w:id="0" w:name="_GoBack"/>
-      <w:bookmarkEnd w:id="0"/>
     </w:p>
     <w:sdt>
       <w:sdtPr>
@@ -5983,7 +5981,7 @@
           <w:szCs w:val="26"/>
         </w:rPr>
       </w:pPr>
-      <w:bookmarkStart w:id="1" w:name="_Toc226809156"/>
+      <w:bookmarkStart w:id="0" w:name="_Toc226809156"/>
       <w:r>
         <w:rPr>
           <w:rFonts w:ascii="Times New Roman" w:hAnsi="Times New Roman" w:cs="Times New Roman"/>
@@ -6021,7 +6019,7 @@
         <w:lastRenderedPageBreak/>
         <w:t>MỤC ĐÍCH TÀI LIÊU</w:t>
       </w:r>
-      <w:bookmarkEnd w:id="1"/>
+      <w:bookmarkEnd w:id="0"/>
     </w:p>
     <w:p>
       <w:pPr>
@@ -6129,7 +6127,7 @@
           <w:szCs w:val="26"/>
         </w:rPr>
       </w:pPr>
-      <w:bookmarkStart w:id="2" w:name="_Toc226809157"/>
+      <w:bookmarkStart w:id="1" w:name="_Toc226809157"/>
       <w:r>
         <w:rPr>
           <w:rFonts w:ascii="Times New Roman" w:hAnsi="Times New Roman" w:cs="Times New Roman"/>
@@ -6157,7 +6155,7 @@
         </w:rPr>
         <w:t xml:space="preserve"> HỆ THỐNG</w:t>
       </w:r>
-      <w:bookmarkEnd w:id="2"/>
+      <w:bookmarkEnd w:id="1"/>
     </w:p>
     <w:p>
       <w:pPr>
@@ -6248,7 +6246,7 @@
           <w:szCs w:val="26"/>
         </w:rPr>
       </w:pPr>
-      <w:bookmarkStart w:id="3" w:name="_Toc226809158"/>
+      <w:bookmarkStart w:id="2" w:name="_Toc226809158"/>
       <w:r>
         <w:rPr>
           <w:rFonts w:ascii="Times New Roman" w:hAnsi="Times New Roman" w:cs="Times New Roman"/>
@@ -6258,7 +6256,7 @@
         </w:rPr>
         <w:t>RÀNG BUỘC</w:t>
       </w:r>
-      <w:bookmarkEnd w:id="3"/>
+      <w:bookmarkEnd w:id="2"/>
     </w:p>
     <w:p>
       <w:pPr>
@@ -6373,7 +6371,7 @@
           <w:szCs w:val="26"/>
         </w:rPr>
       </w:pPr>
-      <w:bookmarkStart w:id="4" w:name="_Toc226809159"/>
+      <w:bookmarkStart w:id="3" w:name="_Toc226809159"/>
       <w:r>
         <w:rPr>
           <w:rFonts w:ascii="Times New Roman" w:hAnsi="Times New Roman" w:cs="Times New Roman"/>
@@ -6383,7 +6381,7 @@
         </w:rPr>
         <w:t>CÔNG CỤ VÀ PHƯƠNG PHÁP QUẢN LÝ HỆ THỐNG</w:t>
       </w:r>
-      <w:bookmarkEnd w:id="4"/>
+      <w:bookmarkEnd w:id="3"/>
     </w:p>
     <w:p>
       <w:pPr>
@@ -6679,8 +6677,8 @@
           <w:szCs w:val="26"/>
         </w:rPr>
       </w:pPr>
+      <w:bookmarkStart w:id="4" w:name="_Toc226809160"/>
       <w:bookmarkStart w:id="5" w:name="_Hlk178772877"/>
-      <w:bookmarkStart w:id="6" w:name="_Toc226809160"/>
       <w:r>
         <w:rPr>
           <w:rFonts w:ascii="Times New Roman" w:hAnsi="Times New Roman" w:cs="Times New Roman"/>
@@ -6690,7 +6688,7 @@
         </w:rPr>
         <w:t>USER STORY TRONG HỆ THỐNG</w:t>
       </w:r>
-      <w:bookmarkEnd w:id="6"/>
+      <w:bookmarkEnd w:id="4"/>
     </w:p>
     <w:p>
       <w:pPr>
@@ -6709,7 +6707,7 @@
           <w:szCs w:val="26"/>
         </w:rPr>
       </w:pPr>
-      <w:bookmarkStart w:id="7" w:name="_Toc226809161"/>
+      <w:bookmarkStart w:id="6" w:name="_Toc226809161"/>
       <w:r>
         <w:rPr>
           <w:rFonts w:ascii="Times New Roman" w:eastAsia="Calibri" w:hAnsi="Times New Roman" w:cs="Times New Roman"/>
@@ -6737,7 +6735,7 @@
         </w:rPr>
         <w:t>Danh sách tuyển dụng</w:t>
       </w:r>
-      <w:bookmarkEnd w:id="7"/>
+      <w:bookmarkEnd w:id="6"/>
     </w:p>
     <w:tbl>
       <w:tblPr>
@@ -7388,7 +7386,7 @@
         <w:lastRenderedPageBreak/>
         <w:t xml:space="preserve"> </w:t>
       </w:r>
-      <w:bookmarkStart w:id="8" w:name="_Toc226809162"/>
+      <w:bookmarkStart w:id="7" w:name="_Toc226809162"/>
       <w:r>
         <w:rPr>
           <w:rFonts w:ascii="Times New Roman" w:hAnsi="Times New Roman" w:cs="Times New Roman"/>
@@ -7397,6 +7395,544 @@
           <w:szCs w:val="26"/>
         </w:rPr>
         <w:t>User story 2: Đăng nhập</w:t>
+      </w:r>
+      <w:bookmarkEnd w:id="7"/>
+    </w:p>
+    <w:tbl>
+      <w:tblPr>
+        <w:tblStyle w:val="TableGrid"/>
+        <w:tblW w:w="0" w:type="auto"/>
+        <w:jc w:val="center"/>
+        <w:tblLook w:val="04A0" w:firstRow="1" w:lastRow="0" w:firstColumn="1" w:lastColumn="0" w:noHBand="0" w:noVBand="1"/>
+      </w:tblPr>
+      <w:tblGrid>
+        <w:gridCol w:w="2565"/>
+        <w:gridCol w:w="6497"/>
+      </w:tblGrid>
+      <w:tr>
+        <w:trPr>
+          <w:jc w:val="center"/>
+        </w:trPr>
+        <w:tc>
+          <w:tcPr>
+            <w:tcW w:w="9062" w:type="dxa"/>
+            <w:gridSpan w:val="2"/>
+            <w:tcBorders>
+              <w:top w:val="single" w:sz="4" w:space="0" w:color="auto"/>
+              <w:left w:val="single" w:sz="4" w:space="0" w:color="auto"/>
+              <w:bottom w:val="single" w:sz="4" w:space="0" w:color="auto"/>
+              <w:right w:val="single" w:sz="4" w:space="0" w:color="auto"/>
+            </w:tcBorders>
+            <w:shd w:val="clear" w:color="auto" w:fill="FFFFFF" w:themeFill="background1"/>
+            <w:hideMark/>
+          </w:tcPr>
+          <w:p>
+            <w:pPr>
+              <w:spacing w:line="360" w:lineRule="auto"/>
+              <w:contextualSpacing/>
+              <w:jc w:val="both"/>
+              <w:rPr>
+                <w:rFonts w:ascii="Times New Roman" w:eastAsia="Calibri" w:hAnsi="Times New Roman" w:cs="Times New Roman"/>
+                <w:sz w:val="26"/>
+                <w:szCs w:val="26"/>
+              </w:rPr>
+            </w:pPr>
+            <w:r>
+              <w:rPr>
+                <w:rFonts w:ascii="Times New Roman" w:eastAsia="Calibri" w:hAnsi="Times New Roman" w:cs="Times New Roman"/>
+                <w:sz w:val="26"/>
+                <w:szCs w:val="26"/>
+              </w:rPr>
+              <w:t xml:space="preserve">Là </w:t>
+            </w:r>
+            <w:r>
+              <w:rPr>
+                <w:rFonts w:ascii="Times New Roman" w:eastAsia="Calibri" w:hAnsi="Times New Roman" w:cs="Times New Roman"/>
+                <w:b/>
+                <w:sz w:val="26"/>
+                <w:szCs w:val="26"/>
+              </w:rPr>
+              <w:t>Admin, nhân viên</w:t>
+            </w:r>
+            <w:r>
+              <w:rPr>
+                <w:rFonts w:ascii="Times New Roman" w:eastAsia="Calibri" w:hAnsi="Times New Roman" w:cs="Times New Roman"/>
+                <w:sz w:val="26"/>
+                <w:szCs w:val="26"/>
+              </w:rPr>
+              <w:t xml:space="preserve"> tôi </w:t>
+            </w:r>
+            <w:r>
+              <w:rPr>
+                <w:rFonts w:ascii="Times New Roman" w:eastAsia="Calibri" w:hAnsi="Times New Roman" w:cs="Times New Roman"/>
+                <w:b/>
+                <w:sz w:val="26"/>
+                <w:szCs w:val="26"/>
+              </w:rPr>
+              <w:t xml:space="preserve">muốn </w:t>
+            </w:r>
+            <w:r>
+              <w:rPr>
+                <w:rFonts w:ascii="Times New Roman" w:eastAsia="Calibri" w:hAnsi="Times New Roman" w:cs="Times New Roman"/>
+                <w:sz w:val="26"/>
+                <w:szCs w:val="26"/>
+              </w:rPr>
+              <w:t>đăng nhập</w:t>
+            </w:r>
+            <w:r>
+              <w:rPr>
+                <w:rFonts w:ascii="Times New Roman" w:eastAsia="Calibri" w:hAnsi="Times New Roman" w:cs="Times New Roman"/>
+                <w:b/>
+                <w:sz w:val="26"/>
+                <w:szCs w:val="26"/>
+              </w:rPr>
+              <w:t xml:space="preserve"> để </w:t>
+            </w:r>
+            <w:r>
+              <w:rPr>
+                <w:rFonts w:ascii="Times New Roman" w:eastAsia="Calibri" w:hAnsi="Times New Roman" w:cs="Times New Roman"/>
+                <w:sz w:val="26"/>
+                <w:szCs w:val="26"/>
+              </w:rPr>
+              <w:t xml:space="preserve">sử dụng các chức năng của hệ thống, </w:t>
+            </w:r>
+          </w:p>
+        </w:tc>
+      </w:tr>
+      <w:tr>
+        <w:trPr>
+          <w:jc w:val="center"/>
+        </w:trPr>
+        <w:tc>
+          <w:tcPr>
+            <w:tcW w:w="2565" w:type="dxa"/>
+            <w:tcBorders>
+              <w:top w:val="single" w:sz="4" w:space="0" w:color="auto"/>
+              <w:left w:val="single" w:sz="4" w:space="0" w:color="auto"/>
+              <w:bottom w:val="single" w:sz="4" w:space="0" w:color="auto"/>
+              <w:right w:val="single" w:sz="4" w:space="0" w:color="auto"/>
+            </w:tcBorders>
+            <w:shd w:val="clear" w:color="auto" w:fill="DBE5F1"/>
+            <w:hideMark/>
+          </w:tcPr>
+          <w:p>
+            <w:pPr>
+              <w:spacing w:line="360" w:lineRule="auto"/>
+              <w:contextualSpacing/>
+              <w:jc w:val="both"/>
+              <w:rPr>
+                <w:rFonts w:ascii="Times New Roman" w:eastAsia="Calibri" w:hAnsi="Times New Roman" w:cs="Times New Roman"/>
+                <w:b/>
+                <w:sz w:val="26"/>
+                <w:szCs w:val="26"/>
+              </w:rPr>
+            </w:pPr>
+            <w:r>
+              <w:rPr>
+                <w:rFonts w:ascii="Times New Roman" w:eastAsia="Calibri" w:hAnsi="Times New Roman" w:cs="Times New Roman"/>
+                <w:b/>
+                <w:sz w:val="26"/>
+                <w:szCs w:val="26"/>
+              </w:rPr>
+              <w:t>Tác nhân</w:t>
+            </w:r>
+          </w:p>
+        </w:tc>
+        <w:tc>
+          <w:tcPr>
+            <w:tcW w:w="6497" w:type="dxa"/>
+            <w:tcBorders>
+              <w:top w:val="single" w:sz="4" w:space="0" w:color="auto"/>
+              <w:left w:val="single" w:sz="4" w:space="0" w:color="auto"/>
+              <w:bottom w:val="single" w:sz="4" w:space="0" w:color="auto"/>
+              <w:right w:val="single" w:sz="4" w:space="0" w:color="auto"/>
+            </w:tcBorders>
+            <w:hideMark/>
+          </w:tcPr>
+          <w:p>
+            <w:pPr>
+              <w:spacing w:line="360" w:lineRule="auto"/>
+              <w:contextualSpacing/>
+              <w:jc w:val="both"/>
+              <w:rPr>
+                <w:rFonts w:ascii="Times New Roman" w:eastAsia="Calibri" w:hAnsi="Times New Roman" w:cs="Times New Roman"/>
+                <w:sz w:val="26"/>
+                <w:szCs w:val="26"/>
+              </w:rPr>
+            </w:pPr>
+            <w:r>
+              <w:rPr>
+                <w:rFonts w:ascii="Times New Roman" w:eastAsia="Calibri" w:hAnsi="Times New Roman" w:cs="Times New Roman"/>
+                <w:sz w:val="26"/>
+                <w:szCs w:val="26"/>
+              </w:rPr>
+              <w:t>Admin, nhân viên</w:t>
+            </w:r>
+          </w:p>
+        </w:tc>
+      </w:tr>
+      <w:tr>
+        <w:trPr>
+          <w:jc w:val="center"/>
+        </w:trPr>
+        <w:tc>
+          <w:tcPr>
+            <w:tcW w:w="2565" w:type="dxa"/>
+            <w:tcBorders>
+              <w:top w:val="single" w:sz="4" w:space="0" w:color="auto"/>
+              <w:left w:val="single" w:sz="4" w:space="0" w:color="auto"/>
+              <w:bottom w:val="single" w:sz="4" w:space="0" w:color="auto"/>
+              <w:right w:val="single" w:sz="4" w:space="0" w:color="auto"/>
+            </w:tcBorders>
+            <w:shd w:val="clear" w:color="auto" w:fill="DBE5F1"/>
+            <w:hideMark/>
+          </w:tcPr>
+          <w:p>
+            <w:pPr>
+              <w:spacing w:line="360" w:lineRule="auto"/>
+              <w:contextualSpacing/>
+              <w:jc w:val="both"/>
+              <w:rPr>
+                <w:rFonts w:ascii="Times New Roman" w:eastAsia="Calibri" w:hAnsi="Times New Roman" w:cs="Times New Roman"/>
+                <w:b/>
+                <w:sz w:val="26"/>
+                <w:szCs w:val="26"/>
+              </w:rPr>
+            </w:pPr>
+            <w:r>
+              <w:rPr>
+                <w:rFonts w:ascii="Times New Roman" w:eastAsia="Calibri" w:hAnsi="Times New Roman" w:cs="Times New Roman"/>
+                <w:b/>
+                <w:sz w:val="26"/>
+                <w:szCs w:val="26"/>
+              </w:rPr>
+              <w:t>Điều kiện tiên quyết</w:t>
+            </w:r>
+          </w:p>
+        </w:tc>
+        <w:tc>
+          <w:tcPr>
+            <w:tcW w:w="6497" w:type="dxa"/>
+            <w:tcBorders>
+              <w:top w:val="single" w:sz="4" w:space="0" w:color="auto"/>
+              <w:left w:val="single" w:sz="4" w:space="0" w:color="auto"/>
+              <w:bottom w:val="single" w:sz="4" w:space="0" w:color="auto"/>
+              <w:right w:val="single" w:sz="4" w:space="0" w:color="auto"/>
+            </w:tcBorders>
+            <w:hideMark/>
+          </w:tcPr>
+          <w:p>
+            <w:pPr>
+              <w:spacing w:line="360" w:lineRule="auto"/>
+              <w:contextualSpacing/>
+              <w:jc w:val="both"/>
+              <w:rPr>
+                <w:rFonts w:ascii="Times New Roman" w:eastAsia="Calibri" w:hAnsi="Times New Roman" w:cs="Times New Roman"/>
+                <w:sz w:val="26"/>
+                <w:szCs w:val="26"/>
+              </w:rPr>
+            </w:pPr>
+            <w:r>
+              <w:rPr>
+                <w:rFonts w:ascii="Times New Roman" w:eastAsia="Calibri" w:hAnsi="Times New Roman" w:cs="Times New Roman"/>
+                <w:sz w:val="26"/>
+                <w:szCs w:val="26"/>
+              </w:rPr>
+              <w:t>Người dùng phải có tài khoản trong hệ thống</w:t>
+            </w:r>
+          </w:p>
+        </w:tc>
+      </w:tr>
+      <w:tr>
+        <w:trPr>
+          <w:jc w:val="center"/>
+        </w:trPr>
+        <w:tc>
+          <w:tcPr>
+            <w:tcW w:w="9062" w:type="dxa"/>
+            <w:gridSpan w:val="2"/>
+            <w:tcBorders>
+              <w:top w:val="single" w:sz="4" w:space="0" w:color="auto"/>
+              <w:left w:val="single" w:sz="4" w:space="0" w:color="auto"/>
+              <w:bottom w:val="single" w:sz="4" w:space="0" w:color="auto"/>
+              <w:right w:val="single" w:sz="4" w:space="0" w:color="auto"/>
+            </w:tcBorders>
+            <w:hideMark/>
+          </w:tcPr>
+          <w:p>
+            <w:pPr>
+              <w:spacing w:line="360" w:lineRule="auto"/>
+              <w:contextualSpacing/>
+              <w:jc w:val="both"/>
+              <w:rPr>
+                <w:rFonts w:ascii="Times New Roman" w:eastAsia="Calibri" w:hAnsi="Times New Roman" w:cs="Times New Roman"/>
+                <w:sz w:val="26"/>
+                <w:szCs w:val="26"/>
+              </w:rPr>
+            </w:pPr>
+            <w:r>
+              <w:rPr>
+                <w:rFonts w:ascii="Times New Roman" w:hAnsi="Times New Roman" w:cs="Times New Roman"/>
+                <w:b/>
+                <w:sz w:val="26"/>
+                <w:szCs w:val="26"/>
+              </w:rPr>
+              <w:t>Tiêu chí chấp nhận:</w:t>
+            </w:r>
+          </w:p>
+          <w:p>
+            <w:pPr>
+              <w:numPr>
+                <w:ilvl w:val="0"/>
+                <w:numId w:val="3"/>
+              </w:numPr>
+              <w:spacing w:line="360" w:lineRule="auto"/>
+              <w:contextualSpacing/>
+              <w:jc w:val="both"/>
+              <w:rPr>
+                <w:rFonts w:ascii="Times New Roman" w:eastAsia="Calibri" w:hAnsi="Times New Roman" w:cs="Times New Roman"/>
+                <w:sz w:val="26"/>
+                <w:szCs w:val="26"/>
+              </w:rPr>
+            </w:pPr>
+            <w:r>
+              <w:rPr>
+                <w:rFonts w:ascii="Times New Roman" w:eastAsia="Calibri" w:hAnsi="Times New Roman" w:cs="Times New Roman"/>
+                <w:sz w:val="26"/>
+                <w:szCs w:val="26"/>
+              </w:rPr>
+              <w:t>Khi đăng nhập vào hệ thống thì người dùng phải nhập đầy đầy đủ các thông tin, gồm tên đăng nhập, mật khẩu.</w:t>
+            </w:r>
+          </w:p>
+          <w:p>
+            <w:pPr>
+              <w:spacing w:line="360" w:lineRule="auto"/>
+              <w:ind w:left="720"/>
+              <w:contextualSpacing/>
+              <w:jc w:val="both"/>
+              <w:rPr>
+                <w:rFonts w:ascii="Times New Roman" w:eastAsia="Calibri" w:hAnsi="Times New Roman" w:cs="Times New Roman"/>
+                <w:sz w:val="26"/>
+                <w:szCs w:val="26"/>
+              </w:rPr>
+            </w:pPr>
+            <w:r>
+              <w:rPr>
+                <w:rFonts w:ascii="Times New Roman" w:eastAsia="Calibri" w:hAnsi="Times New Roman" w:cs="Times New Roman"/>
+                <w:sz w:val="26"/>
+                <w:szCs w:val="26"/>
+              </w:rPr>
+              <w:t xml:space="preserve">+ Nếu đăng nhập thành công, thì người dùng sẽ vào được giao diện chính của hệ thống. </w:t>
+            </w:r>
+          </w:p>
+          <w:p>
+            <w:pPr>
+              <w:spacing w:line="360" w:lineRule="auto"/>
+              <w:ind w:left="720"/>
+              <w:contextualSpacing/>
+              <w:jc w:val="both"/>
+              <w:rPr>
+                <w:rFonts w:ascii="Times New Roman" w:eastAsia="Calibri" w:hAnsi="Times New Roman" w:cs="Times New Roman"/>
+                <w:sz w:val="26"/>
+                <w:szCs w:val="26"/>
+              </w:rPr>
+            </w:pPr>
+            <w:r>
+              <w:rPr>
+                <w:rFonts w:ascii="Times New Roman" w:eastAsia="Calibri" w:hAnsi="Times New Roman" w:cs="Times New Roman"/>
+                <w:sz w:val="26"/>
+                <w:szCs w:val="26"/>
+              </w:rPr>
+              <w:t>+ Ngược lại, hệ thống thông báo “</w:t>
+            </w:r>
+            <w:r>
+              <w:rPr>
+                <w:rFonts w:ascii="Times New Roman" w:eastAsia="Calibri" w:hAnsi="Times New Roman" w:cs="Times New Roman"/>
+                <w:i/>
+                <w:sz w:val="26"/>
+                <w:szCs w:val="26"/>
+              </w:rPr>
+              <w:t>Sai tên người dùng hoặc mật khẩu, yêu cầu nhập lại</w:t>
+            </w:r>
+            <w:r>
+              <w:rPr>
+                <w:rFonts w:ascii="Times New Roman" w:eastAsia="Calibri" w:hAnsi="Times New Roman" w:cs="Times New Roman"/>
+                <w:sz w:val="26"/>
+                <w:szCs w:val="26"/>
+              </w:rPr>
+              <w:t xml:space="preserve">.” </w:t>
+            </w:r>
+          </w:p>
+          <w:p>
+            <w:pPr>
+              <w:numPr>
+                <w:ilvl w:val="0"/>
+                <w:numId w:val="3"/>
+              </w:numPr>
+              <w:spacing w:line="360" w:lineRule="auto"/>
+              <w:contextualSpacing/>
+              <w:jc w:val="both"/>
+              <w:rPr>
+                <w:rFonts w:ascii="Times New Roman" w:eastAsia="Calibri" w:hAnsi="Times New Roman" w:cs="Times New Roman"/>
+                <w:sz w:val="26"/>
+                <w:szCs w:val="26"/>
+              </w:rPr>
+            </w:pPr>
+            <w:r>
+              <w:rPr>
+                <w:rFonts w:ascii="Times New Roman" w:eastAsia="Calibri" w:hAnsi="Times New Roman" w:cs="Times New Roman"/>
+                <w:sz w:val="26"/>
+                <w:szCs w:val="26"/>
+              </w:rPr>
+              <w:t xml:space="preserve">Khi không muốn sử dụng hệ thống, người dùng có thể chọn mục </w:t>
+            </w:r>
+            <w:r>
+              <w:rPr>
+                <w:rFonts w:ascii="Times New Roman" w:eastAsia="Calibri" w:hAnsi="Times New Roman" w:cs="Times New Roman"/>
+                <w:i/>
+                <w:sz w:val="26"/>
+                <w:szCs w:val="26"/>
+              </w:rPr>
+              <w:t>Đăng xuất</w:t>
+            </w:r>
+            <w:r>
+              <w:rPr>
+                <w:rFonts w:ascii="Times New Roman" w:eastAsia="Calibri" w:hAnsi="Times New Roman" w:cs="Times New Roman"/>
+                <w:sz w:val="26"/>
+                <w:szCs w:val="26"/>
+              </w:rPr>
+              <w:t xml:space="preserve"> để thoát khỏi hệ thống. </w:t>
+            </w:r>
+          </w:p>
+        </w:tc>
+      </w:tr>
+      <w:tr>
+        <w:trPr>
+          <w:jc w:val="center"/>
+        </w:trPr>
+        <w:tc>
+          <w:tcPr>
+            <w:tcW w:w="2565" w:type="dxa"/>
+            <w:tcBorders>
+              <w:top w:val="single" w:sz="4" w:space="0" w:color="auto"/>
+              <w:left w:val="single" w:sz="4" w:space="0" w:color="auto"/>
+              <w:bottom w:val="single" w:sz="4" w:space="0" w:color="auto"/>
+              <w:right w:val="single" w:sz="4" w:space="0" w:color="auto"/>
+            </w:tcBorders>
+            <w:shd w:val="clear" w:color="auto" w:fill="DBE5F1"/>
+            <w:hideMark/>
+          </w:tcPr>
+          <w:p>
+            <w:pPr>
+              <w:spacing w:line="360" w:lineRule="auto"/>
+              <w:contextualSpacing/>
+              <w:jc w:val="both"/>
+              <w:rPr>
+                <w:rFonts w:ascii="Times New Roman" w:eastAsia="Calibri" w:hAnsi="Times New Roman" w:cs="Times New Roman"/>
+                <w:b/>
+                <w:sz w:val="26"/>
+                <w:szCs w:val="26"/>
+              </w:rPr>
+            </w:pPr>
+            <w:r>
+              <w:rPr>
+                <w:rFonts w:ascii="Times New Roman" w:eastAsia="Calibri" w:hAnsi="Times New Roman" w:cs="Times New Roman"/>
+                <w:b/>
+                <w:sz w:val="26"/>
+                <w:szCs w:val="26"/>
+              </w:rPr>
+              <w:t>Điều kiện ràng buộc</w:t>
+            </w:r>
+          </w:p>
+        </w:tc>
+        <w:tc>
+          <w:tcPr>
+            <w:tcW w:w="6497" w:type="dxa"/>
+            <w:tcBorders>
+              <w:top w:val="single" w:sz="4" w:space="0" w:color="auto"/>
+              <w:left w:val="single" w:sz="4" w:space="0" w:color="auto"/>
+              <w:bottom w:val="single" w:sz="4" w:space="0" w:color="auto"/>
+              <w:right w:val="single" w:sz="4" w:space="0" w:color="auto"/>
+            </w:tcBorders>
+            <w:hideMark/>
+          </w:tcPr>
+          <w:p>
+            <w:pPr>
+              <w:spacing w:line="360" w:lineRule="auto"/>
+              <w:contextualSpacing/>
+              <w:jc w:val="both"/>
+              <w:rPr>
+                <w:rFonts w:ascii="Times New Roman" w:eastAsia="Calibri" w:hAnsi="Times New Roman" w:cs="Times New Roman"/>
+                <w:sz w:val="26"/>
+                <w:szCs w:val="26"/>
+              </w:rPr>
+            </w:pPr>
+            <w:r>
+              <w:rPr>
+                <w:rFonts w:ascii="Times New Roman" w:eastAsia="Calibri" w:hAnsi="Times New Roman" w:cs="Times New Roman"/>
+                <w:sz w:val="26"/>
+                <w:szCs w:val="26"/>
+              </w:rPr>
+              <w:t>Account phải tồn tại trong hệ thống</w:t>
+            </w:r>
+          </w:p>
+        </w:tc>
+      </w:tr>
+    </w:tbl>
+    <w:p>
+      <w:pPr>
+        <w:spacing w:after="0" w:line="360" w:lineRule="auto"/>
+        <w:jc w:val="both"/>
+        <w:rPr>
+          <w:rFonts w:ascii="Times New Roman" w:hAnsi="Times New Roman" w:cs="Times New Roman"/>
+          <w:sz w:val="26"/>
+          <w:szCs w:val="26"/>
+        </w:rPr>
+      </w:pPr>
+    </w:p>
+    <w:p>
+      <w:pPr>
+        <w:pStyle w:val="Heading2"/>
+        <w:numPr>
+          <w:ilvl w:val="1"/>
+          <w:numId w:val="35"/>
+        </w:numPr>
+        <w:spacing w:before="0" w:line="360" w:lineRule="auto"/>
+        <w:jc w:val="both"/>
+        <w:rPr>
+          <w:rFonts w:ascii="Times New Roman" w:eastAsia="Calibri" w:hAnsi="Times New Roman" w:cs="Times New Roman"/>
+          <w:color w:val="auto"/>
+          <w:sz w:val="26"/>
+          <w:szCs w:val="26"/>
+        </w:rPr>
+      </w:pPr>
+      <w:bookmarkStart w:id="8" w:name="_Toc226809163"/>
+      <w:r>
+        <w:rPr>
+          <w:rFonts w:ascii="Times New Roman" w:eastAsia="Calibri" w:hAnsi="Times New Roman" w:cs="Times New Roman"/>
+          <w:color w:val="auto"/>
+          <w:sz w:val="26"/>
+          <w:szCs w:val="26"/>
+        </w:rPr>
+        <w:t xml:space="preserve">User Story </w:t>
+      </w:r>
+      <w:r>
+        <w:rPr>
+          <w:rFonts w:ascii="Times New Roman" w:hAnsi="Times New Roman" w:cs="Times New Roman"/>
+          <w:color w:val="auto"/>
+          <w:sz w:val="26"/>
+          <w:szCs w:val="26"/>
+        </w:rPr>
+        <w:t>3</w:t>
+      </w:r>
+      <w:r>
+        <w:rPr>
+          <w:rFonts w:ascii="Times New Roman" w:eastAsia="Calibri" w:hAnsi="Times New Roman" w:cs="Times New Roman"/>
+          <w:color w:val="auto"/>
+          <w:sz w:val="26"/>
+          <w:szCs w:val="26"/>
+        </w:rPr>
+        <w:t>: Đăng xuất</w:t>
       </w:r>
       <w:bookmarkEnd w:id="8"/>
     </w:p>
@@ -7479,24 +8015,33 @@
                 <w:sz w:val="26"/>
                 <w:szCs w:val="26"/>
               </w:rPr>
-              <w:t>đăng nhập</w:t>
-            </w:r>
-            <w:r>
-              <w:rPr>
-                <w:rFonts w:ascii="Times New Roman" w:eastAsia="Calibri" w:hAnsi="Times New Roman" w:cs="Times New Roman"/>
-                <w:b/>
-                <w:sz w:val="26"/>
-                <w:szCs w:val="26"/>
-              </w:rPr>
-              <w:t xml:space="preserve"> để </w:t>
-            </w:r>
-            <w:r>
-              <w:rPr>
-                <w:rFonts w:ascii="Times New Roman" w:eastAsia="Calibri" w:hAnsi="Times New Roman" w:cs="Times New Roman"/>
-                <w:sz w:val="26"/>
-                <w:szCs w:val="26"/>
-              </w:rPr>
-              <w:t xml:space="preserve">sử dụng các chức năng của hệ thống, </w:t>
+              <w:t>đăng xuất</w:t>
+            </w:r>
+            <w:r>
+              <w:rPr>
+                <w:rFonts w:ascii="Times New Roman" w:eastAsia="Calibri" w:hAnsi="Times New Roman" w:cs="Times New Roman"/>
+                <w:b/>
+                <w:sz w:val="26"/>
+                <w:szCs w:val="26"/>
+              </w:rPr>
+              <w:t xml:space="preserve"> </w:t>
+            </w:r>
+            <w:r>
+              <w:rPr>
+                <w:rFonts w:ascii="Times New Roman" w:eastAsia="Calibri" w:hAnsi="Times New Roman" w:cs="Times New Roman"/>
+                <w:sz w:val="26"/>
+                <w:szCs w:val="26"/>
+              </w:rPr>
+              <w:t>để không muốn sử dụng các chức năng của hệ thống</w:t>
+            </w:r>
+            <w:r>
+              <w:rPr>
+                <w:rFonts w:ascii="Times New Roman" w:eastAsia="Calibri" w:hAnsi="Times New Roman" w:cs="Times New Roman"/>
+                <w:b/>
+                <w:sz w:val="26"/>
+                <w:szCs w:val="26"/>
+              </w:rPr>
+              <w:t xml:space="preserve"> </w:t>
             </w:r>
           </w:p>
         </w:tc>
@@ -7703,66 +8248,7 @@
                 <w:sz w:val="26"/>
                 <w:szCs w:val="26"/>
               </w:rPr>
-              <w:t>Khi đăng nhập vào hệ thống thì người dùng phải nhập đầy đầy đủ các thông tin, gồm tên đăng nhập, mật khẩu.</w:t>
-            </w:r>
-          </w:p>
-          <w:p>
-            <w:pPr>
-              <w:spacing w:line="360" w:lineRule="auto"/>
-              <w:ind w:left="720"/>
-              <w:contextualSpacing/>
-              <w:jc w:val="both"/>
-              <w:rPr>
-                <w:rFonts w:ascii="Times New Roman" w:eastAsia="Calibri" w:hAnsi="Times New Roman" w:cs="Times New Roman"/>
-                <w:sz w:val="26"/>
-                <w:szCs w:val="26"/>
-              </w:rPr>
-            </w:pPr>
-            <w:r>
-              <w:rPr>
-                <w:rFonts w:ascii="Times New Roman" w:eastAsia="Calibri" w:hAnsi="Times New Roman" w:cs="Times New Roman"/>
-                <w:sz w:val="26"/>
-                <w:szCs w:val="26"/>
-              </w:rPr>
-              <w:t xml:space="preserve">+ Nếu đăng nhập thành công, thì người dùng sẽ vào được giao diện chính của hệ thống. </w:t>
-            </w:r>
-          </w:p>
-          <w:p>
-            <w:pPr>
-              <w:spacing w:line="360" w:lineRule="auto"/>
-              <w:ind w:left="720"/>
-              <w:contextualSpacing/>
-              <w:jc w:val="both"/>
-              <w:rPr>
-                <w:rFonts w:ascii="Times New Roman" w:eastAsia="Calibri" w:hAnsi="Times New Roman" w:cs="Times New Roman"/>
-                <w:sz w:val="26"/>
-                <w:szCs w:val="26"/>
-              </w:rPr>
-            </w:pPr>
-            <w:r>
-              <w:rPr>
-                <w:rFonts w:ascii="Times New Roman" w:eastAsia="Calibri" w:hAnsi="Times New Roman" w:cs="Times New Roman"/>
-                <w:sz w:val="26"/>
-                <w:szCs w:val="26"/>
-              </w:rPr>
-              <w:t>+ Ngược lại, hệ thống thông báo “</w:t>
-            </w:r>
-            <w:r>
-              <w:rPr>
-                <w:rFonts w:ascii="Times New Roman" w:eastAsia="Calibri" w:hAnsi="Times New Roman" w:cs="Times New Roman"/>
-                <w:i/>
-                <w:sz w:val="26"/>
-                <w:szCs w:val="26"/>
-              </w:rPr>
-              <w:t>Sai tên người dùng hoặc mật khẩu, yêu cầu nhập lại</w:t>
-            </w:r>
-            <w:r>
-              <w:rPr>
-                <w:rFonts w:ascii="Times New Roman" w:eastAsia="Calibri" w:hAnsi="Times New Roman" w:cs="Times New Roman"/>
-                <w:sz w:val="26"/>
-                <w:szCs w:val="26"/>
-              </w:rPr>
-              <w:t xml:space="preserve">.” </w:t>
+              <w:t>Khi đăng nhập vào hệ thống thì người muốn đăng xuất thì chọn mục đăng xuất để thoát khỏi hệ thống.</w:t>
             </w:r>
           </w:p>
           <w:p>
@@ -7786,24 +8272,7 @@
                 <w:sz w:val="26"/>
                 <w:szCs w:val="26"/>
               </w:rPr>
-              <w:t xml:space="preserve">Khi không muốn sử dụng hệ thống, người dùng có thể chọn mục </w:t>
-            </w:r>
-            <w:r>
-              <w:rPr>
-                <w:rFonts w:ascii="Times New Roman" w:eastAsia="Calibri" w:hAnsi="Times New Roman" w:cs="Times New Roman"/>
-                <w:i/>
-                <w:sz w:val="26"/>
-                <w:szCs w:val="26"/>
-              </w:rPr>
-              <w:t>Đăng xuất</w:t>
-            </w:r>
-            <w:r>
-              <w:rPr>
-                <w:rFonts w:ascii="Times New Roman" w:eastAsia="Calibri" w:hAnsi="Times New Roman" w:cs="Times New Roman"/>
-                <w:sz w:val="26"/>
-                <w:szCs w:val="26"/>
-              </w:rPr>
-              <w:t xml:space="preserve"> để thoát khỏi hệ thống. </w:t>
+              <w:t xml:space="preserve">Hệ thống yêu cần khẳng định trước khi đăng xuất. </w:t>
             </w:r>
           </w:p>
         </w:tc>
@@ -7883,7 +8352,9 @@
     </w:tbl>
     <w:p>
       <w:pPr>
+        <w:pStyle w:val="ListParagraph"/>
         <w:spacing w:after="0" w:line="360" w:lineRule="auto"/>
+        <w:ind w:left="1440"/>
         <w:jc w:val="both"/>
         <w:rPr>
           <w:rFonts w:ascii="Times New Roman" w:hAnsi="Times New Roman" w:cs="Times New Roman"/>
@@ -7902,39 +8373,30 @@
         <w:spacing w:before="0" w:line="360" w:lineRule="auto"/>
         <w:jc w:val="both"/>
         <w:rPr>
-          <w:rFonts w:ascii="Times New Roman" w:eastAsia="Calibri" w:hAnsi="Times New Roman" w:cs="Times New Roman"/>
-          <w:color w:val="auto"/>
-          <w:sz w:val="26"/>
-          <w:szCs w:val="26"/>
-        </w:rPr>
-      </w:pPr>
-      <w:bookmarkStart w:id="9" w:name="_Toc226809163"/>
-      <w:r>
-        <w:rPr>
-          <w:rFonts w:ascii="Times New Roman" w:eastAsia="Calibri" w:hAnsi="Times New Roman" w:cs="Times New Roman"/>
-          <w:color w:val="auto"/>
-          <w:sz w:val="26"/>
-          <w:szCs w:val="26"/>
-        </w:rPr>
-        <w:t xml:space="preserve">User Story </w:t>
-      </w:r>
-      <w:r>
-        <w:rPr>
           <w:rFonts w:ascii="Times New Roman" w:hAnsi="Times New Roman" w:cs="Times New Roman"/>
           <w:color w:val="auto"/>
           <w:sz w:val="26"/>
           <w:szCs w:val="26"/>
         </w:rPr>
-        <w:t>3</w:t>
-      </w:r>
+      </w:pPr>
       <w:r>
         <w:rPr>
-          <w:rFonts w:ascii="Times New Roman" w:eastAsia="Calibri" w:hAnsi="Times New Roman" w:cs="Times New Roman"/>
+          <w:rFonts w:ascii="Times New Roman" w:hAnsi="Times New Roman" w:cs="Times New Roman"/>
           <w:color w:val="auto"/>
           <w:sz w:val="26"/>
           <w:szCs w:val="26"/>
         </w:rPr>
-        <w:t>: Đăng xuất</w:t>
+        <w:t xml:space="preserve"> </w:t>
+      </w:r>
+      <w:bookmarkStart w:id="9" w:name="_Toc226809164"/>
+      <w:r>
+        <w:rPr>
+          <w:rFonts w:ascii="Times New Roman" w:hAnsi="Times New Roman" w:cs="Times New Roman"/>
+          <w:color w:val="auto"/>
+          <w:sz w:val="26"/>
+          <w:szCs w:val="26"/>
+        </w:rPr>
+        <w:t>User story 4: Trang cá nhân</w:t>
       </w:r>
       <w:bookmarkEnd w:id="9"/>
     </w:p>
@@ -7973,6 +8435,7 @@
               <w:jc w:val="both"/>
               <w:rPr>
                 <w:rFonts w:ascii="Times New Roman" w:eastAsia="Calibri" w:hAnsi="Times New Roman" w:cs="Times New Roman"/>
+                <w:bCs/>
                 <w:sz w:val="26"/>
                 <w:szCs w:val="26"/>
               </w:rPr>
@@ -7992,7 +8455,7 @@
                 <w:sz w:val="26"/>
                 <w:szCs w:val="26"/>
               </w:rPr>
-              <w:t>Admin, nhân viên</w:t>
+              <w:t>Admin vị, nhân viên</w:t>
             </w:r>
             <w:r>
               <w:rPr>
@@ -8014,36 +8477,11 @@
             <w:r>
               <w:rPr>
                 <w:rFonts w:ascii="Times New Roman" w:eastAsia="Calibri" w:hAnsi="Times New Roman" w:cs="Times New Roman"/>
-                <w:sz w:val="26"/>
-                <w:szCs w:val="26"/>
-              </w:rPr>
-              <w:t>đăng xuất</w:t>
-            </w:r>
-            <w:r>
-              <w:rPr>
-                <w:rFonts w:ascii="Times New Roman" w:eastAsia="Calibri" w:hAnsi="Times New Roman" w:cs="Times New Roman"/>
-                <w:b/>
-                <w:sz w:val="26"/>
-                <w:szCs w:val="26"/>
-              </w:rPr>
-              <w:t xml:space="preserve"> </w:t>
-            </w:r>
-            <w:r>
-              <w:rPr>
-                <w:rFonts w:ascii="Times New Roman" w:eastAsia="Calibri" w:hAnsi="Times New Roman" w:cs="Times New Roman"/>
-                <w:sz w:val="26"/>
-                <w:szCs w:val="26"/>
-              </w:rPr>
-              <w:t>để không muốn sử dụng các chức năng của hệ thống</w:t>
-            </w:r>
-            <w:r>
-              <w:rPr>
-                <w:rFonts w:ascii="Times New Roman" w:eastAsia="Calibri" w:hAnsi="Times New Roman" w:cs="Times New Roman"/>
-                <w:b/>
-                <w:sz w:val="26"/>
-                <w:szCs w:val="26"/>
-              </w:rPr>
-              <w:t xml:space="preserve"> </w:t>
+                <w:bCs/>
+                <w:sz w:val="26"/>
+                <w:szCs w:val="26"/>
+              </w:rPr>
+              <w:t xml:space="preserve">xem và cập nhật thông tin của bản thân trong hệ thống để đảm bảo thông tin luôn chính xác và được cập </w:t>
             </w:r>
           </w:p>
         </w:tc>
@@ -8155,6 +8593,7 @@
                 <w:sz w:val="26"/>
                 <w:szCs w:val="26"/>
               </w:rPr>
+              <w:lastRenderedPageBreak/>
               <w:t>Điều kiện tiên quyết</w:t>
             </w:r>
           </w:p>
@@ -8250,7 +8689,7 @@
                 <w:sz w:val="26"/>
                 <w:szCs w:val="26"/>
               </w:rPr>
-              <w:t>Khi đăng nhập vào hệ thống thì người muốn đăng xuất thì chọn mục đăng xuất để thoát khỏi hệ thống.</w:t>
+              <w:t>Khi đăng nhập vào hệ thống thì người muốn xem trang cá nhân thì kích vào avatar chọn trang cá nhân để vào trang cá nhân</w:t>
             </w:r>
           </w:p>
           <w:p>
@@ -8274,7 +8713,97 @@
                 <w:sz w:val="26"/>
                 <w:szCs w:val="26"/>
               </w:rPr>
-              <w:t xml:space="preserve">Hệ thống yêu cần khẳng định trước khi đăng xuất. </w:t>
+              <w:t>Hệ thống Chuyển người dùng đến trang cá nhân</w:t>
+            </w:r>
+          </w:p>
+          <w:p>
+            <w:pPr>
+              <w:numPr>
+                <w:ilvl w:val="0"/>
+                <w:numId w:val="3"/>
+              </w:numPr>
+              <w:spacing w:line="360" w:lineRule="auto"/>
+              <w:contextualSpacing/>
+              <w:jc w:val="both"/>
+              <w:rPr>
+                <w:rFonts w:ascii="Times New Roman" w:eastAsia="Calibri" w:hAnsi="Times New Roman" w:cs="Times New Roman"/>
+                <w:sz w:val="26"/>
+                <w:szCs w:val="26"/>
+              </w:rPr>
+            </w:pPr>
+            <w:r>
+              <w:rPr>
+                <w:rFonts w:ascii="Times New Roman" w:eastAsia="Calibri" w:hAnsi="Times New Roman" w:cs="Times New Roman"/>
+                <w:sz w:val="26"/>
+                <w:szCs w:val="26"/>
+              </w:rPr>
+              <w:t xml:space="preserve">Trang cá nhân người dùng có thể xem thông tin cá nhân </w:t>
+            </w:r>
+          </w:p>
+          <w:p>
+            <w:pPr>
+              <w:numPr>
+                <w:ilvl w:val="0"/>
+                <w:numId w:val="3"/>
+              </w:numPr>
+              <w:spacing w:line="360" w:lineRule="auto"/>
+              <w:contextualSpacing/>
+              <w:jc w:val="both"/>
+              <w:rPr>
+                <w:rFonts w:ascii="Times New Roman" w:eastAsia="Calibri" w:hAnsi="Times New Roman" w:cs="Times New Roman"/>
+                <w:sz w:val="26"/>
+                <w:szCs w:val="26"/>
+              </w:rPr>
+            </w:pPr>
+            <w:r>
+              <w:rPr>
+                <w:rFonts w:ascii="Times New Roman" w:eastAsia="Calibri" w:hAnsi="Times New Roman" w:cs="Times New Roman"/>
+                <w:sz w:val="26"/>
+                <w:szCs w:val="26"/>
+              </w:rPr>
+              <w:t>Người dùng cập nhật thông tin cá nhân</w:t>
+            </w:r>
+          </w:p>
+          <w:p>
+            <w:pPr>
+              <w:spacing w:line="360" w:lineRule="auto"/>
+              <w:ind w:left="720"/>
+              <w:contextualSpacing/>
+              <w:jc w:val="both"/>
+              <w:rPr>
+                <w:rFonts w:ascii="Times New Roman" w:eastAsia="Calibri" w:hAnsi="Times New Roman" w:cs="Times New Roman"/>
+                <w:sz w:val="26"/>
+                <w:szCs w:val="26"/>
+              </w:rPr>
+            </w:pPr>
+            <w:r>
+              <w:rPr>
+                <w:rFonts w:ascii="Times New Roman" w:eastAsia="Calibri" w:hAnsi="Times New Roman" w:cs="Times New Roman"/>
+                <w:sz w:val="26"/>
+                <w:szCs w:val="26"/>
+              </w:rPr>
+              <w:t>+ khi người dùng nhập thông tin hợp lệ và nhấn lưu,hệ thống thông báo “Cập nhật thành công” và lưu dữ liệu vào hệ thống.</w:t>
+            </w:r>
+          </w:p>
+          <w:p>
+            <w:pPr>
+              <w:spacing w:line="360" w:lineRule="auto"/>
+              <w:ind w:left="720"/>
+              <w:contextualSpacing/>
+              <w:jc w:val="both"/>
+              <w:rPr>
+                <w:rFonts w:ascii="Times New Roman" w:eastAsia="Calibri" w:hAnsi="Times New Roman" w:cs="Times New Roman"/>
+                <w:sz w:val="26"/>
+                <w:szCs w:val="26"/>
+              </w:rPr>
+            </w:pPr>
+            <w:r>
+              <w:rPr>
+                <w:rFonts w:ascii="Times New Roman" w:eastAsia="Calibri" w:hAnsi="Times New Roman" w:cs="Times New Roman"/>
+                <w:sz w:val="26"/>
+                <w:szCs w:val="26"/>
+              </w:rPr>
+              <w:t>+ khi người dung nhạpa thông tin không hợp lệ , hệ thống thông báo”Thông tin không hợp lệ” không lưu thông tin vào hệ thống.</w:t>
             </w:r>
           </w:p>
         </w:tc>
@@ -8354,10 +8883,6 @@
     </w:tbl>
     <w:p>
       <w:pPr>
-        <w:pStyle w:val="ListParagraph"/>
-        <w:spacing w:after="0" w:line="360" w:lineRule="auto"/>
-        <w:ind w:left="1440"/>
-        <w:jc w:val="both"/>
         <w:rPr>
           <w:rFonts w:ascii="Times New Roman" w:hAnsi="Times New Roman" w:cs="Times New Roman"/>
           <w:sz w:val="26"/>
@@ -8390,7 +8915,7 @@
         </w:rPr>
         <w:t xml:space="preserve"> </w:t>
       </w:r>
-      <w:bookmarkStart w:id="10" w:name="_Toc226809164"/>
+      <w:bookmarkStart w:id="10" w:name="_Toc226809165"/>
       <w:r>
         <w:rPr>
           <w:rFonts w:ascii="Times New Roman" w:hAnsi="Times New Roman" w:cs="Times New Roman"/>
@@ -8398,554 +8923,9 @@
           <w:sz w:val="26"/>
           <w:szCs w:val="26"/>
         </w:rPr>
-        <w:t>User story 4: Trang cá nhân</w:t>
+        <w:t>User story 5: Trang thông tin cá nhân</w:t>
       </w:r>
       <w:bookmarkEnd w:id="10"/>
-    </w:p>
-    <w:tbl>
-      <w:tblPr>
-        <w:tblStyle w:val="TableGrid"/>
-        <w:tblW w:w="0" w:type="auto"/>
-        <w:jc w:val="center"/>
-        <w:tblLook w:val="04A0" w:firstRow="1" w:lastRow="0" w:firstColumn="1" w:lastColumn="0" w:noHBand="0" w:noVBand="1"/>
-      </w:tblPr>
-      <w:tblGrid>
-        <w:gridCol w:w="2565"/>
-        <w:gridCol w:w="6497"/>
-      </w:tblGrid>
-      <w:tr>
-        <w:trPr>
-          <w:jc w:val="center"/>
-        </w:trPr>
-        <w:tc>
-          <w:tcPr>
-            <w:tcW w:w="9062" w:type="dxa"/>
-            <w:gridSpan w:val="2"/>
-            <w:tcBorders>
-              <w:top w:val="single" w:sz="4" w:space="0" w:color="auto"/>
-              <w:left w:val="single" w:sz="4" w:space="0" w:color="auto"/>
-              <w:bottom w:val="single" w:sz="4" w:space="0" w:color="auto"/>
-              <w:right w:val="single" w:sz="4" w:space="0" w:color="auto"/>
-            </w:tcBorders>
-            <w:shd w:val="clear" w:color="auto" w:fill="FFFFFF" w:themeFill="background1"/>
-            <w:hideMark/>
-          </w:tcPr>
-          <w:p>
-            <w:pPr>
-              <w:spacing w:line="360" w:lineRule="auto"/>
-              <w:contextualSpacing/>
-              <w:jc w:val="both"/>
-              <w:rPr>
-                <w:rFonts w:ascii="Times New Roman" w:eastAsia="Calibri" w:hAnsi="Times New Roman" w:cs="Times New Roman"/>
-                <w:bCs/>
-                <w:sz w:val="26"/>
-                <w:szCs w:val="26"/>
-              </w:rPr>
-            </w:pPr>
-            <w:r>
-              <w:rPr>
-                <w:rFonts w:ascii="Times New Roman" w:eastAsia="Calibri" w:hAnsi="Times New Roman" w:cs="Times New Roman"/>
-                <w:sz w:val="26"/>
-                <w:szCs w:val="26"/>
-              </w:rPr>
-              <w:t xml:space="preserve">Là </w:t>
-            </w:r>
-            <w:r>
-              <w:rPr>
-                <w:rFonts w:ascii="Times New Roman" w:eastAsia="Calibri" w:hAnsi="Times New Roman" w:cs="Times New Roman"/>
-                <w:b/>
-                <w:sz w:val="26"/>
-                <w:szCs w:val="26"/>
-              </w:rPr>
-              <w:t>Admin vị, nhân viên</w:t>
-            </w:r>
-            <w:r>
-              <w:rPr>
-                <w:rFonts w:ascii="Times New Roman" w:eastAsia="Calibri" w:hAnsi="Times New Roman" w:cs="Times New Roman"/>
-                <w:sz w:val="26"/>
-                <w:szCs w:val="26"/>
-              </w:rPr>
-              <w:t xml:space="preserve"> tôi </w:t>
-            </w:r>
-            <w:r>
-              <w:rPr>
-                <w:rFonts w:ascii="Times New Roman" w:eastAsia="Calibri" w:hAnsi="Times New Roman" w:cs="Times New Roman"/>
-                <w:b/>
-                <w:sz w:val="26"/>
-                <w:szCs w:val="26"/>
-              </w:rPr>
-              <w:t xml:space="preserve">muốn </w:t>
-            </w:r>
-            <w:r>
-              <w:rPr>
-                <w:rFonts w:ascii="Times New Roman" w:eastAsia="Calibri" w:hAnsi="Times New Roman" w:cs="Times New Roman"/>
-                <w:bCs/>
-                <w:sz w:val="26"/>
-                <w:szCs w:val="26"/>
-              </w:rPr>
-              <w:t xml:space="preserve">xem và cập nhật thông tin của bản thân trong hệ thống để đảm bảo thông tin luôn chính xác và được cập </w:t>
-            </w:r>
-          </w:p>
-        </w:tc>
-      </w:tr>
-      <w:tr>
-        <w:trPr>
-          <w:jc w:val="center"/>
-        </w:trPr>
-        <w:tc>
-          <w:tcPr>
-            <w:tcW w:w="2565" w:type="dxa"/>
-            <w:tcBorders>
-              <w:top w:val="single" w:sz="4" w:space="0" w:color="auto"/>
-              <w:left w:val="single" w:sz="4" w:space="0" w:color="auto"/>
-              <w:bottom w:val="single" w:sz="4" w:space="0" w:color="auto"/>
-              <w:right w:val="single" w:sz="4" w:space="0" w:color="auto"/>
-            </w:tcBorders>
-            <w:shd w:val="clear" w:color="auto" w:fill="DBE5F1"/>
-            <w:hideMark/>
-          </w:tcPr>
-          <w:p>
-            <w:pPr>
-              <w:spacing w:line="360" w:lineRule="auto"/>
-              <w:contextualSpacing/>
-              <w:jc w:val="both"/>
-              <w:rPr>
-                <w:rFonts w:ascii="Times New Roman" w:eastAsia="Calibri" w:hAnsi="Times New Roman" w:cs="Times New Roman"/>
-                <w:b/>
-                <w:sz w:val="26"/>
-                <w:szCs w:val="26"/>
-              </w:rPr>
-            </w:pPr>
-            <w:r>
-              <w:rPr>
-                <w:rFonts w:ascii="Times New Roman" w:eastAsia="Calibri" w:hAnsi="Times New Roman" w:cs="Times New Roman"/>
-                <w:b/>
-                <w:sz w:val="26"/>
-                <w:szCs w:val="26"/>
-              </w:rPr>
-              <w:t>Tác nhân</w:t>
-            </w:r>
-          </w:p>
-        </w:tc>
-        <w:tc>
-          <w:tcPr>
-            <w:tcW w:w="6497" w:type="dxa"/>
-            <w:tcBorders>
-              <w:top w:val="single" w:sz="4" w:space="0" w:color="auto"/>
-              <w:left w:val="single" w:sz="4" w:space="0" w:color="auto"/>
-              <w:bottom w:val="single" w:sz="4" w:space="0" w:color="auto"/>
-              <w:right w:val="single" w:sz="4" w:space="0" w:color="auto"/>
-            </w:tcBorders>
-            <w:hideMark/>
-          </w:tcPr>
-          <w:p>
-            <w:pPr>
-              <w:spacing w:line="360" w:lineRule="auto"/>
-              <w:contextualSpacing/>
-              <w:jc w:val="both"/>
-              <w:rPr>
-                <w:rFonts w:ascii="Times New Roman" w:eastAsia="Calibri" w:hAnsi="Times New Roman" w:cs="Times New Roman"/>
-                <w:sz w:val="26"/>
-                <w:szCs w:val="26"/>
-              </w:rPr>
-            </w:pPr>
-            <w:r>
-              <w:rPr>
-                <w:rFonts w:ascii="Times New Roman" w:eastAsia="Calibri" w:hAnsi="Times New Roman" w:cs="Times New Roman"/>
-                <w:sz w:val="26"/>
-                <w:szCs w:val="26"/>
-              </w:rPr>
-              <w:t>Admin, nhân viên</w:t>
-            </w:r>
-          </w:p>
-        </w:tc>
-      </w:tr>
-      <w:tr>
-        <w:trPr>
-          <w:jc w:val="center"/>
-        </w:trPr>
-        <w:tc>
-          <w:tcPr>
-            <w:tcW w:w="2565" w:type="dxa"/>
-            <w:tcBorders>
-              <w:top w:val="single" w:sz="4" w:space="0" w:color="auto"/>
-              <w:left w:val="single" w:sz="4" w:space="0" w:color="auto"/>
-              <w:bottom w:val="single" w:sz="4" w:space="0" w:color="auto"/>
-              <w:right w:val="single" w:sz="4" w:space="0" w:color="auto"/>
-            </w:tcBorders>
-            <w:shd w:val="clear" w:color="auto" w:fill="DBE5F1"/>
-            <w:hideMark/>
-          </w:tcPr>
-          <w:p>
-            <w:pPr>
-              <w:spacing w:line="360" w:lineRule="auto"/>
-              <w:contextualSpacing/>
-              <w:jc w:val="both"/>
-              <w:rPr>
-                <w:rFonts w:ascii="Times New Roman" w:eastAsia="Calibri" w:hAnsi="Times New Roman" w:cs="Times New Roman"/>
-                <w:b/>
-                <w:sz w:val="26"/>
-                <w:szCs w:val="26"/>
-              </w:rPr>
-            </w:pPr>
-            <w:r>
-              <w:rPr>
-                <w:rFonts w:ascii="Times New Roman" w:eastAsia="Calibri" w:hAnsi="Times New Roman" w:cs="Times New Roman"/>
-                <w:b/>
-                <w:sz w:val="26"/>
-                <w:szCs w:val="26"/>
-              </w:rPr>
-              <w:lastRenderedPageBreak/>
-              <w:t>Điều kiện tiên quyết</w:t>
-            </w:r>
-          </w:p>
-        </w:tc>
-        <w:tc>
-          <w:tcPr>
-            <w:tcW w:w="6497" w:type="dxa"/>
-            <w:tcBorders>
-              <w:top w:val="single" w:sz="4" w:space="0" w:color="auto"/>
-              <w:left w:val="single" w:sz="4" w:space="0" w:color="auto"/>
-              <w:bottom w:val="single" w:sz="4" w:space="0" w:color="auto"/>
-              <w:right w:val="single" w:sz="4" w:space="0" w:color="auto"/>
-            </w:tcBorders>
-            <w:hideMark/>
-          </w:tcPr>
-          <w:p>
-            <w:pPr>
-              <w:spacing w:line="360" w:lineRule="auto"/>
-              <w:contextualSpacing/>
-              <w:jc w:val="both"/>
-              <w:rPr>
-                <w:rFonts w:ascii="Times New Roman" w:eastAsia="Calibri" w:hAnsi="Times New Roman" w:cs="Times New Roman"/>
-                <w:sz w:val="26"/>
-                <w:szCs w:val="26"/>
-              </w:rPr>
-            </w:pPr>
-            <w:r>
-              <w:rPr>
-                <w:rFonts w:ascii="Times New Roman" w:eastAsia="Calibri" w:hAnsi="Times New Roman" w:cs="Times New Roman"/>
-                <w:sz w:val="26"/>
-                <w:szCs w:val="26"/>
-              </w:rPr>
-              <w:t>Người dùng phải có tài khoản trong hệ thống</w:t>
-            </w:r>
-          </w:p>
-        </w:tc>
-      </w:tr>
-      <w:tr>
-        <w:trPr>
-          <w:jc w:val="center"/>
-        </w:trPr>
-        <w:tc>
-          <w:tcPr>
-            <w:tcW w:w="9062" w:type="dxa"/>
-            <w:gridSpan w:val="2"/>
-            <w:tcBorders>
-              <w:top w:val="single" w:sz="4" w:space="0" w:color="auto"/>
-              <w:left w:val="single" w:sz="4" w:space="0" w:color="auto"/>
-              <w:bottom w:val="single" w:sz="4" w:space="0" w:color="auto"/>
-              <w:right w:val="single" w:sz="4" w:space="0" w:color="auto"/>
-            </w:tcBorders>
-            <w:hideMark/>
-          </w:tcPr>
-          <w:p>
-            <w:pPr>
-              <w:spacing w:line="360" w:lineRule="auto"/>
-              <w:contextualSpacing/>
-              <w:jc w:val="both"/>
-              <w:rPr>
-                <w:rFonts w:ascii="Times New Roman" w:eastAsia="Calibri" w:hAnsi="Times New Roman" w:cs="Times New Roman"/>
-                <w:sz w:val="26"/>
-                <w:szCs w:val="26"/>
-              </w:rPr>
-            </w:pPr>
-            <w:r>
-              <w:rPr>
-                <w:rFonts w:ascii="Times New Roman" w:hAnsi="Times New Roman" w:cs="Times New Roman"/>
-                <w:b/>
-                <w:sz w:val="26"/>
-                <w:szCs w:val="26"/>
-              </w:rPr>
-              <w:t>Tiêu chí chấp nhận:</w:t>
-            </w:r>
-          </w:p>
-          <w:p>
-            <w:pPr>
-              <w:numPr>
-                <w:ilvl w:val="0"/>
-                <w:numId w:val="3"/>
-              </w:numPr>
-              <w:spacing w:line="360" w:lineRule="auto"/>
-              <w:contextualSpacing/>
-              <w:jc w:val="both"/>
-              <w:rPr>
-                <w:rFonts w:ascii="Times New Roman" w:eastAsia="Calibri" w:hAnsi="Times New Roman" w:cs="Times New Roman"/>
-                <w:sz w:val="26"/>
-                <w:szCs w:val="26"/>
-              </w:rPr>
-            </w:pPr>
-            <w:r>
-              <w:rPr>
-                <w:rFonts w:ascii="Times New Roman" w:eastAsia="Calibri" w:hAnsi="Times New Roman" w:cs="Times New Roman"/>
-                <w:sz w:val="26"/>
-                <w:szCs w:val="26"/>
-              </w:rPr>
-              <w:t>Khi đăng nhập vào hệ thống thì người muốn xem trang cá nhân thì kích vào avatar chọn trang cá nhân để vào trang cá nhân</w:t>
-            </w:r>
-          </w:p>
-          <w:p>
-            <w:pPr>
-              <w:numPr>
-                <w:ilvl w:val="0"/>
-                <w:numId w:val="3"/>
-              </w:numPr>
-              <w:spacing w:line="360" w:lineRule="auto"/>
-              <w:contextualSpacing/>
-              <w:jc w:val="both"/>
-              <w:rPr>
-                <w:rFonts w:ascii="Times New Roman" w:eastAsia="Calibri" w:hAnsi="Times New Roman" w:cs="Times New Roman"/>
-                <w:sz w:val="26"/>
-                <w:szCs w:val="26"/>
-              </w:rPr>
-            </w:pPr>
-            <w:r>
-              <w:rPr>
-                <w:rFonts w:ascii="Times New Roman" w:eastAsia="Calibri" w:hAnsi="Times New Roman" w:cs="Times New Roman"/>
-                <w:sz w:val="26"/>
-                <w:szCs w:val="26"/>
-              </w:rPr>
-              <w:t>Hệ thống Chuyển người dùng đến trang cá nhân</w:t>
-            </w:r>
-          </w:p>
-          <w:p>
-            <w:pPr>
-              <w:numPr>
-                <w:ilvl w:val="0"/>
-                <w:numId w:val="3"/>
-              </w:numPr>
-              <w:spacing w:line="360" w:lineRule="auto"/>
-              <w:contextualSpacing/>
-              <w:jc w:val="both"/>
-              <w:rPr>
-                <w:rFonts w:ascii="Times New Roman" w:eastAsia="Calibri" w:hAnsi="Times New Roman" w:cs="Times New Roman"/>
-                <w:sz w:val="26"/>
-                <w:szCs w:val="26"/>
-              </w:rPr>
-            </w:pPr>
-            <w:r>
-              <w:rPr>
-                <w:rFonts w:ascii="Times New Roman" w:eastAsia="Calibri" w:hAnsi="Times New Roman" w:cs="Times New Roman"/>
-                <w:sz w:val="26"/>
-                <w:szCs w:val="26"/>
-              </w:rPr>
-              <w:t xml:space="preserve">Trang cá nhân người dùng có thể xem thông tin cá nhân </w:t>
-            </w:r>
-          </w:p>
-          <w:p>
-            <w:pPr>
-              <w:numPr>
-                <w:ilvl w:val="0"/>
-                <w:numId w:val="3"/>
-              </w:numPr>
-              <w:spacing w:line="360" w:lineRule="auto"/>
-              <w:contextualSpacing/>
-              <w:jc w:val="both"/>
-              <w:rPr>
-                <w:rFonts w:ascii="Times New Roman" w:eastAsia="Calibri" w:hAnsi="Times New Roman" w:cs="Times New Roman"/>
-                <w:sz w:val="26"/>
-                <w:szCs w:val="26"/>
-              </w:rPr>
-            </w:pPr>
-            <w:r>
-              <w:rPr>
-                <w:rFonts w:ascii="Times New Roman" w:eastAsia="Calibri" w:hAnsi="Times New Roman" w:cs="Times New Roman"/>
-                <w:sz w:val="26"/>
-                <w:szCs w:val="26"/>
-              </w:rPr>
-              <w:t>Người dùng cập nhật thông tin cá nhân</w:t>
-            </w:r>
-          </w:p>
-          <w:p>
-            <w:pPr>
-              <w:spacing w:line="360" w:lineRule="auto"/>
-              <w:ind w:left="720"/>
-              <w:contextualSpacing/>
-              <w:jc w:val="both"/>
-              <w:rPr>
-                <w:rFonts w:ascii="Times New Roman" w:eastAsia="Calibri" w:hAnsi="Times New Roman" w:cs="Times New Roman"/>
-                <w:sz w:val="26"/>
-                <w:szCs w:val="26"/>
-              </w:rPr>
-            </w:pPr>
-            <w:r>
-              <w:rPr>
-                <w:rFonts w:ascii="Times New Roman" w:eastAsia="Calibri" w:hAnsi="Times New Roman" w:cs="Times New Roman"/>
-                <w:sz w:val="26"/>
-                <w:szCs w:val="26"/>
-              </w:rPr>
-              <w:t xml:space="preserve">+ khi người dùng nhập thông tin hợp lệ và nhấn </w:t>
-            </w:r>
-            <w:proofErr w:type="gramStart"/>
-            <w:r>
-              <w:rPr>
-                <w:rFonts w:ascii="Times New Roman" w:eastAsia="Calibri" w:hAnsi="Times New Roman" w:cs="Times New Roman"/>
-                <w:sz w:val="26"/>
-                <w:szCs w:val="26"/>
-              </w:rPr>
-              <w:t>lưu,hệ</w:t>
-            </w:r>
-            <w:proofErr w:type="gramEnd"/>
-            <w:r>
-              <w:rPr>
-                <w:rFonts w:ascii="Times New Roman" w:eastAsia="Calibri" w:hAnsi="Times New Roman" w:cs="Times New Roman"/>
-                <w:sz w:val="26"/>
-                <w:szCs w:val="26"/>
-              </w:rPr>
-              <w:t xml:space="preserve"> thống thông báo “Cập nhật thành công” và lưu dữ liệu vào hệ thống.</w:t>
-            </w:r>
-          </w:p>
-          <w:p>
-            <w:pPr>
-              <w:spacing w:line="360" w:lineRule="auto"/>
-              <w:ind w:left="720"/>
-              <w:contextualSpacing/>
-              <w:jc w:val="both"/>
-              <w:rPr>
-                <w:rFonts w:ascii="Times New Roman" w:eastAsia="Calibri" w:hAnsi="Times New Roman" w:cs="Times New Roman"/>
-                <w:sz w:val="26"/>
-                <w:szCs w:val="26"/>
-              </w:rPr>
-            </w:pPr>
-            <w:r>
-              <w:rPr>
-                <w:rFonts w:ascii="Times New Roman" w:eastAsia="Calibri" w:hAnsi="Times New Roman" w:cs="Times New Roman"/>
-                <w:sz w:val="26"/>
-                <w:szCs w:val="26"/>
-              </w:rPr>
-              <w:t>+ khi người dung nhạpa thông tin không hợp lệ , hệ thống thông báo”Thông tin không hợp lệ” không lưu thông tin vào hệ thống.</w:t>
-            </w:r>
-          </w:p>
-        </w:tc>
-      </w:tr>
-      <w:tr>
-        <w:trPr>
-          <w:jc w:val="center"/>
-        </w:trPr>
-        <w:tc>
-          <w:tcPr>
-            <w:tcW w:w="2565" w:type="dxa"/>
-            <w:tcBorders>
-              <w:top w:val="single" w:sz="4" w:space="0" w:color="auto"/>
-              <w:left w:val="single" w:sz="4" w:space="0" w:color="auto"/>
-              <w:bottom w:val="single" w:sz="4" w:space="0" w:color="auto"/>
-              <w:right w:val="single" w:sz="4" w:space="0" w:color="auto"/>
-            </w:tcBorders>
-            <w:shd w:val="clear" w:color="auto" w:fill="DBE5F1"/>
-            <w:hideMark/>
-          </w:tcPr>
-          <w:p>
-            <w:pPr>
-              <w:spacing w:line="360" w:lineRule="auto"/>
-              <w:contextualSpacing/>
-              <w:jc w:val="both"/>
-              <w:rPr>
-                <w:rFonts w:ascii="Times New Roman" w:eastAsia="Calibri" w:hAnsi="Times New Roman" w:cs="Times New Roman"/>
-                <w:b/>
-                <w:sz w:val="26"/>
-                <w:szCs w:val="26"/>
-              </w:rPr>
-            </w:pPr>
-            <w:r>
-              <w:rPr>
-                <w:rFonts w:ascii="Times New Roman" w:eastAsia="Calibri" w:hAnsi="Times New Roman" w:cs="Times New Roman"/>
-                <w:b/>
-                <w:sz w:val="26"/>
-                <w:szCs w:val="26"/>
-              </w:rPr>
-              <w:t>Điều kiện ràng buộc</w:t>
-            </w:r>
-          </w:p>
-        </w:tc>
-        <w:tc>
-          <w:tcPr>
-            <w:tcW w:w="6497" w:type="dxa"/>
-            <w:tcBorders>
-              <w:top w:val="single" w:sz="4" w:space="0" w:color="auto"/>
-              <w:left w:val="single" w:sz="4" w:space="0" w:color="auto"/>
-              <w:bottom w:val="single" w:sz="4" w:space="0" w:color="auto"/>
-              <w:right w:val="single" w:sz="4" w:space="0" w:color="auto"/>
-            </w:tcBorders>
-            <w:hideMark/>
-          </w:tcPr>
-          <w:p>
-            <w:pPr>
-              <w:spacing w:line="360" w:lineRule="auto"/>
-              <w:contextualSpacing/>
-              <w:jc w:val="both"/>
-              <w:rPr>
-                <w:rFonts w:ascii="Times New Roman" w:eastAsia="Calibri" w:hAnsi="Times New Roman" w:cs="Times New Roman"/>
-                <w:sz w:val="26"/>
-                <w:szCs w:val="26"/>
-              </w:rPr>
-            </w:pPr>
-            <w:r>
-              <w:rPr>
-                <w:rFonts w:ascii="Times New Roman" w:eastAsia="Calibri" w:hAnsi="Times New Roman" w:cs="Times New Roman"/>
-                <w:sz w:val="26"/>
-                <w:szCs w:val="26"/>
-              </w:rPr>
-              <w:t>Account phải tồn tại trong hệ thống</w:t>
-            </w:r>
-          </w:p>
-        </w:tc>
-      </w:tr>
-    </w:tbl>
-    <w:p>
-      <w:pPr>
-        <w:rPr>
-          <w:rFonts w:ascii="Times New Roman" w:hAnsi="Times New Roman" w:cs="Times New Roman"/>
-          <w:sz w:val="26"/>
-          <w:szCs w:val="26"/>
-        </w:rPr>
-      </w:pPr>
-    </w:p>
-    <w:p>
-      <w:pPr>
-        <w:pStyle w:val="Heading2"/>
-        <w:numPr>
-          <w:ilvl w:val="1"/>
-          <w:numId w:val="35"/>
-        </w:numPr>
-        <w:spacing w:before="0" w:line="360" w:lineRule="auto"/>
-        <w:jc w:val="both"/>
-        <w:rPr>
-          <w:rFonts w:ascii="Times New Roman" w:hAnsi="Times New Roman" w:cs="Times New Roman"/>
-          <w:color w:val="auto"/>
-          <w:sz w:val="26"/>
-          <w:szCs w:val="26"/>
-        </w:rPr>
-      </w:pPr>
-      <w:r>
-        <w:rPr>
-          <w:rFonts w:ascii="Times New Roman" w:hAnsi="Times New Roman" w:cs="Times New Roman"/>
-          <w:color w:val="auto"/>
-          <w:sz w:val="26"/>
-          <w:szCs w:val="26"/>
-        </w:rPr>
-        <w:t xml:space="preserve"> </w:t>
-      </w:r>
-      <w:bookmarkStart w:id="11" w:name="_Toc226809165"/>
-      <w:r>
-        <w:rPr>
-          <w:rFonts w:ascii="Times New Roman" w:hAnsi="Times New Roman" w:cs="Times New Roman"/>
-          <w:color w:val="auto"/>
-          <w:sz w:val="26"/>
-          <w:szCs w:val="26"/>
-        </w:rPr>
-        <w:t>User story 5: Trang thông tin cá nhân</w:t>
-      </w:r>
-      <w:bookmarkEnd w:id="11"/>
       <w:r>
         <w:rPr>
           <w:rFonts w:ascii="Times New Roman" w:hAnsi="Times New Roman" w:cs="Times New Roman"/>
@@ -9545,7 +9525,7 @@
         </w:rPr>
         <w:t xml:space="preserve"> </w:t>
       </w:r>
-      <w:bookmarkStart w:id="12" w:name="_Toc226809166"/>
+      <w:bookmarkStart w:id="11" w:name="_Toc226809166"/>
       <w:r>
         <w:rPr>
           <w:rFonts w:ascii="Times New Roman" w:hAnsi="Times New Roman" w:cs="Times New Roman"/>
@@ -9554,6 +9534,477 @@
           <w:szCs w:val="26"/>
         </w:rPr>
         <w:t>User story 6: Lịch sử chấm công</w:t>
+      </w:r>
+      <w:bookmarkEnd w:id="11"/>
+    </w:p>
+    <w:tbl>
+      <w:tblPr>
+        <w:tblStyle w:val="TableGrid"/>
+        <w:tblW w:w="0" w:type="auto"/>
+        <w:jc w:val="center"/>
+        <w:tblLook w:val="04A0" w:firstRow="1" w:lastRow="0" w:firstColumn="1" w:lastColumn="0" w:noHBand="0" w:noVBand="1"/>
+      </w:tblPr>
+      <w:tblGrid>
+        <w:gridCol w:w="2565"/>
+        <w:gridCol w:w="6497"/>
+      </w:tblGrid>
+      <w:tr>
+        <w:trPr>
+          <w:jc w:val="center"/>
+        </w:trPr>
+        <w:tc>
+          <w:tcPr>
+            <w:tcW w:w="9062" w:type="dxa"/>
+            <w:gridSpan w:val="2"/>
+          </w:tcPr>
+          <w:p>
+            <w:pPr>
+              <w:spacing w:line="360" w:lineRule="auto"/>
+              <w:contextualSpacing/>
+              <w:jc w:val="both"/>
+              <w:rPr>
+                <w:rFonts w:ascii="Times New Roman" w:eastAsia="Calibri" w:hAnsi="Times New Roman" w:cs="Times New Roman"/>
+                <w:sz w:val="26"/>
+                <w:szCs w:val="26"/>
+              </w:rPr>
+            </w:pPr>
+            <w:r>
+              <w:rPr>
+                <w:rFonts w:ascii="Times New Roman" w:eastAsia="Calibri" w:hAnsi="Times New Roman" w:cs="Times New Roman"/>
+                <w:b/>
+                <w:bCs/>
+                <w:sz w:val="26"/>
+                <w:szCs w:val="26"/>
+              </w:rPr>
+              <w:t>Là</w:t>
+            </w:r>
+            <w:r>
+              <w:rPr>
+                <w:rFonts w:ascii="Times New Roman" w:eastAsia="Calibri" w:hAnsi="Times New Roman" w:cs="Times New Roman"/>
+                <w:bCs/>
+                <w:sz w:val="26"/>
+                <w:szCs w:val="26"/>
+              </w:rPr>
+              <w:t xml:space="preserve"> Nhân viên, tôi </w:t>
+            </w:r>
+            <w:r>
+              <w:rPr>
+                <w:rFonts w:ascii="Times New Roman" w:eastAsia="Calibri" w:hAnsi="Times New Roman" w:cs="Times New Roman"/>
+                <w:b/>
+                <w:bCs/>
+                <w:sz w:val="26"/>
+                <w:szCs w:val="26"/>
+              </w:rPr>
+              <w:t>muốn</w:t>
+            </w:r>
+            <w:r>
+              <w:rPr>
+                <w:rFonts w:ascii="Times New Roman" w:eastAsia="Calibri" w:hAnsi="Times New Roman" w:cs="Times New Roman"/>
+                <w:bCs/>
+                <w:sz w:val="26"/>
+                <w:szCs w:val="26"/>
+              </w:rPr>
+              <w:t xml:space="preserve"> xem và theo dõi lịch sử chấm công </w:t>
+            </w:r>
+            <w:r>
+              <w:rPr>
+                <w:rFonts w:ascii="Times New Roman" w:eastAsia="Calibri" w:hAnsi="Times New Roman" w:cs="Times New Roman"/>
+                <w:b/>
+                <w:bCs/>
+                <w:sz w:val="26"/>
+                <w:szCs w:val="26"/>
+              </w:rPr>
+              <w:t>để</w:t>
+            </w:r>
+            <w:r>
+              <w:rPr>
+                <w:rFonts w:ascii="Times New Roman" w:eastAsia="Calibri" w:hAnsi="Times New Roman" w:cs="Times New Roman"/>
+                <w:bCs/>
+                <w:sz w:val="26"/>
+                <w:szCs w:val="26"/>
+              </w:rPr>
+              <w:t xml:space="preserve"> kiểm tra thời gian làm việc của mình.</w:t>
+            </w:r>
+          </w:p>
+        </w:tc>
+      </w:tr>
+      <w:tr>
+        <w:trPr>
+          <w:jc w:val="center"/>
+        </w:trPr>
+        <w:tc>
+          <w:tcPr>
+            <w:tcW w:w="2565" w:type="dxa"/>
+            <w:shd w:val="clear" w:color="auto" w:fill="DBE5F1"/>
+          </w:tcPr>
+          <w:p>
+            <w:pPr>
+              <w:spacing w:line="360" w:lineRule="auto"/>
+              <w:contextualSpacing/>
+              <w:jc w:val="both"/>
+              <w:rPr>
+                <w:rFonts w:ascii="Times New Roman" w:eastAsia="Calibri" w:hAnsi="Times New Roman" w:cs="Times New Roman"/>
+                <w:b/>
+                <w:sz w:val="26"/>
+                <w:szCs w:val="26"/>
+              </w:rPr>
+            </w:pPr>
+            <w:r>
+              <w:rPr>
+                <w:rFonts w:ascii="Times New Roman" w:eastAsia="Calibri" w:hAnsi="Times New Roman" w:cs="Times New Roman"/>
+                <w:b/>
+                <w:sz w:val="26"/>
+                <w:szCs w:val="26"/>
+              </w:rPr>
+              <w:t>Tác nhân</w:t>
+            </w:r>
+          </w:p>
+        </w:tc>
+        <w:tc>
+          <w:tcPr>
+            <w:tcW w:w="6497" w:type="dxa"/>
+          </w:tcPr>
+          <w:p>
+            <w:pPr>
+              <w:spacing w:line="360" w:lineRule="auto"/>
+              <w:contextualSpacing/>
+              <w:jc w:val="both"/>
+              <w:rPr>
+                <w:rFonts w:ascii="Times New Roman" w:eastAsia="Calibri" w:hAnsi="Times New Roman" w:cs="Times New Roman"/>
+                <w:sz w:val="26"/>
+                <w:szCs w:val="26"/>
+              </w:rPr>
+            </w:pPr>
+            <w:r>
+              <w:rPr>
+                <w:rFonts w:ascii="Times New Roman" w:eastAsia="Calibri" w:hAnsi="Times New Roman" w:cs="Times New Roman"/>
+                <w:sz w:val="26"/>
+                <w:szCs w:val="26"/>
+              </w:rPr>
+              <w:t>Nhân viên</w:t>
+            </w:r>
+          </w:p>
+        </w:tc>
+      </w:tr>
+      <w:tr>
+        <w:trPr>
+          <w:jc w:val="center"/>
+        </w:trPr>
+        <w:tc>
+          <w:tcPr>
+            <w:tcW w:w="2565" w:type="dxa"/>
+            <w:shd w:val="clear" w:color="auto" w:fill="DBE5F1"/>
+          </w:tcPr>
+          <w:p>
+            <w:pPr>
+              <w:spacing w:line="360" w:lineRule="auto"/>
+              <w:contextualSpacing/>
+              <w:jc w:val="both"/>
+              <w:rPr>
+                <w:rFonts w:ascii="Times New Roman" w:eastAsia="Calibri" w:hAnsi="Times New Roman" w:cs="Times New Roman"/>
+                <w:b/>
+                <w:sz w:val="26"/>
+                <w:szCs w:val="26"/>
+              </w:rPr>
+            </w:pPr>
+            <w:r>
+              <w:rPr>
+                <w:rFonts w:ascii="Times New Roman" w:eastAsia="Calibri" w:hAnsi="Times New Roman" w:cs="Times New Roman"/>
+                <w:b/>
+                <w:sz w:val="26"/>
+                <w:szCs w:val="26"/>
+              </w:rPr>
+              <w:t>Điều kiện tiên quyết</w:t>
+            </w:r>
+          </w:p>
+        </w:tc>
+        <w:tc>
+          <w:tcPr>
+            <w:tcW w:w="6497" w:type="dxa"/>
+          </w:tcPr>
+          <w:p>
+            <w:pPr>
+              <w:spacing w:line="360" w:lineRule="auto"/>
+              <w:contextualSpacing/>
+              <w:jc w:val="both"/>
+              <w:rPr>
+                <w:rFonts w:ascii="Times New Roman" w:eastAsia="Calibri" w:hAnsi="Times New Roman" w:cs="Times New Roman"/>
+                <w:sz w:val="26"/>
+                <w:szCs w:val="26"/>
+              </w:rPr>
+            </w:pPr>
+            <w:r>
+              <w:rPr>
+                <w:rFonts w:ascii="Times New Roman" w:eastAsia="Calibri" w:hAnsi="Times New Roman" w:cs="Times New Roman"/>
+                <w:sz w:val="26"/>
+                <w:szCs w:val="26"/>
+              </w:rPr>
+              <w:t>Đăng nhập thành công vào hệ thống.</w:t>
+            </w:r>
+          </w:p>
+          <w:p>
+            <w:pPr>
+              <w:spacing w:line="360" w:lineRule="auto"/>
+              <w:contextualSpacing/>
+              <w:jc w:val="both"/>
+              <w:rPr>
+                <w:rFonts w:ascii="Times New Roman" w:eastAsia="Calibri" w:hAnsi="Times New Roman" w:cs="Times New Roman"/>
+                <w:sz w:val="26"/>
+                <w:szCs w:val="26"/>
+              </w:rPr>
+            </w:pPr>
+            <w:r>
+              <w:rPr>
+                <w:rFonts w:ascii="Times New Roman" w:eastAsia="Calibri" w:hAnsi="Times New Roman" w:cs="Times New Roman"/>
+                <w:sz w:val="26"/>
+                <w:szCs w:val="26"/>
+              </w:rPr>
+              <w:t>Nhân viên đã tồn tại trong hệ thống.</w:t>
+            </w:r>
+          </w:p>
+        </w:tc>
+      </w:tr>
+      <w:tr>
+        <w:trPr>
+          <w:jc w:val="center"/>
+        </w:trPr>
+        <w:tc>
+          <w:tcPr>
+            <w:tcW w:w="9062" w:type="dxa"/>
+            <w:gridSpan w:val="2"/>
+          </w:tcPr>
+          <w:p>
+            <w:pPr>
+              <w:spacing w:line="360" w:lineRule="auto"/>
+              <w:contextualSpacing/>
+              <w:jc w:val="both"/>
+              <w:rPr>
+                <w:rFonts w:ascii="Times New Roman" w:eastAsia="Calibri" w:hAnsi="Times New Roman" w:cs="Times New Roman"/>
+                <w:i/>
+                <w:sz w:val="26"/>
+                <w:szCs w:val="26"/>
+              </w:rPr>
+            </w:pPr>
+            <w:r>
+              <w:rPr>
+                <w:rFonts w:ascii="Times New Roman" w:hAnsi="Times New Roman" w:cs="Times New Roman"/>
+                <w:b/>
+                <w:i/>
+                <w:sz w:val="26"/>
+                <w:szCs w:val="26"/>
+              </w:rPr>
+              <w:t>Tiêu chí chấp nhận:</w:t>
+            </w:r>
+          </w:p>
+          <w:p>
+            <w:pPr>
+              <w:numPr>
+                <w:ilvl w:val="0"/>
+                <w:numId w:val="3"/>
+              </w:numPr>
+              <w:spacing w:line="360" w:lineRule="auto"/>
+              <w:contextualSpacing/>
+              <w:jc w:val="both"/>
+              <w:rPr>
+                <w:rFonts w:ascii="Times New Roman" w:eastAsia="Calibri" w:hAnsi="Times New Roman" w:cs="Times New Roman"/>
+                <w:sz w:val="26"/>
+                <w:szCs w:val="26"/>
+              </w:rPr>
+            </w:pPr>
+            <w:r>
+              <w:rPr>
+                <w:rFonts w:ascii="Times New Roman" w:eastAsia="Calibri" w:hAnsi="Times New Roman" w:cs="Times New Roman"/>
+                <w:sz w:val="26"/>
+                <w:szCs w:val="26"/>
+              </w:rPr>
+              <w:t xml:space="preserve">Sau khi đăng nhập vào hệ thống, chọn mục </w:t>
+            </w:r>
+            <w:r>
+              <w:rPr>
+                <w:rFonts w:ascii="Times New Roman" w:eastAsia="Calibri" w:hAnsi="Times New Roman" w:cs="Times New Roman"/>
+                <w:i/>
+                <w:iCs/>
+                <w:sz w:val="26"/>
+                <w:szCs w:val="26"/>
+              </w:rPr>
+              <w:t>Chấm công</w:t>
+            </w:r>
+            <w:r>
+              <w:rPr>
+                <w:rFonts w:ascii="Times New Roman" w:eastAsia="Calibri" w:hAnsi="Times New Roman" w:cs="Times New Roman"/>
+                <w:sz w:val="26"/>
+                <w:szCs w:val="26"/>
+              </w:rPr>
+              <w:t>, để thực hiện:</w:t>
+            </w:r>
+          </w:p>
+          <w:p>
+            <w:pPr>
+              <w:spacing w:line="360" w:lineRule="auto"/>
+              <w:ind w:left="720"/>
+              <w:contextualSpacing/>
+              <w:jc w:val="both"/>
+              <w:rPr>
+                <w:rFonts w:ascii="Times New Roman" w:eastAsia="Calibri" w:hAnsi="Times New Roman" w:cs="Times New Roman"/>
+                <w:sz w:val="26"/>
+                <w:szCs w:val="26"/>
+              </w:rPr>
+            </w:pPr>
+            <w:r>
+              <w:rPr>
+                <w:rFonts w:ascii="Times New Roman" w:eastAsia="Calibri" w:hAnsi="Times New Roman" w:cs="Times New Roman"/>
+                <w:sz w:val="26"/>
+                <w:szCs w:val="26"/>
+              </w:rPr>
+              <w:t>+ Xem lịch sử chấm công theo ngày/tháng</w:t>
+            </w:r>
+          </w:p>
+          <w:p>
+            <w:pPr>
+              <w:spacing w:line="360" w:lineRule="auto"/>
+              <w:ind w:left="720"/>
+              <w:contextualSpacing/>
+              <w:jc w:val="both"/>
+              <w:rPr>
+                <w:rFonts w:ascii="Times New Roman" w:eastAsia="Calibri" w:hAnsi="Times New Roman" w:cs="Times New Roman"/>
+                <w:sz w:val="26"/>
+                <w:szCs w:val="26"/>
+              </w:rPr>
+            </w:pPr>
+            <w:r>
+              <w:rPr>
+                <w:rFonts w:ascii="Times New Roman" w:eastAsia="Calibri" w:hAnsi="Times New Roman" w:cs="Times New Roman"/>
+                <w:sz w:val="26"/>
+                <w:szCs w:val="26"/>
+              </w:rPr>
+              <w:t>+ Xem giờ vào, giờ ra</w:t>
+            </w:r>
+          </w:p>
+          <w:p>
+            <w:pPr>
+              <w:spacing w:line="360" w:lineRule="auto"/>
+              <w:ind w:left="720"/>
+              <w:contextualSpacing/>
+              <w:jc w:val="both"/>
+              <w:rPr>
+                <w:rFonts w:ascii="Times New Roman" w:eastAsia="Calibri" w:hAnsi="Times New Roman" w:cs="Times New Roman"/>
+                <w:sz w:val="26"/>
+                <w:szCs w:val="26"/>
+              </w:rPr>
+            </w:pPr>
+            <w:r>
+              <w:rPr>
+                <w:rFonts w:ascii="Times New Roman" w:eastAsia="Calibri" w:hAnsi="Times New Roman" w:cs="Times New Roman"/>
+                <w:sz w:val="26"/>
+                <w:szCs w:val="26"/>
+              </w:rPr>
+              <w:t>+ Xem tổng số ngày công</w:t>
+            </w:r>
+          </w:p>
+        </w:tc>
+      </w:tr>
+      <w:tr>
+        <w:trPr>
+          <w:jc w:val="center"/>
+        </w:trPr>
+        <w:tc>
+          <w:tcPr>
+            <w:tcW w:w="2565" w:type="dxa"/>
+            <w:shd w:val="clear" w:color="auto" w:fill="DBE5F1"/>
+          </w:tcPr>
+          <w:p>
+            <w:pPr>
+              <w:spacing w:line="360" w:lineRule="auto"/>
+              <w:contextualSpacing/>
+              <w:jc w:val="both"/>
+              <w:rPr>
+                <w:rFonts w:ascii="Times New Roman" w:eastAsia="Calibri" w:hAnsi="Times New Roman" w:cs="Times New Roman"/>
+                <w:b/>
+                <w:sz w:val="26"/>
+                <w:szCs w:val="26"/>
+              </w:rPr>
+            </w:pPr>
+            <w:r>
+              <w:rPr>
+                <w:rFonts w:ascii="Times New Roman" w:eastAsia="Calibri" w:hAnsi="Times New Roman" w:cs="Times New Roman"/>
+                <w:b/>
+                <w:sz w:val="26"/>
+                <w:szCs w:val="26"/>
+              </w:rPr>
+              <w:t>Điều kiện ràng buộc</w:t>
+            </w:r>
+          </w:p>
+        </w:tc>
+        <w:tc>
+          <w:tcPr>
+            <w:tcW w:w="6497" w:type="dxa"/>
+          </w:tcPr>
+          <w:p>
+            <w:pPr>
+              <w:spacing w:line="360" w:lineRule="auto"/>
+              <w:contextualSpacing/>
+              <w:jc w:val="both"/>
+              <w:rPr>
+                <w:rFonts w:ascii="Times New Roman" w:eastAsia="Calibri" w:hAnsi="Times New Roman" w:cs="Times New Roman"/>
+                <w:sz w:val="26"/>
+                <w:szCs w:val="26"/>
+              </w:rPr>
+            </w:pPr>
+            <w:r>
+              <w:rPr>
+                <w:rFonts w:ascii="Times New Roman" w:eastAsia="Calibri" w:hAnsi="Times New Roman" w:cs="Times New Roman"/>
+                <w:sz w:val="26"/>
+                <w:szCs w:val="26"/>
+              </w:rPr>
+              <w:t>Account phải tồn tại trong hệ thống</w:t>
+            </w:r>
+          </w:p>
+        </w:tc>
+      </w:tr>
+    </w:tbl>
+    <w:p>
+      <w:pPr>
+        <w:rPr>
+          <w:rFonts w:ascii="Times New Roman" w:hAnsi="Times New Roman" w:cs="Times New Roman"/>
+          <w:sz w:val="26"/>
+          <w:szCs w:val="26"/>
+        </w:rPr>
+      </w:pPr>
+    </w:p>
+    <w:p>
+      <w:pPr>
+        <w:pStyle w:val="Heading2"/>
+        <w:numPr>
+          <w:ilvl w:val="1"/>
+          <w:numId w:val="35"/>
+        </w:numPr>
+        <w:spacing w:before="0" w:line="360" w:lineRule="auto"/>
+        <w:jc w:val="both"/>
+        <w:rPr>
+          <w:rFonts w:ascii="Times New Roman" w:hAnsi="Times New Roman" w:cs="Times New Roman"/>
+          <w:color w:val="auto"/>
+          <w:sz w:val="26"/>
+          <w:szCs w:val="26"/>
+        </w:rPr>
+      </w:pPr>
+      <w:r>
+        <w:rPr>
+          <w:rFonts w:ascii="Times New Roman" w:hAnsi="Times New Roman" w:cs="Times New Roman"/>
+          <w:color w:val="auto"/>
+          <w:sz w:val="26"/>
+          <w:szCs w:val="26"/>
+        </w:rPr>
+        <w:t xml:space="preserve"> </w:t>
+      </w:r>
+      <w:bookmarkStart w:id="12" w:name="_Toc226809167"/>
+      <w:r>
+        <w:rPr>
+          <w:rFonts w:ascii="Times New Roman" w:hAnsi="Times New Roman" w:cs="Times New Roman"/>
+          <w:color w:val="auto"/>
+          <w:sz w:val="26"/>
+          <w:szCs w:val="26"/>
+        </w:rPr>
+        <w:t>User story 7: Xin nghỉ phép</w:t>
       </w:r>
       <w:bookmarkEnd w:id="12"/>
     </w:p>
@@ -9624,7 +10075,7 @@
                 <w:sz w:val="26"/>
                 <w:szCs w:val="26"/>
               </w:rPr>
-              <w:t xml:space="preserve"> xem và theo dõi lịch sử chấm công </w:t>
+              <w:t xml:space="preserve"> tạo và theo dõi đơn xin nghỉ phép </w:t>
             </w:r>
             <w:r>
               <w:rPr>
@@ -9643,7 +10094,7 @@
                 <w:sz w:val="26"/>
                 <w:szCs w:val="26"/>
               </w:rPr>
-              <w:t xml:space="preserve"> kiểm tra thời gian làm việc của mình.</w:t>
+              <w:t xml:space="preserve"> quản lý thời gian nghỉ của mình.</w:t>
             </w:r>
           </w:p>
         </w:tc>
@@ -9762,26 +10213,6 @@
               <w:t>Đăng nhập thành công vào hệ thống.</w:t>
             </w:r>
           </w:p>
-          <w:p>
-            <w:pPr>
-              <w:spacing w:line="360" w:lineRule="auto"/>
-              <w:contextualSpacing/>
-              <w:jc w:val="both"/>
-              <w:rPr>
-                <w:rFonts w:ascii="Times New Roman" w:eastAsia="Calibri" w:hAnsi="Times New Roman" w:cs="Times New Roman"/>
-                <w:sz w:val="26"/>
-                <w:szCs w:val="26"/>
-              </w:rPr>
-            </w:pPr>
-            <w:r>
-              <w:rPr>
-                <w:rFonts w:ascii="Times New Roman" w:eastAsia="Calibri" w:hAnsi="Times New Roman" w:cs="Times New Roman"/>
-                <w:sz w:val="26"/>
-                <w:szCs w:val="26"/>
-              </w:rPr>
-              <w:t>Nhân viên đã tồn tại trong hệ thống.</w:t>
-            </w:r>
-          </w:p>
         </w:tc>
       </w:tr>
       <w:tr>
@@ -9847,7 +10278,7 @@
                 <w:sz w:val="26"/>
                 <w:szCs w:val="26"/>
               </w:rPr>
-              <w:t>Chấm công</w:t>
+              <w:t>Nghỉ phép</w:t>
             </w:r>
             <w:r>
               <w:rPr>
@@ -9876,7 +10307,7 @@
                 <w:sz w:val="26"/>
                 <w:szCs w:val="26"/>
               </w:rPr>
-              <w:t>+ Xem lịch sử chấm công theo ngày/tháng</w:t>
+              <w:t xml:space="preserve">+ Tạo đơn xin nghỉ phép </w:t>
             </w:r>
           </w:p>
           <w:p>
@@ -9897,7 +10328,7 @@
                 <w:sz w:val="26"/>
                 <w:szCs w:val="26"/>
               </w:rPr>
-              <w:t>+ Xem giờ vào, giờ ra</w:t>
+              <w:t>+ Xem danh sách đơn đã gửi</w:t>
             </w:r>
           </w:p>
           <w:p>
@@ -9918,7 +10349,65 @@
                 <w:sz w:val="26"/>
                 <w:szCs w:val="26"/>
               </w:rPr>
-              <w:t>+ Xem tổng số ngày công</w:t>
+              <w:t>+ Theo dõi trạng thái đơn (chờ duyệt, đã duyệt, bị từ chối)</w:t>
+            </w:r>
+          </w:p>
+          <w:p>
+            <w:pPr>
+              <w:spacing w:line="360" w:lineRule="auto"/>
+              <w:ind w:left="720"/>
+              <w:contextualSpacing/>
+              <w:jc w:val="both"/>
+              <w:rPr>
+                <w:rFonts w:ascii="Times New Roman" w:eastAsia="Calibri" w:hAnsi="Times New Roman" w:cs="Times New Roman"/>
+                <w:sz w:val="26"/>
+                <w:szCs w:val="26"/>
+              </w:rPr>
+            </w:pPr>
+            <w:r>
+              <w:rPr>
+                <w:rFonts w:ascii="Times New Roman" w:eastAsia="Calibri" w:hAnsi="Times New Roman" w:cs="Times New Roman"/>
+                <w:sz w:val="26"/>
+                <w:szCs w:val="26"/>
+              </w:rPr>
+              <w:t>+ Hủy đơn khi chưa được duyệt</w:t>
+            </w:r>
+          </w:p>
+          <w:p>
+            <w:pPr>
+              <w:spacing w:line="360" w:lineRule="auto"/>
+              <w:ind w:left="720"/>
+              <w:contextualSpacing/>
+              <w:jc w:val="both"/>
+              <w:rPr>
+                <w:rFonts w:ascii="Times New Roman" w:eastAsia="Calibri" w:hAnsi="Times New Roman" w:cs="Times New Roman"/>
+                <w:sz w:val="26"/>
+                <w:szCs w:val="26"/>
+              </w:rPr>
+            </w:pPr>
+            <w:r>
+              <w:rPr>
+                <w:rFonts w:ascii="Times New Roman" w:eastAsia="Calibri" w:hAnsi="Times New Roman" w:cs="Times New Roman"/>
+                <w:sz w:val="26"/>
+                <w:szCs w:val="26"/>
+              </w:rPr>
+              <w:t>+</w:t>
+            </w:r>
+            <w:r>
+              <w:rPr>
+                <w:rFonts w:ascii="Times New Roman" w:hAnsi="Times New Roman" w:cs="Times New Roman"/>
+                <w:sz w:val="26"/>
+                <w:szCs w:val="26"/>
+              </w:rPr>
+              <w:t xml:space="preserve"> </w:t>
+            </w:r>
+            <w:r>
+              <w:rPr>
+                <w:rFonts w:ascii="Times New Roman" w:eastAsia="Calibri" w:hAnsi="Times New Roman" w:cs="Times New Roman"/>
+                <w:sz w:val="26"/>
+                <w:szCs w:val="26"/>
+              </w:rPr>
+              <w:t>Xem số ngày phép còn lại</w:t>
             </w:r>
           </w:p>
         </w:tc>
@@ -10007,6 +10496,7 @@
           <w:szCs w:val="26"/>
         </w:rPr>
       </w:pPr>
+      <w:bookmarkStart w:id="13" w:name="_Toc226809168"/>
       <w:r>
         <w:rPr>
           <w:rFonts w:ascii="Times New Roman" w:hAnsi="Times New Roman" w:cs="Times New Roman"/>
@@ -10014,17 +10504,8 @@
           <w:sz w:val="26"/>
           <w:szCs w:val="26"/>
         </w:rPr>
-        <w:t xml:space="preserve"> </w:t>
-      </w:r>
-      <w:bookmarkStart w:id="13" w:name="_Toc226809167"/>
-      <w:r>
-        <w:rPr>
-          <w:rFonts w:ascii="Times New Roman" w:hAnsi="Times New Roman" w:cs="Times New Roman"/>
-          <w:color w:val="auto"/>
-          <w:sz w:val="26"/>
-          <w:szCs w:val="26"/>
-        </w:rPr>
-        <w:t>User story 7: Xin nghỉ phép</w:t>
+        <w:lastRenderedPageBreak/>
+        <w:t>User story 8: Xem lịch sử lương</w:t>
       </w:r>
       <w:bookmarkEnd w:id="13"/>
     </w:p>
@@ -10047,18 +10528,27 @@
           <w:tcPr>
             <w:tcW w:w="9062" w:type="dxa"/>
             <w:gridSpan w:val="2"/>
-          </w:tcPr>
-          <w:p>
-            <w:pPr>
-              <w:spacing w:line="360" w:lineRule="auto"/>
-              <w:contextualSpacing/>
-              <w:jc w:val="both"/>
-              <w:rPr>
-                <w:rFonts w:ascii="Times New Roman" w:eastAsia="Calibri" w:hAnsi="Times New Roman" w:cs="Times New Roman"/>
-                <w:sz w:val="26"/>
-                <w:szCs w:val="26"/>
-              </w:rPr>
-            </w:pPr>
+            <w:shd w:val="clear" w:color="auto" w:fill="FFFFFF" w:themeFill="background1"/>
+          </w:tcPr>
+          <w:p>
+            <w:pPr>
+              <w:spacing w:line="360" w:lineRule="auto"/>
+              <w:contextualSpacing/>
+              <w:jc w:val="both"/>
+              <w:rPr>
+                <w:rFonts w:ascii="Times New Roman" w:eastAsia="Calibri" w:hAnsi="Times New Roman" w:cs="Times New Roman"/>
+                <w:sz w:val="26"/>
+                <w:szCs w:val="26"/>
+              </w:rPr>
+            </w:pPr>
+            <w:r>
+              <w:rPr>
+                <w:rFonts w:ascii="Times New Roman" w:eastAsia="Calibri" w:hAnsi="Times New Roman" w:cs="Times New Roman"/>
+                <w:sz w:val="26"/>
+                <w:szCs w:val="26"/>
+              </w:rPr>
+              <w:t xml:space="preserve">Là </w:t>
+            </w:r>
             <w:r>
               <w:rPr>
                 <w:rFonts w:ascii="Times New Roman" w:eastAsia="Calibri" w:hAnsi="Times New Roman" w:cs="Times New Roman"/>
@@ -10067,54 +10557,15 @@
                 <w:sz w:val="26"/>
                 <w:szCs w:val="26"/>
               </w:rPr>
-              <w:t>Là</w:t>
-            </w:r>
-            <w:r>
-              <w:rPr>
-                <w:rFonts w:ascii="Times New Roman" w:eastAsia="Calibri" w:hAnsi="Times New Roman" w:cs="Times New Roman"/>
-                <w:bCs/>
-                <w:sz w:val="26"/>
-                <w:szCs w:val="26"/>
-              </w:rPr>
-              <w:t xml:space="preserve"> Nhân viên, tôi </w:t>
-            </w:r>
-            <w:r>
-              <w:rPr>
-                <w:rFonts w:ascii="Times New Roman" w:eastAsia="Calibri" w:hAnsi="Times New Roman" w:cs="Times New Roman"/>
-                <w:b/>
-                <w:bCs/>
-                <w:sz w:val="26"/>
-                <w:szCs w:val="26"/>
-              </w:rPr>
-              <w:t>muốn</w:t>
-            </w:r>
-            <w:r>
-              <w:rPr>
-                <w:rFonts w:ascii="Times New Roman" w:eastAsia="Calibri" w:hAnsi="Times New Roman" w:cs="Times New Roman"/>
-                <w:bCs/>
-                <w:sz w:val="26"/>
-                <w:szCs w:val="26"/>
-              </w:rPr>
-              <w:t xml:space="preserve"> tạo và theo dõi đơn xin nghỉ phép </w:t>
-            </w:r>
-            <w:r>
-              <w:rPr>
-                <w:rFonts w:ascii="Times New Roman" w:eastAsia="Calibri" w:hAnsi="Times New Roman" w:cs="Times New Roman"/>
-                <w:b/>
-                <w:bCs/>
-                <w:sz w:val="26"/>
-                <w:szCs w:val="26"/>
-              </w:rPr>
-              <w:t>để</w:t>
-            </w:r>
-            <w:r>
-              <w:rPr>
-                <w:rFonts w:ascii="Times New Roman" w:eastAsia="Calibri" w:hAnsi="Times New Roman" w:cs="Times New Roman"/>
-                <w:bCs/>
-                <w:sz w:val="26"/>
-                <w:szCs w:val="26"/>
-              </w:rPr>
-              <w:t xml:space="preserve"> quản lý thời gian nghỉ của mình.</w:t>
+              <w:t>nhân viên</w:t>
+            </w:r>
+            <w:r>
+              <w:rPr>
+                <w:rFonts w:ascii="Times New Roman" w:eastAsia="Calibri" w:hAnsi="Times New Roman" w:cs="Times New Roman"/>
+                <w:sz w:val="26"/>
+                <w:szCs w:val="26"/>
+              </w:rPr>
+              <w:t>, tôi muốn xem lịch sử lương để theo dõi thu nhập của mình theo từng tháng.</w:t>
             </w:r>
           </w:p>
         </w:tc>
@@ -10230,7 +10681,7 @@
                 <w:sz w:val="26"/>
                 <w:szCs w:val="26"/>
               </w:rPr>
-              <w:t>Đăng nhập thành công vào hệ thống.</w:t>
+              <w:t>Người dùng đã đăng nhập vào hệ thống</w:t>
             </w:r>
           </w:p>
         </w:tc>
@@ -10252,6 +10703,7 @@
               <w:rPr>
                 <w:rFonts w:ascii="Times New Roman" w:eastAsia="Calibri" w:hAnsi="Times New Roman" w:cs="Times New Roman"/>
                 <w:i/>
+                <w:iCs/>
                 <w:sz w:val="26"/>
                 <w:szCs w:val="26"/>
               </w:rPr>
@@ -10261,6 +10713,7 @@
                 <w:rFonts w:ascii="Times New Roman" w:hAnsi="Times New Roman" w:cs="Times New Roman"/>
                 <w:b/>
                 <w:i/>
+                <w:iCs/>
                 <w:sz w:val="26"/>
                 <w:szCs w:val="26"/>
               </w:rPr>
@@ -10273,161 +10726,192 @@
                 <w:ilvl w:val="0"/>
                 <w:numId w:val="3"/>
               </w:numPr>
-              <w:spacing w:line="360" w:lineRule="auto"/>
-              <w:contextualSpacing/>
-              <w:jc w:val="both"/>
-              <w:rPr>
-                <w:rFonts w:ascii="Times New Roman" w:eastAsia="Calibri" w:hAnsi="Times New Roman" w:cs="Times New Roman"/>
-                <w:sz w:val="26"/>
-                <w:szCs w:val="26"/>
-              </w:rPr>
-            </w:pPr>
-            <w:r>
-              <w:rPr>
-                <w:rFonts w:ascii="Times New Roman" w:eastAsia="Calibri" w:hAnsi="Times New Roman" w:cs="Times New Roman"/>
-                <w:sz w:val="26"/>
-                <w:szCs w:val="26"/>
-              </w:rPr>
-              <w:t xml:space="preserve">Sau khi đăng nhập vào hệ thống, chọn mục </w:t>
-            </w:r>
-            <w:r>
-              <w:rPr>
-                <w:rFonts w:ascii="Times New Roman" w:eastAsia="Calibri" w:hAnsi="Times New Roman" w:cs="Times New Roman"/>
-                <w:i/>
-                <w:iCs/>
-                <w:sz w:val="26"/>
-                <w:szCs w:val="26"/>
-              </w:rPr>
-              <w:t>Nghỉ phép</w:t>
-            </w:r>
-            <w:r>
-              <w:rPr>
-                <w:rFonts w:ascii="Times New Roman" w:eastAsia="Calibri" w:hAnsi="Times New Roman" w:cs="Times New Roman"/>
-                <w:sz w:val="26"/>
-                <w:szCs w:val="26"/>
-              </w:rPr>
-              <w:t>, để thực hiện:</w:t>
-            </w:r>
-          </w:p>
-          <w:p>
-            <w:pPr>
-              <w:spacing w:line="360" w:lineRule="auto"/>
-              <w:ind w:left="720"/>
-              <w:contextualSpacing/>
-              <w:jc w:val="both"/>
-              <w:rPr>
-                <w:rFonts w:ascii="Times New Roman" w:eastAsia="Calibri" w:hAnsi="Times New Roman" w:cs="Times New Roman"/>
-                <w:sz w:val="26"/>
-                <w:szCs w:val="26"/>
-              </w:rPr>
-            </w:pPr>
-            <w:r>
-              <w:rPr>
-                <w:rFonts w:ascii="Times New Roman" w:eastAsia="Calibri" w:hAnsi="Times New Roman" w:cs="Times New Roman"/>
-                <w:sz w:val="26"/>
-                <w:szCs w:val="26"/>
-              </w:rPr>
-              <w:t xml:space="preserve">+ Tạo đơn xin nghỉ phép </w:t>
-            </w:r>
-          </w:p>
-          <w:p>
-            <w:pPr>
-              <w:spacing w:line="360" w:lineRule="auto"/>
-              <w:ind w:left="720"/>
-              <w:contextualSpacing/>
-              <w:jc w:val="both"/>
-              <w:rPr>
-                <w:rFonts w:ascii="Times New Roman" w:eastAsia="Calibri" w:hAnsi="Times New Roman" w:cs="Times New Roman"/>
-                <w:sz w:val="26"/>
-                <w:szCs w:val="26"/>
-              </w:rPr>
-            </w:pPr>
-            <w:r>
-              <w:rPr>
-                <w:rFonts w:ascii="Times New Roman" w:eastAsia="Calibri" w:hAnsi="Times New Roman" w:cs="Times New Roman"/>
-                <w:sz w:val="26"/>
-                <w:szCs w:val="26"/>
-              </w:rPr>
-              <w:t>+ Xem danh sách đơn đã gửi</w:t>
-            </w:r>
-          </w:p>
-          <w:p>
-            <w:pPr>
-              <w:spacing w:line="360" w:lineRule="auto"/>
-              <w:ind w:left="720"/>
-              <w:contextualSpacing/>
-              <w:jc w:val="both"/>
-              <w:rPr>
-                <w:rFonts w:ascii="Times New Roman" w:eastAsia="Calibri" w:hAnsi="Times New Roman" w:cs="Times New Roman"/>
-                <w:sz w:val="26"/>
-                <w:szCs w:val="26"/>
-              </w:rPr>
-            </w:pPr>
-            <w:r>
-              <w:rPr>
-                <w:rFonts w:ascii="Times New Roman" w:eastAsia="Calibri" w:hAnsi="Times New Roman" w:cs="Times New Roman"/>
-                <w:sz w:val="26"/>
-                <w:szCs w:val="26"/>
-              </w:rPr>
-              <w:t>+ Theo dõi trạng thái đơn (chờ duyệt, đã duyệt, bị từ chối)</w:t>
-            </w:r>
-          </w:p>
-          <w:p>
-            <w:pPr>
-              <w:spacing w:line="360" w:lineRule="auto"/>
-              <w:ind w:left="720"/>
-              <w:contextualSpacing/>
-              <w:jc w:val="both"/>
-              <w:rPr>
-                <w:rFonts w:ascii="Times New Roman" w:eastAsia="Calibri" w:hAnsi="Times New Roman" w:cs="Times New Roman"/>
-                <w:sz w:val="26"/>
-                <w:szCs w:val="26"/>
-              </w:rPr>
-            </w:pPr>
-            <w:r>
-              <w:rPr>
-                <w:rFonts w:ascii="Times New Roman" w:eastAsia="Calibri" w:hAnsi="Times New Roman" w:cs="Times New Roman"/>
-                <w:sz w:val="26"/>
-                <w:szCs w:val="26"/>
-              </w:rPr>
-              <w:t>+ Hủy đơn khi chưa được duyệt</w:t>
-            </w:r>
-          </w:p>
-          <w:p>
-            <w:pPr>
-              <w:spacing w:line="360" w:lineRule="auto"/>
-              <w:ind w:left="720"/>
-              <w:contextualSpacing/>
-              <w:jc w:val="both"/>
-              <w:rPr>
-                <w:rFonts w:ascii="Times New Roman" w:eastAsia="Calibri" w:hAnsi="Times New Roman" w:cs="Times New Roman"/>
-                <w:sz w:val="26"/>
-                <w:szCs w:val="26"/>
-              </w:rPr>
-            </w:pPr>
-            <w:r>
-              <w:rPr>
-                <w:rFonts w:ascii="Times New Roman" w:eastAsia="Calibri" w:hAnsi="Times New Roman" w:cs="Times New Roman"/>
-                <w:sz w:val="26"/>
-                <w:szCs w:val="26"/>
-              </w:rPr>
-              <w:t>+</w:t>
-            </w:r>
-            <w:r>
-              <w:rPr>
-                <w:rFonts w:ascii="Times New Roman" w:hAnsi="Times New Roman" w:cs="Times New Roman"/>
-                <w:sz w:val="26"/>
-                <w:szCs w:val="26"/>
+              <w:tabs>
+                <w:tab w:val="num" w:pos="720"/>
+              </w:tabs>
+              <w:spacing w:line="360" w:lineRule="auto"/>
+              <w:contextualSpacing/>
+              <w:jc w:val="both"/>
+              <w:rPr>
+                <w:rFonts w:ascii="Times New Roman" w:hAnsi="Times New Roman" w:cs="Times New Roman"/>
+                <w:sz w:val="26"/>
+                <w:szCs w:val="26"/>
+                <w:lang w:val="vi-VN"/>
+              </w:rPr>
+            </w:pPr>
+            <w:r>
+              <w:rPr>
+                <w:rFonts w:ascii="Times New Roman" w:hAnsi="Times New Roman" w:cs="Times New Roman"/>
+                <w:sz w:val="26"/>
+                <w:szCs w:val="26"/>
+                <w:lang w:val="vi-VN"/>
+              </w:rPr>
+              <w:t xml:space="preserve">Sau khi đăng nhập vào hệ thống, người dùng chọn mục </w:t>
+            </w:r>
+            <w:r>
+              <w:rPr>
+                <w:rFonts w:ascii="Times New Roman" w:hAnsi="Times New Roman" w:cs="Times New Roman"/>
+                <w:b/>
+                <w:bCs/>
+                <w:sz w:val="26"/>
+                <w:szCs w:val="26"/>
+                <w:lang w:val="vi-VN"/>
+              </w:rPr>
+              <w:t>Lịch sử lương</w:t>
+            </w:r>
+            <w:r>
+              <w:rPr>
+                <w:rFonts w:ascii="Times New Roman" w:hAnsi="Times New Roman" w:cs="Times New Roman"/>
+                <w:sz w:val="26"/>
+                <w:szCs w:val="26"/>
+                <w:lang w:val="vi-VN"/>
               </w:rPr>
               <w:t xml:space="preserve"> </w:t>
             </w:r>
-            <w:r>
-              <w:rPr>
-                <w:rFonts w:ascii="Times New Roman" w:eastAsia="Calibri" w:hAnsi="Times New Roman" w:cs="Times New Roman"/>
-                <w:sz w:val="26"/>
-                <w:szCs w:val="26"/>
-              </w:rPr>
-              <w:t>Xem số ngày phép còn lại</w:t>
+          </w:p>
+          <w:p>
+            <w:pPr>
+              <w:numPr>
+                <w:ilvl w:val="0"/>
+                <w:numId w:val="3"/>
+              </w:numPr>
+              <w:tabs>
+                <w:tab w:val="num" w:pos="720"/>
+              </w:tabs>
+              <w:spacing w:line="360" w:lineRule="auto"/>
+              <w:contextualSpacing/>
+              <w:jc w:val="both"/>
+              <w:rPr>
+                <w:rFonts w:ascii="Times New Roman" w:hAnsi="Times New Roman" w:cs="Times New Roman"/>
+                <w:sz w:val="26"/>
+                <w:szCs w:val="26"/>
+                <w:lang w:val="vi-VN"/>
+              </w:rPr>
+            </w:pPr>
+            <w:r>
+              <w:rPr>
+                <w:rFonts w:ascii="Times New Roman" w:hAnsi="Times New Roman" w:cs="Times New Roman"/>
+                <w:sz w:val="26"/>
+                <w:szCs w:val="26"/>
+                <w:lang w:val="vi-VN"/>
+              </w:rPr>
+              <w:t xml:space="preserve">Hệ thống hiển thị danh sách lương theo từng tháng </w:t>
+            </w:r>
+          </w:p>
+          <w:p>
+            <w:pPr>
+              <w:numPr>
+                <w:ilvl w:val="0"/>
+                <w:numId w:val="3"/>
+              </w:numPr>
+              <w:tabs>
+                <w:tab w:val="num" w:pos="720"/>
+              </w:tabs>
+              <w:spacing w:line="360" w:lineRule="auto"/>
+              <w:contextualSpacing/>
+              <w:jc w:val="both"/>
+              <w:rPr>
+                <w:rFonts w:ascii="Times New Roman" w:hAnsi="Times New Roman" w:cs="Times New Roman"/>
+                <w:sz w:val="26"/>
+                <w:szCs w:val="26"/>
+                <w:lang w:val="vi-VN"/>
+              </w:rPr>
+            </w:pPr>
+            <w:r>
+              <w:rPr>
+                <w:rFonts w:ascii="Times New Roman" w:hAnsi="Times New Roman" w:cs="Times New Roman"/>
+                <w:sz w:val="26"/>
+                <w:szCs w:val="26"/>
+                <w:lang w:val="vi-VN"/>
+              </w:rPr>
+              <w:t xml:space="preserve">Mỗi bản ghi gồm: tháng, lương cơ bản, thưởng, khấu trừ, tổng lương </w:t>
+            </w:r>
+          </w:p>
+          <w:p>
+            <w:pPr>
+              <w:numPr>
+                <w:ilvl w:val="0"/>
+                <w:numId w:val="3"/>
+              </w:numPr>
+              <w:tabs>
+                <w:tab w:val="num" w:pos="720"/>
+              </w:tabs>
+              <w:spacing w:line="360" w:lineRule="auto"/>
+              <w:contextualSpacing/>
+              <w:jc w:val="both"/>
+              <w:rPr>
+                <w:rFonts w:ascii="Times New Roman" w:hAnsi="Times New Roman" w:cs="Times New Roman"/>
+                <w:sz w:val="26"/>
+                <w:szCs w:val="26"/>
+                <w:lang w:val="vi-VN"/>
+              </w:rPr>
+            </w:pPr>
+            <w:r>
+              <w:rPr>
+                <w:rFonts w:ascii="Times New Roman" w:hAnsi="Times New Roman" w:cs="Times New Roman"/>
+                <w:sz w:val="26"/>
+                <w:szCs w:val="26"/>
+                <w:lang w:val="vi-VN"/>
+              </w:rPr>
+              <w:t xml:space="preserve">Người dùng có thể xem chi tiết từng tháng </w:t>
+            </w:r>
+          </w:p>
+          <w:p>
+            <w:pPr>
+              <w:numPr>
+                <w:ilvl w:val="0"/>
+                <w:numId w:val="3"/>
+              </w:numPr>
+              <w:tabs>
+                <w:tab w:val="num" w:pos="720"/>
+              </w:tabs>
+              <w:spacing w:line="360" w:lineRule="auto"/>
+              <w:contextualSpacing/>
+              <w:jc w:val="both"/>
+              <w:rPr>
+                <w:rFonts w:ascii="Times New Roman" w:hAnsi="Times New Roman" w:cs="Times New Roman"/>
+                <w:sz w:val="26"/>
+                <w:szCs w:val="26"/>
+                <w:lang w:val="vi-VN"/>
+              </w:rPr>
+            </w:pPr>
+            <w:r>
+              <w:rPr>
+                <w:rFonts w:ascii="Times New Roman" w:hAnsi="Times New Roman" w:cs="Times New Roman"/>
+                <w:sz w:val="26"/>
+                <w:szCs w:val="26"/>
+                <w:lang w:val="vi-VN"/>
+              </w:rPr>
+              <w:t xml:space="preserve">Nếu không có dữ liệu lương </w:t>
+            </w:r>
+          </w:p>
+          <w:p>
+            <w:pPr>
+              <w:numPr>
+                <w:ilvl w:val="0"/>
+                <w:numId w:val="3"/>
+              </w:numPr>
+              <w:tabs>
+                <w:tab w:val="num" w:pos="720"/>
+              </w:tabs>
+              <w:spacing w:line="360" w:lineRule="auto"/>
+              <w:contextualSpacing/>
+              <w:jc w:val="both"/>
+              <w:rPr>
+                <w:rFonts w:ascii="Times New Roman" w:hAnsi="Times New Roman" w:cs="Times New Roman"/>
+                <w:sz w:val="26"/>
+                <w:szCs w:val="26"/>
+                <w:lang w:val="vi-VN"/>
+              </w:rPr>
+            </w:pPr>
+            <w:r>
+              <w:rPr>
+                <w:rFonts w:ascii="Times New Roman" w:hAnsi="Times New Roman" w:cs="Times New Roman"/>
+                <w:sz w:val="26"/>
+                <w:szCs w:val="26"/>
+                <w:lang w:val="vi-VN"/>
+              </w:rPr>
+              <w:t>Hệ thống hiển thị thông báo: “Chưa có dữ liệu lương.”</w:t>
             </w:r>
           </w:p>
         </w:tc>
@@ -10477,15 +10961,38 @@
                 <w:rFonts w:ascii="Times New Roman" w:eastAsia="Calibri" w:hAnsi="Times New Roman" w:cs="Times New Roman"/>
                 <w:sz w:val="26"/>
                 <w:szCs w:val="26"/>
-              </w:rPr>
-            </w:pPr>
-            <w:r>
-              <w:rPr>
-                <w:rFonts w:ascii="Times New Roman" w:eastAsia="Calibri" w:hAnsi="Times New Roman" w:cs="Times New Roman"/>
-                <w:sz w:val="26"/>
-                <w:szCs w:val="26"/>
-              </w:rPr>
-              <w:t>Account phải tồn tại trong hệ thống</w:t>
+                <w:lang w:val="vi-VN"/>
+              </w:rPr>
+            </w:pPr>
+            <w:r>
+              <w:rPr>
+                <w:rFonts w:ascii="Times New Roman" w:eastAsia="Calibri" w:hAnsi="Times New Roman" w:cs="Times New Roman"/>
+                <w:sz w:val="26"/>
+                <w:szCs w:val="26"/>
+                <w:lang w:val="vi-VN"/>
+              </w:rPr>
+              <w:t xml:space="preserve">Nhân viên chỉ được xem lương của chính mình </w:t>
+            </w:r>
+          </w:p>
+          <w:p>
+            <w:pPr>
+              <w:spacing w:line="360" w:lineRule="auto"/>
+              <w:contextualSpacing/>
+              <w:jc w:val="both"/>
+              <w:rPr>
+                <w:rFonts w:ascii="Times New Roman" w:eastAsia="Calibri" w:hAnsi="Times New Roman" w:cs="Times New Roman"/>
+                <w:sz w:val="26"/>
+                <w:szCs w:val="26"/>
+              </w:rPr>
+            </w:pPr>
+            <w:r>
+              <w:rPr>
+                <w:rFonts w:ascii="Times New Roman" w:eastAsia="Calibri" w:hAnsi="Times New Roman" w:cs="Times New Roman"/>
+                <w:sz w:val="26"/>
+                <w:szCs w:val="26"/>
+                <w:lang w:val="vi-VN"/>
+              </w:rPr>
+              <w:t>Dữ liệu lương phải tồn tại trong hệ thống</w:t>
             </w:r>
           </w:p>
         </w:tc>
@@ -10493,6 +11000,9 @@
     </w:tbl>
     <w:p>
       <w:pPr>
+        <w:spacing w:after="0" w:line="360" w:lineRule="auto"/>
+        <w:ind w:left="720"/>
+        <w:jc w:val="both"/>
         <w:rPr>
           <w:rFonts w:ascii="Times New Roman" w:hAnsi="Times New Roman" w:cs="Times New Roman"/>
           <w:sz w:val="26"/>
@@ -10516,7 +11026,6 @@
           <w:szCs w:val="26"/>
         </w:rPr>
       </w:pPr>
-      <w:bookmarkStart w:id="14" w:name="_Toc226809168"/>
       <w:r>
         <w:rPr>
           <w:rFonts w:ascii="Times New Roman" w:hAnsi="Times New Roman" w:cs="Times New Roman"/>
@@ -10524,8 +11033,17 @@
           <w:sz w:val="26"/>
           <w:szCs w:val="26"/>
         </w:rPr>
-        <w:lastRenderedPageBreak/>
-        <w:t>User story 8: Xem lịch sử lương</w:t>
+        <w:t xml:space="preserve"> </w:t>
+      </w:r>
+      <w:bookmarkStart w:id="14" w:name="_Toc226809169"/>
+      <w:r>
+        <w:rPr>
+          <w:rFonts w:ascii="Times New Roman" w:hAnsi="Times New Roman" w:cs="Times New Roman"/>
+          <w:color w:val="auto"/>
+          <w:sz w:val="26"/>
+          <w:szCs w:val="26"/>
+        </w:rPr>
+        <w:t>User story 9: Cửa sổ chat bot</w:t>
       </w:r>
       <w:bookmarkEnd w:id="14"/>
     </w:p>
@@ -10573,7 +11091,6 @@
               <w:rPr>
                 <w:rFonts w:ascii="Times New Roman" w:eastAsia="Calibri" w:hAnsi="Times New Roman" w:cs="Times New Roman"/>
                 <w:b/>
-                <w:bCs/>
                 <w:sz w:val="26"/>
                 <w:szCs w:val="26"/>
               </w:rPr>
@@ -10585,7 +11102,7 @@
                 <w:sz w:val="26"/>
                 <w:szCs w:val="26"/>
               </w:rPr>
-              <w:t>, tôi muốn xem lịch sử lương để theo dõi thu nhập của mình theo từng tháng.</w:t>
+              <w:t xml:space="preserve"> tôi muốn sử dụng chatbot để tra cứu nhanh thông tin nhân sự mà không cần thao tác phức tạp.</w:t>
             </w:r>
           </w:p>
         </w:tc>
@@ -10693,15 +11210,38 @@
                 <w:rFonts w:ascii="Times New Roman" w:eastAsia="Calibri" w:hAnsi="Times New Roman" w:cs="Times New Roman"/>
                 <w:sz w:val="26"/>
                 <w:szCs w:val="26"/>
-              </w:rPr>
-            </w:pPr>
-            <w:r>
-              <w:rPr>
-                <w:rFonts w:ascii="Times New Roman" w:eastAsia="Calibri" w:hAnsi="Times New Roman" w:cs="Times New Roman"/>
-                <w:sz w:val="26"/>
-                <w:szCs w:val="26"/>
-              </w:rPr>
-              <w:t>Người dùng đã đăng nhập vào hệ thống</w:t>
+                <w:lang w:val="vi-VN"/>
+              </w:rPr>
+            </w:pPr>
+            <w:r>
+              <w:rPr>
+                <w:rFonts w:ascii="Times New Roman" w:eastAsia="Calibri" w:hAnsi="Times New Roman" w:cs="Times New Roman"/>
+                <w:sz w:val="26"/>
+                <w:szCs w:val="26"/>
+                <w:lang w:val="vi-VN"/>
+              </w:rPr>
+              <w:t xml:space="preserve">Người dùng đã đăng nhập vào hệ thống </w:t>
+            </w:r>
+          </w:p>
+          <w:p>
+            <w:pPr>
+              <w:spacing w:line="360" w:lineRule="auto"/>
+              <w:contextualSpacing/>
+              <w:jc w:val="both"/>
+              <w:rPr>
+                <w:rFonts w:ascii="Times New Roman" w:eastAsia="Calibri" w:hAnsi="Times New Roman" w:cs="Times New Roman"/>
+                <w:sz w:val="26"/>
+                <w:szCs w:val="26"/>
+              </w:rPr>
+            </w:pPr>
+            <w:r>
+              <w:rPr>
+                <w:rFonts w:ascii="Times New Roman" w:eastAsia="Calibri" w:hAnsi="Times New Roman" w:cs="Times New Roman"/>
+                <w:sz w:val="26"/>
+                <w:szCs w:val="26"/>
+                <w:lang w:val="vi-VN"/>
+              </w:rPr>
+              <w:t>Hệ thống chatbot hoạt động</w:t>
             </w:r>
           </w:p>
         </w:tc>
@@ -10766,7 +11306,7 @@
                 <w:szCs w:val="26"/>
                 <w:lang w:val="vi-VN"/>
               </w:rPr>
-              <w:t xml:space="preserve">Sau khi đăng nhập vào hệ thống, người dùng chọn mục </w:t>
+              <w:t xml:space="preserve">Người dùng mở </w:t>
             </w:r>
             <w:r>
               <w:rPr>
@@ -10777,7 +11317,7 @@
                 <w:szCs w:val="26"/>
                 <w:lang w:val="vi-VN"/>
               </w:rPr>
-              <w:t>Lịch sử lương</w:t>
+              <w:t>cửa sổ Chatbot</w:t>
             </w:r>
             <w:r>
               <w:rPr>
@@ -10815,7 +11355,7 @@
                 <w:szCs w:val="26"/>
                 <w:lang w:val="vi-VN"/>
               </w:rPr>
-              <w:t xml:space="preserve">Hệ thống hiển thị danh sách lương theo từng tháng </w:t>
+              <w:t xml:space="preserve">Nhập câu hỏi vào ô chat (ví dụ: “Tôi còn bao nhiêu ngày nghỉ?”) </w:t>
             </w:r>
           </w:p>
           <w:p>
@@ -10844,7 +11384,7 @@
                 <w:szCs w:val="26"/>
                 <w:lang w:val="vi-VN"/>
               </w:rPr>
-              <w:t xml:space="preserve">Mỗi bản ghi gồm: tháng, lương cơ bản, thưởng, khấu trừ, tổng lương </w:t>
+              <w:t xml:space="preserve">Hệ thống gửi câu hỏi đến chatbot </w:t>
             </w:r>
           </w:p>
           <w:p>
@@ -10853,9 +11393,6 @@
                 <w:ilvl w:val="0"/>
                 <w:numId w:val="3"/>
               </w:numPr>
-              <w:tabs>
-                <w:tab w:val="num" w:pos="720"/>
-              </w:tabs>
               <w:spacing w:line="360" w:lineRule="auto"/>
               <w:contextualSpacing/>
               <w:jc w:val="both"/>
@@ -10873,7 +11410,7 @@
                 <w:szCs w:val="26"/>
                 <w:lang w:val="vi-VN"/>
               </w:rPr>
-              <w:t xml:space="preserve">Người dùng có thể xem chi tiết từng tháng </w:t>
+              <w:t xml:space="preserve">Chatbot phản hồi: </w:t>
             </w:r>
           </w:p>
           <w:p>
@@ -10882,9 +11419,6 @@
                 <w:ilvl w:val="0"/>
                 <w:numId w:val="3"/>
               </w:numPr>
-              <w:tabs>
-                <w:tab w:val="num" w:pos="720"/>
-              </w:tabs>
               <w:spacing w:line="360" w:lineRule="auto"/>
               <w:contextualSpacing/>
               <w:jc w:val="both"/>
@@ -10902,7 +11436,7 @@
                 <w:szCs w:val="26"/>
                 <w:lang w:val="vi-VN"/>
               </w:rPr>
-              <w:t xml:space="preserve">Nếu không có dữ liệu lương </w:t>
+              <w:t xml:space="preserve">Trả lời đúng thông tin liên quan (lương, nghỉ phép, phòng ban,…) </w:t>
             </w:r>
           </w:p>
           <w:p>
@@ -10911,9 +11445,6 @@
                 <w:ilvl w:val="0"/>
                 <w:numId w:val="3"/>
               </w:numPr>
-              <w:tabs>
-                <w:tab w:val="num" w:pos="720"/>
-              </w:tabs>
               <w:spacing w:line="360" w:lineRule="auto"/>
               <w:contextualSpacing/>
               <w:jc w:val="both"/>
@@ -10931,7 +11462,59 @@
                 <w:szCs w:val="26"/>
                 <w:lang w:val="vi-VN"/>
               </w:rPr>
-              <w:t>Hệ thống hiển thị thông báo: “Chưa có dữ liệu lương.”</w:t>
+              <w:t xml:space="preserve">Hiển thị câu trả lời ngay trong giao diện chat </w:t>
+            </w:r>
+          </w:p>
+          <w:p>
+            <w:pPr>
+              <w:numPr>
+                <w:ilvl w:val="0"/>
+                <w:numId w:val="3"/>
+              </w:numPr>
+              <w:spacing w:line="360" w:lineRule="auto"/>
+              <w:contextualSpacing/>
+              <w:jc w:val="both"/>
+              <w:rPr>
+                <w:rFonts w:ascii="Times New Roman" w:hAnsi="Times New Roman" w:cs="Times New Roman"/>
+                <w:sz w:val="26"/>
+                <w:szCs w:val="26"/>
+                <w:lang w:val="vi-VN"/>
+              </w:rPr>
+            </w:pPr>
+            <w:r>
+              <w:rPr>
+                <w:rFonts w:ascii="Times New Roman" w:hAnsi="Times New Roman" w:cs="Times New Roman"/>
+                <w:sz w:val="26"/>
+                <w:szCs w:val="26"/>
+                <w:lang w:val="vi-VN"/>
+              </w:rPr>
+              <w:t xml:space="preserve">Nếu chatbot không hiểu câu hỏi </w:t>
+            </w:r>
+          </w:p>
+          <w:p>
+            <w:pPr>
+              <w:numPr>
+                <w:ilvl w:val="0"/>
+                <w:numId w:val="3"/>
+              </w:numPr>
+              <w:spacing w:line="360" w:lineRule="auto"/>
+              <w:contextualSpacing/>
+              <w:jc w:val="both"/>
+              <w:rPr>
+                <w:rFonts w:ascii="Times New Roman" w:hAnsi="Times New Roman" w:cs="Times New Roman"/>
+                <w:sz w:val="26"/>
+                <w:szCs w:val="26"/>
+                <w:lang w:val="vi-VN"/>
+              </w:rPr>
+            </w:pPr>
+            <w:r>
+              <w:rPr>
+                <w:rFonts w:ascii="Times New Roman" w:hAnsi="Times New Roman" w:cs="Times New Roman"/>
+                <w:sz w:val="26"/>
+                <w:szCs w:val="26"/>
+                <w:lang w:val="vi-VN"/>
+              </w:rPr>
+              <w:t>Hiển thị: “Xin lỗi, tôi chưa hiểu câu hỏi của bạn.”</w:t>
             </w:r>
           </w:p>
         </w:tc>
@@ -10964,6 +11547,7 @@
                 <w:sz w:val="26"/>
                 <w:szCs w:val="26"/>
               </w:rPr>
+              <w:lastRenderedPageBreak/>
               <w:t>Điều kiện ràng buộc</w:t>
             </w:r>
           </w:p>
@@ -10991,7 +11575,7 @@
                 <w:szCs w:val="26"/>
                 <w:lang w:val="vi-VN"/>
               </w:rPr>
-              <w:t xml:space="preserve">Nhân viên chỉ được xem lương của chính mình </w:t>
+              <w:t xml:space="preserve">Chatbot chỉ cung cấp thông tin trong phạm vi hệ thống </w:t>
             </w:r>
           </w:p>
           <w:p>
@@ -11012,7 +11596,7 @@
                 <w:szCs w:val="26"/>
                 <w:lang w:val="vi-VN"/>
               </w:rPr>
-              <w:t>Dữ liệu lương phải tồn tại trong hệ thống</w:t>
+              <w:t>Không trả lời các câu hỏi ngoài phạm vi nhân sự</w:t>
             </w:r>
           </w:p>
         </w:tc>
@@ -11046,6 +11630,7 @@
           <w:szCs w:val="26"/>
         </w:rPr>
       </w:pPr>
+      <w:bookmarkStart w:id="15" w:name="_Toc226809170"/>
       <w:r>
         <w:rPr>
           <w:rFonts w:ascii="Times New Roman" w:hAnsi="Times New Roman" w:cs="Times New Roman"/>
@@ -11053,17 +11638,7 @@
           <w:sz w:val="26"/>
           <w:szCs w:val="26"/>
         </w:rPr>
-        <w:t xml:space="preserve"> </w:t>
-      </w:r>
-      <w:bookmarkStart w:id="15" w:name="_Toc226809169"/>
-      <w:r>
-        <w:rPr>
-          <w:rFonts w:ascii="Times New Roman" w:hAnsi="Times New Roman" w:cs="Times New Roman"/>
-          <w:color w:val="auto"/>
-          <w:sz w:val="26"/>
-          <w:szCs w:val="26"/>
-        </w:rPr>
-        <w:t>User story 9: Cửa sổ chat bot</w:t>
+        <w:t>User story 10: Xem Dashboard</w:t>
       </w:r>
       <w:bookmarkEnd w:id="15"/>
     </w:p>
@@ -11086,43 +11661,70 @@
           <w:tcPr>
             <w:tcW w:w="9062" w:type="dxa"/>
             <w:gridSpan w:val="2"/>
-            <w:shd w:val="clear" w:color="auto" w:fill="FFFFFF" w:themeFill="background1"/>
-          </w:tcPr>
-          <w:p>
-            <w:pPr>
-              <w:spacing w:line="360" w:lineRule="auto"/>
-              <w:contextualSpacing/>
-              <w:jc w:val="both"/>
-              <w:rPr>
-                <w:rFonts w:ascii="Times New Roman" w:eastAsia="Calibri" w:hAnsi="Times New Roman" w:cs="Times New Roman"/>
-                <w:sz w:val="26"/>
-                <w:szCs w:val="26"/>
-              </w:rPr>
-            </w:pPr>
-            <w:r>
-              <w:rPr>
-                <w:rFonts w:ascii="Times New Roman" w:eastAsia="Calibri" w:hAnsi="Times New Roman" w:cs="Times New Roman"/>
-                <w:sz w:val="26"/>
-                <w:szCs w:val="26"/>
-              </w:rPr>
-              <w:t xml:space="preserve">Là </w:t>
-            </w:r>
-            <w:r>
-              <w:rPr>
-                <w:rFonts w:ascii="Times New Roman" w:eastAsia="Calibri" w:hAnsi="Times New Roman" w:cs="Times New Roman"/>
-                <w:b/>
-                <w:sz w:val="26"/>
-                <w:szCs w:val="26"/>
-              </w:rPr>
-              <w:t>nhân viên</w:t>
-            </w:r>
-            <w:r>
-              <w:rPr>
-                <w:rFonts w:ascii="Times New Roman" w:eastAsia="Calibri" w:hAnsi="Times New Roman" w:cs="Times New Roman"/>
-                <w:sz w:val="26"/>
-                <w:szCs w:val="26"/>
-              </w:rPr>
-              <w:t xml:space="preserve"> tôi muốn sử dụng chatbot để tra cứu nhanh thông tin nhân sự mà không cần thao tác phức tạp.</w:t>
+          </w:tcPr>
+          <w:p>
+            <w:pPr>
+              <w:spacing w:line="360" w:lineRule="auto"/>
+              <w:contextualSpacing/>
+              <w:jc w:val="both"/>
+              <w:rPr>
+                <w:rFonts w:ascii="Times New Roman" w:eastAsia="Calibri" w:hAnsi="Times New Roman" w:cs="Times New Roman"/>
+                <w:sz w:val="26"/>
+                <w:szCs w:val="26"/>
+              </w:rPr>
+            </w:pPr>
+            <w:r>
+              <w:rPr>
+                <w:rFonts w:ascii="Times New Roman" w:eastAsia="Calibri" w:hAnsi="Times New Roman" w:cs="Times New Roman"/>
+                <w:b/>
+                <w:bCs/>
+                <w:sz w:val="26"/>
+                <w:szCs w:val="26"/>
+              </w:rPr>
+              <w:t>Là</w:t>
+            </w:r>
+            <w:r>
+              <w:rPr>
+                <w:rFonts w:ascii="Times New Roman" w:eastAsia="Calibri" w:hAnsi="Times New Roman" w:cs="Times New Roman"/>
+                <w:sz w:val="26"/>
+                <w:szCs w:val="26"/>
+              </w:rPr>
+              <w:t xml:space="preserve"> Nhân viên, Tôi </w:t>
+            </w:r>
+            <w:r>
+              <w:rPr>
+                <w:rFonts w:ascii="Times New Roman" w:eastAsia="Calibri" w:hAnsi="Times New Roman" w:cs="Times New Roman"/>
+                <w:b/>
+                <w:bCs/>
+                <w:sz w:val="26"/>
+                <w:szCs w:val="26"/>
+              </w:rPr>
+              <w:t>muốn</w:t>
+            </w:r>
+            <w:r>
+              <w:rPr>
+                <w:rFonts w:ascii="Times New Roman" w:eastAsia="Calibri" w:hAnsi="Times New Roman" w:cs="Times New Roman"/>
+                <w:sz w:val="26"/>
+                <w:szCs w:val="26"/>
+              </w:rPr>
+              <w:t xml:space="preserve"> xem Dashboard cá nhân </w:t>
+            </w:r>
+            <w:r>
+              <w:rPr>
+                <w:rFonts w:ascii="Times New Roman" w:eastAsia="Calibri" w:hAnsi="Times New Roman" w:cs="Times New Roman"/>
+                <w:b/>
+                <w:sz w:val="26"/>
+                <w:szCs w:val="26"/>
+              </w:rPr>
+              <w:t>để</w:t>
+            </w:r>
+            <w:r>
+              <w:rPr>
+                <w:rFonts w:ascii="Times New Roman" w:eastAsia="Calibri" w:hAnsi="Times New Roman" w:cs="Times New Roman"/>
+                <w:sz w:val="26"/>
+                <w:szCs w:val="26"/>
+              </w:rPr>
+              <w:t xml:space="preserve"> theo dõi tổng quan thông tin công việc và dữ liệu cá nhân trong hệ thống.</w:t>
             </w:r>
           </w:p>
         </w:tc>
@@ -11230,38 +11832,15 @@
                 <w:rFonts w:ascii="Times New Roman" w:eastAsia="Calibri" w:hAnsi="Times New Roman" w:cs="Times New Roman"/>
                 <w:sz w:val="26"/>
                 <w:szCs w:val="26"/>
-                <w:lang w:val="vi-VN"/>
-              </w:rPr>
-            </w:pPr>
-            <w:r>
-              <w:rPr>
-                <w:rFonts w:ascii="Times New Roman" w:eastAsia="Calibri" w:hAnsi="Times New Roman" w:cs="Times New Roman"/>
-                <w:sz w:val="26"/>
-                <w:szCs w:val="26"/>
-                <w:lang w:val="vi-VN"/>
-              </w:rPr>
-              <w:t xml:space="preserve">Người dùng đã đăng nhập vào hệ thống </w:t>
-            </w:r>
-          </w:p>
-          <w:p>
-            <w:pPr>
-              <w:spacing w:line="360" w:lineRule="auto"/>
-              <w:contextualSpacing/>
-              <w:jc w:val="both"/>
-              <w:rPr>
-                <w:rFonts w:ascii="Times New Roman" w:eastAsia="Calibri" w:hAnsi="Times New Roman" w:cs="Times New Roman"/>
-                <w:sz w:val="26"/>
-                <w:szCs w:val="26"/>
-              </w:rPr>
-            </w:pPr>
-            <w:r>
-              <w:rPr>
-                <w:rFonts w:ascii="Times New Roman" w:eastAsia="Calibri" w:hAnsi="Times New Roman" w:cs="Times New Roman"/>
-                <w:sz w:val="26"/>
-                <w:szCs w:val="26"/>
-                <w:lang w:val="vi-VN"/>
-              </w:rPr>
-              <w:t>Hệ thống chatbot hoạt động</w:t>
+              </w:rPr>
+            </w:pPr>
+            <w:r>
+              <w:rPr>
+                <w:rFonts w:ascii="Times New Roman" w:eastAsia="Calibri" w:hAnsi="Times New Roman" w:cs="Times New Roman"/>
+                <w:sz w:val="26"/>
+                <w:szCs w:val="26"/>
+              </w:rPr>
+              <w:t>Đăng nhập thành công vào hệ thống.</w:t>
             </w:r>
           </w:p>
         </w:tc>
@@ -11283,7 +11862,6 @@
               <w:rPr>
                 <w:rFonts w:ascii="Times New Roman" w:eastAsia="Calibri" w:hAnsi="Times New Roman" w:cs="Times New Roman"/>
                 <w:i/>
-                <w:iCs/>
                 <w:sz w:val="26"/>
                 <w:szCs w:val="26"/>
               </w:rPr>
@@ -11293,7 +11871,6 @@
                 <w:rFonts w:ascii="Times New Roman" w:hAnsi="Times New Roman" w:cs="Times New Roman"/>
                 <w:b/>
                 <w:i/>
-                <w:iCs/>
                 <w:sz w:val="26"/>
                 <w:szCs w:val="26"/>
               </w:rPr>
@@ -11306,235 +11883,144 @@
                 <w:ilvl w:val="0"/>
                 <w:numId w:val="3"/>
               </w:numPr>
-              <w:tabs>
-                <w:tab w:val="num" w:pos="720"/>
-              </w:tabs>
-              <w:spacing w:line="360" w:lineRule="auto"/>
-              <w:contextualSpacing/>
-              <w:jc w:val="both"/>
-              <w:rPr>
-                <w:rFonts w:ascii="Times New Roman" w:hAnsi="Times New Roman" w:cs="Times New Roman"/>
-                <w:sz w:val="26"/>
-                <w:szCs w:val="26"/>
-                <w:lang w:val="vi-VN"/>
-              </w:rPr>
-            </w:pPr>
-            <w:r>
-              <w:rPr>
-                <w:rFonts w:ascii="Times New Roman" w:hAnsi="Times New Roman" w:cs="Times New Roman"/>
-                <w:sz w:val="26"/>
-                <w:szCs w:val="26"/>
-                <w:lang w:val="vi-VN"/>
-              </w:rPr>
-              <w:t xml:space="preserve">Người dùng mở </w:t>
-            </w:r>
-            <w:r>
-              <w:rPr>
-                <w:rFonts w:ascii="Times New Roman" w:hAnsi="Times New Roman" w:cs="Times New Roman"/>
-                <w:b/>
-                <w:bCs/>
-                <w:sz w:val="26"/>
-                <w:szCs w:val="26"/>
-                <w:lang w:val="vi-VN"/>
-              </w:rPr>
-              <w:t>cửa sổ Chatbot</w:t>
-            </w:r>
-            <w:r>
-              <w:rPr>
-                <w:rFonts w:ascii="Times New Roman" w:hAnsi="Times New Roman" w:cs="Times New Roman"/>
-                <w:sz w:val="26"/>
-                <w:szCs w:val="26"/>
-                <w:lang w:val="vi-VN"/>
-              </w:rPr>
-              <w:t xml:space="preserve"> </w:t>
-            </w:r>
-          </w:p>
-          <w:p>
-            <w:pPr>
-              <w:numPr>
-                <w:ilvl w:val="0"/>
-                <w:numId w:val="3"/>
-              </w:numPr>
-              <w:tabs>
-                <w:tab w:val="num" w:pos="720"/>
-              </w:tabs>
-              <w:spacing w:line="360" w:lineRule="auto"/>
-              <w:contextualSpacing/>
-              <w:jc w:val="both"/>
-              <w:rPr>
-                <w:rFonts w:ascii="Times New Roman" w:hAnsi="Times New Roman" w:cs="Times New Roman"/>
-                <w:sz w:val="26"/>
-                <w:szCs w:val="26"/>
-                <w:lang w:val="vi-VN"/>
-              </w:rPr>
-            </w:pPr>
-            <w:r>
-              <w:rPr>
-                <w:rFonts w:ascii="Times New Roman" w:hAnsi="Times New Roman" w:cs="Times New Roman"/>
-                <w:sz w:val="26"/>
-                <w:szCs w:val="26"/>
-                <w:lang w:val="vi-VN"/>
-              </w:rPr>
-              <w:t xml:space="preserve">Nhập câu hỏi vào ô chat (ví dụ: “Tôi còn bao nhiêu ngày nghỉ?”) </w:t>
-            </w:r>
-          </w:p>
-          <w:p>
-            <w:pPr>
-              <w:numPr>
-                <w:ilvl w:val="0"/>
-                <w:numId w:val="3"/>
-              </w:numPr>
-              <w:tabs>
-                <w:tab w:val="num" w:pos="720"/>
-              </w:tabs>
-              <w:spacing w:line="360" w:lineRule="auto"/>
-              <w:contextualSpacing/>
-              <w:jc w:val="both"/>
-              <w:rPr>
-                <w:rFonts w:ascii="Times New Roman" w:hAnsi="Times New Roman" w:cs="Times New Roman"/>
-                <w:sz w:val="26"/>
-                <w:szCs w:val="26"/>
-                <w:lang w:val="vi-VN"/>
-              </w:rPr>
-            </w:pPr>
-            <w:r>
-              <w:rPr>
-                <w:rFonts w:ascii="Times New Roman" w:hAnsi="Times New Roman" w:cs="Times New Roman"/>
-                <w:sz w:val="26"/>
-                <w:szCs w:val="26"/>
-                <w:lang w:val="vi-VN"/>
-              </w:rPr>
-              <w:t xml:space="preserve">Hệ thống gửi câu hỏi đến chatbot </w:t>
-            </w:r>
-          </w:p>
-          <w:p>
-            <w:pPr>
-              <w:numPr>
-                <w:ilvl w:val="0"/>
-                <w:numId w:val="3"/>
-              </w:numPr>
-              <w:spacing w:line="360" w:lineRule="auto"/>
-              <w:contextualSpacing/>
-              <w:jc w:val="both"/>
-              <w:rPr>
-                <w:rFonts w:ascii="Times New Roman" w:hAnsi="Times New Roman" w:cs="Times New Roman"/>
-                <w:sz w:val="26"/>
-                <w:szCs w:val="26"/>
-                <w:lang w:val="vi-VN"/>
-              </w:rPr>
-            </w:pPr>
-            <w:r>
-              <w:rPr>
-                <w:rFonts w:ascii="Times New Roman" w:hAnsi="Times New Roman" w:cs="Times New Roman"/>
-                <w:sz w:val="26"/>
-                <w:szCs w:val="26"/>
-                <w:lang w:val="vi-VN"/>
-              </w:rPr>
-              <w:t xml:space="preserve">Chatbot phản hồi: </w:t>
-            </w:r>
-          </w:p>
-          <w:p>
-            <w:pPr>
-              <w:numPr>
-                <w:ilvl w:val="0"/>
-                <w:numId w:val="3"/>
-              </w:numPr>
-              <w:spacing w:line="360" w:lineRule="auto"/>
-              <w:contextualSpacing/>
-              <w:jc w:val="both"/>
-              <w:rPr>
-                <w:rFonts w:ascii="Times New Roman" w:hAnsi="Times New Roman" w:cs="Times New Roman"/>
-                <w:sz w:val="26"/>
-                <w:szCs w:val="26"/>
-                <w:lang w:val="vi-VN"/>
-              </w:rPr>
-            </w:pPr>
-            <w:r>
-              <w:rPr>
-                <w:rFonts w:ascii="Times New Roman" w:hAnsi="Times New Roman" w:cs="Times New Roman"/>
-                <w:sz w:val="26"/>
-                <w:szCs w:val="26"/>
-                <w:lang w:val="vi-VN"/>
-              </w:rPr>
-              <w:t xml:space="preserve">Trả lời đúng thông tin liên quan (lương, nghỉ phép, phòng ban,…) </w:t>
-            </w:r>
-          </w:p>
-          <w:p>
-            <w:pPr>
-              <w:numPr>
-                <w:ilvl w:val="0"/>
-                <w:numId w:val="3"/>
-              </w:numPr>
-              <w:spacing w:line="360" w:lineRule="auto"/>
-              <w:contextualSpacing/>
-              <w:jc w:val="both"/>
-              <w:rPr>
-                <w:rFonts w:ascii="Times New Roman" w:hAnsi="Times New Roman" w:cs="Times New Roman"/>
-                <w:sz w:val="26"/>
-                <w:szCs w:val="26"/>
-                <w:lang w:val="vi-VN"/>
-              </w:rPr>
-            </w:pPr>
-            <w:r>
-              <w:rPr>
-                <w:rFonts w:ascii="Times New Roman" w:hAnsi="Times New Roman" w:cs="Times New Roman"/>
-                <w:sz w:val="26"/>
-                <w:szCs w:val="26"/>
-                <w:lang w:val="vi-VN"/>
-              </w:rPr>
-              <w:t xml:space="preserve">Hiển thị câu trả lời ngay trong giao diện chat </w:t>
-            </w:r>
-          </w:p>
-          <w:p>
-            <w:pPr>
-              <w:numPr>
-                <w:ilvl w:val="0"/>
-                <w:numId w:val="3"/>
-              </w:numPr>
-              <w:spacing w:line="360" w:lineRule="auto"/>
-              <w:contextualSpacing/>
-              <w:jc w:val="both"/>
-              <w:rPr>
-                <w:rFonts w:ascii="Times New Roman" w:hAnsi="Times New Roman" w:cs="Times New Roman"/>
-                <w:sz w:val="26"/>
-                <w:szCs w:val="26"/>
-                <w:lang w:val="vi-VN"/>
-              </w:rPr>
-            </w:pPr>
-            <w:r>
-              <w:rPr>
-                <w:rFonts w:ascii="Times New Roman" w:hAnsi="Times New Roman" w:cs="Times New Roman"/>
-                <w:sz w:val="26"/>
-                <w:szCs w:val="26"/>
-                <w:lang w:val="vi-VN"/>
-              </w:rPr>
-              <w:t xml:space="preserve">Nếu chatbot không hiểu câu hỏi </w:t>
-            </w:r>
-          </w:p>
-          <w:p>
-            <w:pPr>
-              <w:numPr>
-                <w:ilvl w:val="0"/>
-                <w:numId w:val="3"/>
-              </w:numPr>
-              <w:spacing w:line="360" w:lineRule="auto"/>
-              <w:contextualSpacing/>
-              <w:jc w:val="both"/>
-              <w:rPr>
-                <w:rFonts w:ascii="Times New Roman" w:hAnsi="Times New Roman" w:cs="Times New Roman"/>
-                <w:sz w:val="26"/>
-                <w:szCs w:val="26"/>
-                <w:lang w:val="vi-VN"/>
-              </w:rPr>
-            </w:pPr>
-            <w:r>
-              <w:rPr>
-                <w:rFonts w:ascii="Times New Roman" w:hAnsi="Times New Roman" w:cs="Times New Roman"/>
-                <w:sz w:val="26"/>
-                <w:szCs w:val="26"/>
-                <w:lang w:val="vi-VN"/>
-              </w:rPr>
-              <w:t>Hiển thị: “Xin lỗi, tôi chưa hiểu câu hỏi của bạn.”</w:t>
+              <w:spacing w:line="360" w:lineRule="auto"/>
+              <w:contextualSpacing/>
+              <w:jc w:val="both"/>
+              <w:rPr>
+                <w:rFonts w:ascii="Times New Roman" w:eastAsia="Calibri" w:hAnsi="Times New Roman" w:cs="Times New Roman"/>
+                <w:sz w:val="26"/>
+                <w:szCs w:val="26"/>
+              </w:rPr>
+            </w:pPr>
+            <w:r>
+              <w:rPr>
+                <w:rFonts w:ascii="Times New Roman" w:eastAsia="Calibri" w:hAnsi="Times New Roman" w:cs="Times New Roman"/>
+                <w:sz w:val="26"/>
+                <w:szCs w:val="26"/>
+              </w:rPr>
+              <w:t xml:space="preserve">Sau khi đăng nhập vào hệ thống, chọn mục </w:t>
+            </w:r>
+            <w:r>
+              <w:rPr>
+                <w:rFonts w:ascii="Times New Roman" w:eastAsia="Calibri" w:hAnsi="Times New Roman" w:cs="Times New Roman"/>
+                <w:i/>
+                <w:sz w:val="26"/>
+                <w:szCs w:val="26"/>
+              </w:rPr>
+              <w:t>Dashboard</w:t>
+            </w:r>
+            <w:r>
+              <w:rPr>
+                <w:rFonts w:ascii="Times New Roman" w:eastAsia="Calibri" w:hAnsi="Times New Roman" w:cs="Times New Roman"/>
+                <w:sz w:val="26"/>
+                <w:szCs w:val="26"/>
+              </w:rPr>
+              <w:t>, để thực hiện:</w:t>
+            </w:r>
+          </w:p>
+          <w:p>
+            <w:pPr>
+              <w:spacing w:line="360" w:lineRule="auto"/>
+              <w:ind w:left="720"/>
+              <w:contextualSpacing/>
+              <w:jc w:val="both"/>
+              <w:rPr>
+                <w:rFonts w:ascii="Times New Roman" w:eastAsia="Calibri" w:hAnsi="Times New Roman" w:cs="Times New Roman"/>
+                <w:sz w:val="26"/>
+                <w:szCs w:val="26"/>
+              </w:rPr>
+            </w:pPr>
+            <w:r>
+              <w:rPr>
+                <w:rFonts w:ascii="Times New Roman" w:eastAsia="Calibri" w:hAnsi="Times New Roman" w:cs="Times New Roman"/>
+                <w:sz w:val="26"/>
+                <w:szCs w:val="26"/>
+              </w:rPr>
+              <w:t>+ Xem tổng quan thông tin cá nhân (tên, chức vụ, phòng ban)</w:t>
+            </w:r>
+          </w:p>
+          <w:p>
+            <w:pPr>
+              <w:spacing w:line="360" w:lineRule="auto"/>
+              <w:ind w:left="720"/>
+              <w:contextualSpacing/>
+              <w:jc w:val="both"/>
+              <w:rPr>
+                <w:rFonts w:ascii="Times New Roman" w:eastAsia="Calibri" w:hAnsi="Times New Roman" w:cs="Times New Roman"/>
+                <w:sz w:val="26"/>
+                <w:szCs w:val="26"/>
+              </w:rPr>
+            </w:pPr>
+            <w:r>
+              <w:rPr>
+                <w:rFonts w:ascii="Times New Roman" w:eastAsia="Calibri" w:hAnsi="Times New Roman" w:cs="Times New Roman"/>
+                <w:sz w:val="26"/>
+                <w:szCs w:val="26"/>
+              </w:rPr>
+              <w:t>+ Xem thống kê chấm công (số ngày làm, số ngày nghỉ)</w:t>
+            </w:r>
+          </w:p>
+          <w:p>
+            <w:pPr>
+              <w:spacing w:line="360" w:lineRule="auto"/>
+              <w:ind w:left="720"/>
+              <w:contextualSpacing/>
+              <w:jc w:val="both"/>
+              <w:rPr>
+                <w:rFonts w:ascii="Times New Roman" w:eastAsia="Calibri" w:hAnsi="Times New Roman" w:cs="Times New Roman"/>
+                <w:sz w:val="26"/>
+                <w:szCs w:val="26"/>
+              </w:rPr>
+            </w:pPr>
+            <w:r>
+              <w:rPr>
+                <w:rFonts w:ascii="Times New Roman" w:eastAsia="Calibri" w:hAnsi="Times New Roman" w:cs="Times New Roman"/>
+                <w:sz w:val="26"/>
+                <w:szCs w:val="26"/>
+              </w:rPr>
+              <w:t>+ Xem thông tin lương cơ bản hoặc gần nhất</w:t>
+            </w:r>
+          </w:p>
+          <w:p>
+            <w:pPr>
+              <w:spacing w:line="360" w:lineRule="auto"/>
+              <w:ind w:left="720"/>
+              <w:contextualSpacing/>
+              <w:jc w:val="both"/>
+              <w:rPr>
+                <w:rFonts w:ascii="Times New Roman" w:eastAsia="Calibri" w:hAnsi="Times New Roman" w:cs="Times New Roman"/>
+                <w:sz w:val="26"/>
+                <w:szCs w:val="26"/>
+              </w:rPr>
+            </w:pPr>
+            <w:r>
+              <w:rPr>
+                <w:rFonts w:ascii="Times New Roman" w:eastAsia="Calibri" w:hAnsi="Times New Roman" w:cs="Times New Roman"/>
+                <w:sz w:val="26"/>
+                <w:szCs w:val="26"/>
+              </w:rPr>
+              <w:t xml:space="preserve">+ Xem thông báo từ hệ thống </w:t>
+            </w:r>
+          </w:p>
+          <w:p>
+            <w:pPr>
+              <w:spacing w:line="360" w:lineRule="auto"/>
+              <w:ind w:left="720"/>
+              <w:contextualSpacing/>
+              <w:jc w:val="both"/>
+              <w:rPr>
+                <w:rFonts w:ascii="Times New Roman" w:eastAsia="Calibri" w:hAnsi="Times New Roman" w:cs="Times New Roman"/>
+                <w:sz w:val="26"/>
+                <w:szCs w:val="26"/>
+              </w:rPr>
+            </w:pPr>
+            <w:r>
+              <w:rPr>
+                <w:rFonts w:ascii="Times New Roman" w:eastAsia="Calibri" w:hAnsi="Times New Roman" w:cs="Times New Roman"/>
+                <w:sz w:val="26"/>
+                <w:szCs w:val="26"/>
+              </w:rPr>
+              <w:t xml:space="preserve">+ Xem nhanh trạng thái đơn nghỉ phép </w:t>
             </w:r>
           </w:p>
         </w:tc>
@@ -11567,7 +12053,6 @@
                 <w:sz w:val="26"/>
                 <w:szCs w:val="26"/>
               </w:rPr>
-              <w:lastRenderedPageBreak/>
               <w:t>Điều kiện ràng buộc</w:t>
             </w:r>
           </w:p>
@@ -11585,38 +12070,15 @@
                 <w:rFonts w:ascii="Times New Roman" w:eastAsia="Calibri" w:hAnsi="Times New Roman" w:cs="Times New Roman"/>
                 <w:sz w:val="26"/>
                 <w:szCs w:val="26"/>
-                <w:lang w:val="vi-VN"/>
-              </w:rPr>
-            </w:pPr>
-            <w:r>
-              <w:rPr>
-                <w:rFonts w:ascii="Times New Roman" w:eastAsia="Calibri" w:hAnsi="Times New Roman" w:cs="Times New Roman"/>
-                <w:sz w:val="26"/>
-                <w:szCs w:val="26"/>
-                <w:lang w:val="vi-VN"/>
-              </w:rPr>
-              <w:t xml:space="preserve">Chatbot chỉ cung cấp thông tin trong phạm vi hệ thống </w:t>
-            </w:r>
-          </w:p>
-          <w:p>
-            <w:pPr>
-              <w:spacing w:line="360" w:lineRule="auto"/>
-              <w:contextualSpacing/>
-              <w:jc w:val="both"/>
-              <w:rPr>
-                <w:rFonts w:ascii="Times New Roman" w:eastAsia="Calibri" w:hAnsi="Times New Roman" w:cs="Times New Roman"/>
-                <w:sz w:val="26"/>
-                <w:szCs w:val="26"/>
-              </w:rPr>
-            </w:pPr>
-            <w:r>
-              <w:rPr>
-                <w:rFonts w:ascii="Times New Roman" w:eastAsia="Calibri" w:hAnsi="Times New Roman" w:cs="Times New Roman"/>
-                <w:sz w:val="26"/>
-                <w:szCs w:val="26"/>
-                <w:lang w:val="vi-VN"/>
-              </w:rPr>
-              <w:t>Không trả lời các câu hỏi ngoài phạm vi nhân sự</w:t>
+              </w:rPr>
+            </w:pPr>
+            <w:r>
+              <w:rPr>
+                <w:rFonts w:ascii="Times New Roman" w:eastAsia="Calibri" w:hAnsi="Times New Roman" w:cs="Times New Roman"/>
+                <w:sz w:val="26"/>
+                <w:szCs w:val="26"/>
+              </w:rPr>
+              <w:t>Account phải tồn tại trong hệ thống</w:t>
             </w:r>
           </w:p>
         </w:tc>
@@ -11650,7 +12112,7 @@
           <w:szCs w:val="26"/>
         </w:rPr>
       </w:pPr>
-      <w:bookmarkStart w:id="16" w:name="_Toc226809170"/>
+      <w:bookmarkStart w:id="16" w:name="_Toc226809171"/>
       <w:r>
         <w:rPr>
           <w:rFonts w:ascii="Times New Roman" w:hAnsi="Times New Roman" w:cs="Times New Roman"/>
@@ -11658,7 +12120,7 @@
           <w:sz w:val="26"/>
           <w:szCs w:val="26"/>
         </w:rPr>
-        <w:t>User story 10: Xem Dashboard</w:t>
+        <w:t>User story 11: Quản lý phòng ban</w:t>
       </w:r>
       <w:bookmarkEnd w:id="16"/>
     </w:p>
@@ -11697,7 +12159,6 @@
               <w:rPr>
                 <w:rFonts w:ascii="Times New Roman" w:eastAsia="Calibri" w:hAnsi="Times New Roman" w:cs="Times New Roman"/>
                 <w:b/>
-                <w:bCs/>
                 <w:sz w:val="26"/>
                 <w:szCs w:val="26"/>
               </w:rPr>
@@ -11709,13 +12170,12 @@
                 <w:sz w:val="26"/>
                 <w:szCs w:val="26"/>
               </w:rPr>
-              <w:t xml:space="preserve"> Nhân viên, Tôi </w:t>
-            </w:r>
-            <w:r>
-              <w:rPr>
-                <w:rFonts w:ascii="Times New Roman" w:eastAsia="Calibri" w:hAnsi="Times New Roman" w:cs="Times New Roman"/>
-                <w:b/>
-                <w:bCs/>
+              <w:t xml:space="preserve"> Nhân viên, tôi </w:t>
+            </w:r>
+            <w:r>
+              <w:rPr>
+                <w:rFonts w:ascii="Times New Roman" w:eastAsia="Calibri" w:hAnsi="Times New Roman" w:cs="Times New Roman"/>
+                <w:b/>
                 <w:sz w:val="26"/>
                 <w:szCs w:val="26"/>
               </w:rPr>
@@ -11727,7 +12187,7 @@
                 <w:sz w:val="26"/>
                 <w:szCs w:val="26"/>
               </w:rPr>
-              <w:t xml:space="preserve"> xem Dashboard cá nhân </w:t>
+              <w:t xml:space="preserve"> xem thông tin phòng ban </w:t>
             </w:r>
             <w:r>
               <w:rPr>
@@ -11744,7 +12204,7 @@
                 <w:sz w:val="26"/>
                 <w:szCs w:val="26"/>
               </w:rPr>
-              <w:t xml:space="preserve"> theo dõi tổng quan thông tin công việc và dữ liệu cá nhân trong hệ thống.</w:t>
+              <w:t xml:space="preserve"> hiểu rõ cơ cấu tổ chức trong công ty.</w:t>
             </w:r>
           </w:p>
         </w:tc>
@@ -11927,7 +12387,7 @@
                 <w:sz w:val="26"/>
                 <w:szCs w:val="26"/>
               </w:rPr>
-              <w:t>Dashboard</w:t>
+              <w:t>Phòng ban</w:t>
             </w:r>
             <w:r>
               <w:rPr>
@@ -11956,7 +12416,7 @@
                 <w:sz w:val="26"/>
                 <w:szCs w:val="26"/>
               </w:rPr>
-              <w:t>+ Xem tổng quan thông tin cá nhân (tên, chức vụ, phòng ban)</w:t>
+              <w:t>+ Xem danh sách phòng ban</w:t>
             </w:r>
           </w:p>
           <w:p>
@@ -11977,7 +12437,7 @@
                 <w:sz w:val="26"/>
                 <w:szCs w:val="26"/>
               </w:rPr>
-              <w:t>+ Xem thống kê chấm công (số ngày làm, số ngày nghỉ)</w:t>
+              <w:t>+ Xem thông tin chi tiết phòng ban (tên, mô tả)</w:t>
             </w:r>
           </w:p>
           <w:p>
@@ -11998,7 +12458,7 @@
                 <w:sz w:val="26"/>
                 <w:szCs w:val="26"/>
               </w:rPr>
-              <w:t>+ Xem thông tin lương cơ bản hoặc gần nhất</w:t>
+              <w:t>+ Xem danh sách nhân viên thuộc phòng ban</w:t>
             </w:r>
           </w:p>
           <w:p>
@@ -12019,28 +12479,7 @@
                 <w:sz w:val="26"/>
                 <w:szCs w:val="26"/>
               </w:rPr>
-              <w:t xml:space="preserve">+ Xem thông báo từ hệ thống </w:t>
-            </w:r>
-          </w:p>
-          <w:p>
-            <w:pPr>
-              <w:spacing w:line="360" w:lineRule="auto"/>
-              <w:ind w:left="720"/>
-              <w:contextualSpacing/>
-              <w:jc w:val="both"/>
-              <w:rPr>
-                <w:rFonts w:ascii="Times New Roman" w:eastAsia="Calibri" w:hAnsi="Times New Roman" w:cs="Times New Roman"/>
-                <w:sz w:val="26"/>
-                <w:szCs w:val="26"/>
-              </w:rPr>
-            </w:pPr>
-            <w:r>
-              <w:rPr>
-                <w:rFonts w:ascii="Times New Roman" w:eastAsia="Calibri" w:hAnsi="Times New Roman" w:cs="Times New Roman"/>
-                <w:sz w:val="26"/>
-                <w:szCs w:val="26"/>
-              </w:rPr>
-              <w:t xml:space="preserve">+ Xem nhanh trạng thái đơn nghỉ phép </w:t>
+              <w:t>+ Tìm kiếm phòng ban theo tên.</w:t>
             </w:r>
           </w:p>
         </w:tc>
@@ -12132,7 +12571,18 @@
           <w:szCs w:val="26"/>
         </w:rPr>
       </w:pPr>
-      <w:bookmarkStart w:id="17" w:name="_Toc226809171"/>
+      <w:bookmarkStart w:id="17" w:name="_Toc226809172"/>
+      <w:r>
+        <w:rPr>
+          <w:rFonts w:ascii="Times New Roman" w:hAnsi="Times New Roman" w:cs="Times New Roman"/>
+          <w:b w:val="0"/>
+          <w:color w:val="auto"/>
+          <w:sz w:val="26"/>
+          <w:szCs w:val="26"/>
+        </w:rPr>
+        <w:lastRenderedPageBreak/>
+        <w:t>User story 12</w:t>
+      </w:r>
       <w:r>
         <w:rPr>
           <w:rFonts w:ascii="Times New Roman" w:hAnsi="Times New Roman" w:cs="Times New Roman"/>
@@ -12140,7 +12590,7 @@
           <w:sz w:val="26"/>
           <w:szCs w:val="26"/>
         </w:rPr>
-        <w:t>User story 11: Quản lý phòng ban</w:t>
+        <w:t>: Quản lý chức vụ</w:t>
       </w:r>
       <w:bookmarkEnd w:id="17"/>
     </w:p>
@@ -12179,6 +12629,7 @@
               <w:rPr>
                 <w:rFonts w:ascii="Times New Roman" w:eastAsia="Calibri" w:hAnsi="Times New Roman" w:cs="Times New Roman"/>
                 <w:b/>
+                <w:bCs/>
                 <w:sz w:val="26"/>
                 <w:szCs w:val="26"/>
               </w:rPr>
@@ -12187,6 +12638,7 @@
             <w:r>
               <w:rPr>
                 <w:rFonts w:ascii="Times New Roman" w:eastAsia="Calibri" w:hAnsi="Times New Roman" w:cs="Times New Roman"/>
+                <w:bCs/>
                 <w:sz w:val="26"/>
                 <w:szCs w:val="26"/>
               </w:rPr>
@@ -12196,6 +12648,7 @@
               <w:rPr>
                 <w:rFonts w:ascii="Times New Roman" w:eastAsia="Calibri" w:hAnsi="Times New Roman" w:cs="Times New Roman"/>
                 <w:b/>
+                <w:bCs/>
                 <w:sz w:val="26"/>
                 <w:szCs w:val="26"/>
               </w:rPr>
@@ -12204,15 +12657,17 @@
             <w:r>
               <w:rPr>
                 <w:rFonts w:ascii="Times New Roman" w:eastAsia="Calibri" w:hAnsi="Times New Roman" w:cs="Times New Roman"/>
-                <w:sz w:val="26"/>
-                <w:szCs w:val="26"/>
-              </w:rPr>
-              <w:t xml:space="preserve"> xem thông tin phòng ban </w:t>
-            </w:r>
-            <w:r>
-              <w:rPr>
-                <w:rFonts w:ascii="Times New Roman" w:eastAsia="Calibri" w:hAnsi="Times New Roman" w:cs="Times New Roman"/>
-                <w:b/>
+                <w:bCs/>
+                <w:sz w:val="26"/>
+                <w:szCs w:val="26"/>
+              </w:rPr>
+              <w:t xml:space="preserve"> xem danh sách chức vụ </w:t>
+            </w:r>
+            <w:r>
+              <w:rPr>
+                <w:rFonts w:ascii="Times New Roman" w:eastAsia="Calibri" w:hAnsi="Times New Roman" w:cs="Times New Roman"/>
+                <w:b/>
+                <w:bCs/>
                 <w:sz w:val="26"/>
                 <w:szCs w:val="26"/>
               </w:rPr>
@@ -12221,10 +12676,11 @@
             <w:r>
               <w:rPr>
                 <w:rFonts w:ascii="Times New Roman" w:eastAsia="Calibri" w:hAnsi="Times New Roman" w:cs="Times New Roman"/>
-                <w:sz w:val="26"/>
-                <w:szCs w:val="26"/>
-              </w:rPr>
-              <w:t xml:space="preserve"> hiểu rõ cơ cấu tổ chức trong công ty.</w:t>
+                <w:bCs/>
+                <w:sz w:val="26"/>
+                <w:szCs w:val="26"/>
+              </w:rPr>
+              <w:t xml:space="preserve"> biết vai trò và cấp bậc của mình trong công ty.</w:t>
             </w:r>
           </w:p>
         </w:tc>
@@ -12404,10 +12860,11 @@
               <w:rPr>
                 <w:rFonts w:ascii="Times New Roman" w:eastAsia="Calibri" w:hAnsi="Times New Roman" w:cs="Times New Roman"/>
                 <w:i/>
-                <w:sz w:val="26"/>
-                <w:szCs w:val="26"/>
-              </w:rPr>
-              <w:t>Phòng ban</w:t>
+                <w:iCs/>
+                <w:sz w:val="26"/>
+                <w:szCs w:val="26"/>
+              </w:rPr>
+              <w:t>Chức vụ</w:t>
             </w:r>
             <w:r>
               <w:rPr>
@@ -12436,7 +12893,7 @@
                 <w:sz w:val="26"/>
                 <w:szCs w:val="26"/>
               </w:rPr>
-              <w:t>+ Xem danh sách phòng ban</w:t>
+              <w:t>+ Xem danh sách chức vụ</w:t>
             </w:r>
           </w:p>
           <w:p>
@@ -12457,7 +12914,7 @@
                 <w:sz w:val="26"/>
                 <w:szCs w:val="26"/>
               </w:rPr>
-              <w:t>+ Xem thông tin chi tiết phòng ban (tên, mô tả)</w:t>
+              <w:t>+ Xem mô tả chức vụ</w:t>
             </w:r>
           </w:p>
           <w:p>
@@ -12478,28 +12935,7 @@
                 <w:sz w:val="26"/>
                 <w:szCs w:val="26"/>
               </w:rPr>
-              <w:t>+ Xem danh sách nhân viên thuộc phòng ban</w:t>
-            </w:r>
-          </w:p>
-          <w:p>
-            <w:pPr>
-              <w:spacing w:line="360" w:lineRule="auto"/>
-              <w:ind w:left="720"/>
-              <w:contextualSpacing/>
-              <w:jc w:val="both"/>
-              <w:rPr>
-                <w:rFonts w:ascii="Times New Roman" w:eastAsia="Calibri" w:hAnsi="Times New Roman" w:cs="Times New Roman"/>
-                <w:sz w:val="26"/>
-                <w:szCs w:val="26"/>
-              </w:rPr>
-            </w:pPr>
-            <w:r>
-              <w:rPr>
-                <w:rFonts w:ascii="Times New Roman" w:eastAsia="Calibri" w:hAnsi="Times New Roman" w:cs="Times New Roman"/>
-                <w:sz w:val="26"/>
-                <w:szCs w:val="26"/>
-              </w:rPr>
-              <w:t>+ Tìm kiếm phòng ban theo tên.</w:t>
+              <w:t>+ Tìm kiếm chức vụ theo tên.</w:t>
             </w:r>
           </w:p>
         </w:tc>
@@ -12577,11 +13013,457 @@
     </w:p>
     <w:p>
       <w:pPr>
-        <w:pStyle w:val="Heading2"/>
+        <w:pStyle w:val="ListParagraph"/>
         <w:numPr>
           <w:ilvl w:val="1"/>
           <w:numId w:val="35"/>
         </w:numPr>
+        <w:spacing w:after="0" w:line="360" w:lineRule="auto"/>
+        <w:jc w:val="both"/>
+        <w:rPr>
+          <w:rFonts w:ascii="Times New Roman" w:hAnsi="Times New Roman" w:cs="Times New Roman"/>
+          <w:sz w:val="26"/>
+          <w:szCs w:val="26"/>
+        </w:rPr>
+      </w:pPr>
+      <w:r>
+        <w:rPr>
+          <w:rFonts w:ascii="Times New Roman" w:hAnsi="Times New Roman" w:cs="Times New Roman"/>
+          <w:sz w:val="26"/>
+          <w:szCs w:val="26"/>
+        </w:rPr>
+        <w:t xml:space="preserve">User story 13: </w:t>
+      </w:r>
+      <w:r>
+        <w:rPr>
+          <w:rFonts w:ascii="Times New Roman" w:hAnsi="Times New Roman" w:cs="Times New Roman"/>
+          <w:b/>
+          <w:sz w:val="26"/>
+          <w:szCs w:val="26"/>
+        </w:rPr>
+        <w:t>Quên mật khẩu</w:t>
+      </w:r>
+    </w:p>
+    <w:tbl>
+      <w:tblPr>
+        <w:tblStyle w:val="TableGrid"/>
+        <w:tblW w:w="0" w:type="auto"/>
+        <w:jc w:val="center"/>
+        <w:tblLook w:val="04A0" w:firstRow="1" w:lastRow="0" w:firstColumn="1" w:lastColumn="0" w:noHBand="0" w:noVBand="1"/>
+      </w:tblPr>
+      <w:tblGrid>
+        <w:gridCol w:w="2565"/>
+        <w:gridCol w:w="6497"/>
+      </w:tblGrid>
+      <w:tr>
+        <w:trPr>
+          <w:jc w:val="center"/>
+        </w:trPr>
+        <w:tc>
+          <w:tcPr>
+            <w:tcW w:w="9062" w:type="dxa"/>
+            <w:gridSpan w:val="2"/>
+            <w:shd w:val="clear" w:color="auto" w:fill="FFFFFF" w:themeFill="background1"/>
+          </w:tcPr>
+          <w:p>
+            <w:pPr>
+              <w:spacing w:line="360" w:lineRule="auto"/>
+              <w:contextualSpacing/>
+              <w:jc w:val="both"/>
+              <w:rPr>
+                <w:rFonts w:ascii="Times New Roman" w:eastAsia="Calibri" w:hAnsi="Times New Roman" w:cs="Times New Roman"/>
+                <w:sz w:val="26"/>
+                <w:szCs w:val="26"/>
+              </w:rPr>
+            </w:pPr>
+            <w:r>
+              <w:rPr>
+                <w:rFonts w:ascii="Times New Roman" w:eastAsia="Calibri" w:hAnsi="Times New Roman" w:cs="Times New Roman"/>
+                <w:sz w:val="26"/>
+                <w:szCs w:val="26"/>
+              </w:rPr>
+              <w:t xml:space="preserve">Là </w:t>
+            </w:r>
+            <w:r>
+              <w:rPr>
+                <w:rFonts w:ascii="Times New Roman" w:eastAsia="Calibri" w:hAnsi="Times New Roman" w:cs="Times New Roman"/>
+                <w:b/>
+                <w:sz w:val="26"/>
+                <w:szCs w:val="26"/>
+              </w:rPr>
+              <w:t>Admin, nhân viên</w:t>
+            </w:r>
+            <w:r>
+              <w:rPr>
+                <w:rFonts w:ascii="Times New Roman" w:eastAsia="Calibri" w:hAnsi="Times New Roman" w:cs="Times New Roman"/>
+                <w:sz w:val="26"/>
+                <w:szCs w:val="26"/>
+              </w:rPr>
+              <w:t xml:space="preserve"> tôi </w:t>
+            </w:r>
+            <w:r>
+              <w:rPr>
+                <w:rFonts w:ascii="Times New Roman" w:eastAsia="Calibri" w:hAnsi="Times New Roman" w:cs="Times New Roman"/>
+                <w:b/>
+                <w:sz w:val="26"/>
+                <w:szCs w:val="26"/>
+              </w:rPr>
+              <w:t xml:space="preserve">muốn </w:t>
+            </w:r>
+            <w:r>
+              <w:rPr>
+                <w:rFonts w:ascii="Times New Roman" w:eastAsia="Calibri" w:hAnsi="Times New Roman" w:cs="Times New Roman"/>
+                <w:sz w:val="26"/>
+                <w:szCs w:val="26"/>
+              </w:rPr>
+              <w:t>đổi mật khẩu để bảo đảm bảo mật quyền riêng tư</w:t>
+            </w:r>
+          </w:p>
+        </w:tc>
+      </w:tr>
+      <w:tr>
+        <w:trPr>
+          <w:jc w:val="center"/>
+        </w:trPr>
+        <w:tc>
+          <w:tcPr>
+            <w:tcW w:w="2565" w:type="dxa"/>
+            <w:shd w:val="clear" w:color="auto" w:fill="DBE5F1"/>
+          </w:tcPr>
+          <w:p>
+            <w:pPr>
+              <w:spacing w:line="360" w:lineRule="auto"/>
+              <w:contextualSpacing/>
+              <w:jc w:val="both"/>
+              <w:rPr>
+                <w:rFonts w:ascii="Times New Roman" w:eastAsia="Calibri" w:hAnsi="Times New Roman" w:cs="Times New Roman"/>
+                <w:b/>
+                <w:sz w:val="26"/>
+                <w:szCs w:val="26"/>
+              </w:rPr>
+            </w:pPr>
+            <w:r>
+              <w:rPr>
+                <w:rFonts w:ascii="Times New Roman" w:eastAsia="Calibri" w:hAnsi="Times New Roman" w:cs="Times New Roman"/>
+                <w:b/>
+                <w:sz w:val="26"/>
+                <w:szCs w:val="26"/>
+              </w:rPr>
+              <w:t>Tác nhân</w:t>
+            </w:r>
+          </w:p>
+        </w:tc>
+        <w:tc>
+          <w:tcPr>
+            <w:tcW w:w="6497" w:type="dxa"/>
+          </w:tcPr>
+          <w:p>
+            <w:pPr>
+              <w:spacing w:line="360" w:lineRule="auto"/>
+              <w:contextualSpacing/>
+              <w:jc w:val="both"/>
+              <w:rPr>
+                <w:rFonts w:ascii="Times New Roman" w:eastAsia="Calibri" w:hAnsi="Times New Roman" w:cs="Times New Roman"/>
+                <w:sz w:val="26"/>
+                <w:szCs w:val="26"/>
+              </w:rPr>
+            </w:pPr>
+            <w:r>
+              <w:rPr>
+                <w:rFonts w:ascii="Times New Roman" w:eastAsia="Calibri" w:hAnsi="Times New Roman" w:cs="Times New Roman"/>
+                <w:sz w:val="26"/>
+                <w:szCs w:val="26"/>
+              </w:rPr>
+              <w:t>Admin, nhân viên</w:t>
+            </w:r>
+          </w:p>
+        </w:tc>
+      </w:tr>
+      <w:tr>
+        <w:trPr>
+          <w:jc w:val="center"/>
+        </w:trPr>
+        <w:tc>
+          <w:tcPr>
+            <w:tcW w:w="2565" w:type="dxa"/>
+            <w:shd w:val="clear" w:color="auto" w:fill="DBE5F1"/>
+          </w:tcPr>
+          <w:p>
+            <w:pPr>
+              <w:spacing w:line="360" w:lineRule="auto"/>
+              <w:contextualSpacing/>
+              <w:jc w:val="both"/>
+              <w:rPr>
+                <w:rFonts w:ascii="Times New Roman" w:eastAsia="Calibri" w:hAnsi="Times New Roman" w:cs="Times New Roman"/>
+                <w:b/>
+                <w:sz w:val="26"/>
+                <w:szCs w:val="26"/>
+              </w:rPr>
+            </w:pPr>
+            <w:r>
+              <w:rPr>
+                <w:rFonts w:ascii="Times New Roman" w:eastAsia="Calibri" w:hAnsi="Times New Roman" w:cs="Times New Roman"/>
+                <w:b/>
+                <w:sz w:val="26"/>
+                <w:szCs w:val="26"/>
+              </w:rPr>
+              <w:t>Điều kiện tiên quyết</w:t>
+            </w:r>
+          </w:p>
+        </w:tc>
+        <w:tc>
+          <w:tcPr>
+            <w:tcW w:w="6497" w:type="dxa"/>
+          </w:tcPr>
+          <w:p>
+            <w:pPr>
+              <w:spacing w:line="360" w:lineRule="auto"/>
+              <w:contextualSpacing/>
+              <w:jc w:val="both"/>
+              <w:rPr>
+                <w:rFonts w:ascii="Times New Roman" w:eastAsia="Calibri" w:hAnsi="Times New Roman" w:cs="Times New Roman"/>
+                <w:sz w:val="26"/>
+                <w:szCs w:val="26"/>
+              </w:rPr>
+            </w:pPr>
+            <w:r>
+              <w:rPr>
+                <w:rFonts w:ascii="Times New Roman" w:eastAsia="Calibri" w:hAnsi="Times New Roman" w:cs="Times New Roman"/>
+                <w:sz w:val="26"/>
+                <w:szCs w:val="26"/>
+              </w:rPr>
+              <w:t>Người dùng phải có tài khoản trong hệ thống</w:t>
+            </w:r>
+          </w:p>
+        </w:tc>
+      </w:tr>
+      <w:tr>
+        <w:trPr>
+          <w:jc w:val="center"/>
+        </w:trPr>
+        <w:tc>
+          <w:tcPr>
+            <w:tcW w:w="9062" w:type="dxa"/>
+            <w:gridSpan w:val="2"/>
+          </w:tcPr>
+          <w:p>
+            <w:pPr>
+              <w:spacing w:line="360" w:lineRule="auto"/>
+              <w:contextualSpacing/>
+              <w:jc w:val="both"/>
+              <w:rPr>
+                <w:rFonts w:ascii="Times New Roman" w:eastAsia="Calibri" w:hAnsi="Times New Roman" w:cs="Times New Roman"/>
+                <w:i/>
+                <w:iCs/>
+                <w:sz w:val="26"/>
+                <w:szCs w:val="26"/>
+              </w:rPr>
+            </w:pPr>
+            <w:r>
+              <w:rPr>
+                <w:rFonts w:ascii="Times New Roman" w:hAnsi="Times New Roman" w:cs="Times New Roman"/>
+                <w:b/>
+                <w:i/>
+                <w:iCs/>
+                <w:sz w:val="26"/>
+                <w:szCs w:val="26"/>
+              </w:rPr>
+              <w:t>Tiêu chí chấp nhận:</w:t>
+            </w:r>
+          </w:p>
+          <w:p>
+            <w:pPr>
+              <w:numPr>
+                <w:ilvl w:val="0"/>
+                <w:numId w:val="3"/>
+              </w:numPr>
+              <w:spacing w:line="360" w:lineRule="auto"/>
+              <w:contextualSpacing/>
+              <w:jc w:val="both"/>
+              <w:rPr>
+                <w:rFonts w:ascii="Times New Roman" w:hAnsi="Times New Roman" w:cs="Times New Roman"/>
+                <w:sz w:val="26"/>
+                <w:szCs w:val="26"/>
+              </w:rPr>
+            </w:pPr>
+            <w:r>
+              <w:rPr>
+                <w:rFonts w:ascii="Times New Roman" w:hAnsi="Times New Roman" w:cs="Times New Roman"/>
+                <w:sz w:val="26"/>
+                <w:szCs w:val="26"/>
+              </w:rPr>
+              <w:t>Chọn “Quên mật khẩu”</w:t>
+            </w:r>
+          </w:p>
+          <w:p>
+            <w:pPr>
+              <w:numPr>
+                <w:ilvl w:val="0"/>
+                <w:numId w:val="3"/>
+              </w:numPr>
+              <w:spacing w:line="360" w:lineRule="auto"/>
+              <w:contextualSpacing/>
+              <w:jc w:val="both"/>
+              <w:rPr>
+                <w:rFonts w:ascii="Times New Roman" w:hAnsi="Times New Roman" w:cs="Times New Roman"/>
+                <w:sz w:val="26"/>
+                <w:szCs w:val="26"/>
+              </w:rPr>
+            </w:pPr>
+            <w:r>
+              <w:rPr>
+                <w:rFonts w:ascii="Times New Roman" w:hAnsi="Times New Roman" w:cs="Times New Roman"/>
+                <w:sz w:val="26"/>
+                <w:szCs w:val="26"/>
+              </w:rPr>
+              <w:t>Nhập Tài khoản và số điện thoại.</w:t>
+            </w:r>
+          </w:p>
+          <w:p>
+            <w:pPr>
+              <w:numPr>
+                <w:ilvl w:val="0"/>
+                <w:numId w:val="3"/>
+              </w:numPr>
+              <w:spacing w:line="360" w:lineRule="auto"/>
+              <w:contextualSpacing/>
+              <w:jc w:val="both"/>
+              <w:rPr>
+                <w:rFonts w:ascii="Times New Roman" w:hAnsi="Times New Roman" w:cs="Times New Roman"/>
+                <w:sz w:val="26"/>
+                <w:szCs w:val="26"/>
+              </w:rPr>
+            </w:pPr>
+            <w:r>
+              <w:rPr>
+                <w:rFonts w:ascii="Times New Roman" w:hAnsi="Times New Roman" w:cs="Times New Roman"/>
+                <w:sz w:val="26"/>
+                <w:szCs w:val="26"/>
+              </w:rPr>
+              <w:t>Nhấn “Next” để chuyển sang trang nhập mật khẩu mới.</w:t>
+            </w:r>
+          </w:p>
+          <w:p>
+            <w:pPr>
+              <w:numPr>
+                <w:ilvl w:val="0"/>
+                <w:numId w:val="3"/>
+              </w:numPr>
+              <w:spacing w:line="360" w:lineRule="auto"/>
+              <w:contextualSpacing/>
+              <w:jc w:val="both"/>
+              <w:rPr>
+                <w:rFonts w:ascii="Times New Roman" w:hAnsi="Times New Roman" w:cs="Times New Roman"/>
+                <w:sz w:val="26"/>
+                <w:szCs w:val="26"/>
+              </w:rPr>
+            </w:pPr>
+            <w:r>
+              <w:rPr>
+                <w:rFonts w:ascii="Times New Roman" w:hAnsi="Times New Roman" w:cs="Times New Roman"/>
+                <w:sz w:val="26"/>
+                <w:szCs w:val="26"/>
+              </w:rPr>
+              <w:t>Nhập mật khẩu mới và xác nhận mật khẩu mới.</w:t>
+            </w:r>
+          </w:p>
+          <w:p>
+            <w:pPr>
+              <w:numPr>
+                <w:ilvl w:val="0"/>
+                <w:numId w:val="3"/>
+              </w:numPr>
+              <w:spacing w:line="360" w:lineRule="auto"/>
+              <w:contextualSpacing/>
+              <w:jc w:val="both"/>
+              <w:rPr>
+                <w:rFonts w:ascii="Times New Roman" w:eastAsia="Calibri" w:hAnsi="Times New Roman" w:cs="Times New Roman"/>
+                <w:sz w:val="26"/>
+                <w:szCs w:val="26"/>
+              </w:rPr>
+            </w:pPr>
+            <w:r>
+              <w:rPr>
+                <w:rFonts w:ascii="Times New Roman" w:hAnsi="Times New Roman" w:cs="Times New Roman"/>
+                <w:sz w:val="26"/>
+                <w:szCs w:val="26"/>
+              </w:rPr>
+              <w:t>Nhấn “Lưu” để hoàn thành đổi mật khẩu.</w:t>
+            </w:r>
+          </w:p>
+        </w:tc>
+      </w:tr>
+      <w:tr>
+        <w:trPr>
+          <w:jc w:val="center"/>
+        </w:trPr>
+        <w:tc>
+          <w:tcPr>
+            <w:tcW w:w="2565" w:type="dxa"/>
+            <w:shd w:val="clear" w:color="auto" w:fill="DBE5F1"/>
+          </w:tcPr>
+          <w:p>
+            <w:pPr>
+              <w:spacing w:line="360" w:lineRule="auto"/>
+              <w:contextualSpacing/>
+              <w:jc w:val="both"/>
+              <w:rPr>
+                <w:rFonts w:ascii="Times New Roman" w:eastAsia="Calibri" w:hAnsi="Times New Roman" w:cs="Times New Roman"/>
+                <w:b/>
+                <w:sz w:val="26"/>
+                <w:szCs w:val="26"/>
+              </w:rPr>
+            </w:pPr>
+            <w:r>
+              <w:rPr>
+                <w:rFonts w:ascii="Times New Roman" w:eastAsia="Calibri" w:hAnsi="Times New Roman" w:cs="Times New Roman"/>
+                <w:b/>
+                <w:sz w:val="26"/>
+                <w:szCs w:val="26"/>
+              </w:rPr>
+              <w:t>Điều kiện ràng buộc</w:t>
+            </w:r>
+          </w:p>
+        </w:tc>
+        <w:tc>
+          <w:tcPr>
+            <w:tcW w:w="6497" w:type="dxa"/>
+          </w:tcPr>
+          <w:p>
+            <w:pPr>
+              <w:spacing w:line="360" w:lineRule="auto"/>
+              <w:contextualSpacing/>
+              <w:jc w:val="both"/>
+              <w:rPr>
+                <w:rFonts w:ascii="Times New Roman" w:eastAsia="Calibri" w:hAnsi="Times New Roman" w:cs="Times New Roman"/>
+                <w:sz w:val="26"/>
+                <w:szCs w:val="26"/>
+              </w:rPr>
+            </w:pPr>
+            <w:r>
+              <w:rPr>
+                <w:rFonts w:ascii="Times New Roman" w:eastAsia="Calibri" w:hAnsi="Times New Roman" w:cs="Times New Roman"/>
+                <w:sz w:val="26"/>
+                <w:szCs w:val="26"/>
+              </w:rPr>
+              <w:t>Account phải tồn tại trong hệ thống</w:t>
+            </w:r>
+          </w:p>
+        </w:tc>
+      </w:tr>
+    </w:tbl>
+    <w:p>
+      <w:pPr>
+        <w:jc w:val="both"/>
+      </w:pPr>
+    </w:p>
+    <w:p>
+      <w:pPr>
+        <w:pStyle w:val="Heading2"/>
+        <w:numPr>
+          <w:ilvl w:val="1"/>
+          <w:numId w:val="36"/>
+        </w:numPr>
         <w:spacing w:before="0" w:line="360" w:lineRule="auto"/>
         <w:jc w:val="both"/>
         <w:rPr>
@@ -12591,18 +13473,6 @@
           <w:szCs w:val="26"/>
         </w:rPr>
       </w:pPr>
-      <w:bookmarkStart w:id="18" w:name="_Toc226809172"/>
-      <w:r>
-        <w:rPr>
-          <w:rFonts w:ascii="Times New Roman" w:hAnsi="Times New Roman" w:cs="Times New Roman"/>
-          <w:b w:val="0"/>
-          <w:color w:val="auto"/>
-          <w:sz w:val="26"/>
-          <w:szCs w:val="26"/>
-        </w:rPr>
-        <w:lastRenderedPageBreak/>
-        <w:t>User story 12</w:t>
-      </w:r>
       <w:r>
         <w:rPr>
           <w:rFonts w:ascii="Times New Roman" w:hAnsi="Times New Roman" w:cs="Times New Roman"/>
@@ -12610,7 +13480,17 @@
           <w:sz w:val="26"/>
           <w:szCs w:val="26"/>
         </w:rPr>
-        <w:t>: Quản lý chức vụ</w:t>
+        <w:t xml:space="preserve"> </w:t>
+      </w:r>
+      <w:bookmarkStart w:id="18" w:name="_Toc226809173"/>
+      <w:r>
+        <w:rPr>
+          <w:rFonts w:ascii="Times New Roman" w:hAnsi="Times New Roman" w:cs="Times New Roman"/>
+          <w:color w:val="auto"/>
+          <w:sz w:val="26"/>
+          <w:szCs w:val="26"/>
+        </w:rPr>
+        <w:t>User story 13: Quản lý tài khoản</w:t>
       </w:r>
       <w:bookmarkEnd w:id="18"/>
     </w:p>
@@ -12633,27 +13513,53 @@
           <w:tcPr>
             <w:tcW w:w="9062" w:type="dxa"/>
             <w:gridSpan w:val="2"/>
-          </w:tcPr>
-          <w:p>
-            <w:pPr>
-              <w:spacing w:line="360" w:lineRule="auto"/>
-              <w:contextualSpacing/>
-              <w:jc w:val="both"/>
-              <w:rPr>
-                <w:rFonts w:ascii="Times New Roman" w:eastAsia="Calibri" w:hAnsi="Times New Roman" w:cs="Times New Roman"/>
-                <w:sz w:val="26"/>
-                <w:szCs w:val="26"/>
-              </w:rPr>
-            </w:pPr>
-            <w:r>
-              <w:rPr>
-                <w:rFonts w:ascii="Times New Roman" w:eastAsia="Calibri" w:hAnsi="Times New Roman" w:cs="Times New Roman"/>
-                <w:b/>
+            <w:shd w:val="clear" w:color="auto" w:fill="FFFFFF" w:themeFill="background1"/>
+          </w:tcPr>
+          <w:p>
+            <w:pPr>
+              <w:spacing w:line="360" w:lineRule="auto"/>
+              <w:contextualSpacing/>
+              <w:jc w:val="both"/>
+              <w:rPr>
+                <w:rFonts w:ascii="Times New Roman" w:eastAsia="Calibri" w:hAnsi="Times New Roman" w:cs="Times New Roman"/>
+                <w:sz w:val="26"/>
+                <w:szCs w:val="26"/>
+              </w:rPr>
+            </w:pPr>
+            <w:r>
+              <w:rPr>
+                <w:rFonts w:ascii="Times New Roman" w:eastAsia="Calibri" w:hAnsi="Times New Roman" w:cs="Times New Roman"/>
+                <w:sz w:val="26"/>
+                <w:szCs w:val="26"/>
+              </w:rPr>
+              <w:t xml:space="preserve">Là </w:t>
+            </w:r>
+            <w:r>
+              <w:rPr>
+                <w:rFonts w:ascii="Times New Roman" w:eastAsia="Calibri" w:hAnsi="Times New Roman" w:cs="Times New Roman"/>
+                <w:b/>
+                <w:sz w:val="26"/>
+                <w:szCs w:val="26"/>
+              </w:rPr>
+              <w:t>Admin</w:t>
+            </w:r>
+            <w:r>
+              <w:rPr>
+                <w:rFonts w:ascii="Times New Roman" w:eastAsia="Calibri" w:hAnsi="Times New Roman" w:cs="Times New Roman"/>
                 <w:bCs/>
                 <w:sz w:val="26"/>
                 <w:szCs w:val="26"/>
               </w:rPr>
-              <w:t>Là</w:t>
+              <w:t xml:space="preserve">, tôi muốn quản lý tài khoản </w:t>
+            </w:r>
+            <w:r>
+              <w:rPr>
+                <w:rFonts w:ascii="Times New Roman" w:eastAsia="Calibri" w:hAnsi="Times New Roman" w:cs="Times New Roman"/>
+                <w:b/>
+                <w:sz w:val="26"/>
+                <w:szCs w:val="26"/>
+              </w:rPr>
+              <w:t>để</w:t>
             </w:r>
             <w:r>
               <w:rPr>
@@ -12662,45 +13568,7 @@
                 <w:sz w:val="26"/>
                 <w:szCs w:val="26"/>
               </w:rPr>
-              <w:t xml:space="preserve"> Nhân viên, tôi </w:t>
-            </w:r>
-            <w:r>
-              <w:rPr>
-                <w:rFonts w:ascii="Times New Roman" w:eastAsia="Calibri" w:hAnsi="Times New Roman" w:cs="Times New Roman"/>
-                <w:b/>
-                <w:bCs/>
-                <w:sz w:val="26"/>
-                <w:szCs w:val="26"/>
-              </w:rPr>
-              <w:t>muốn</w:t>
-            </w:r>
-            <w:r>
-              <w:rPr>
-                <w:rFonts w:ascii="Times New Roman" w:eastAsia="Calibri" w:hAnsi="Times New Roman" w:cs="Times New Roman"/>
-                <w:bCs/>
-                <w:sz w:val="26"/>
-                <w:szCs w:val="26"/>
-              </w:rPr>
-              <w:t xml:space="preserve"> xem danh sách chức vụ </w:t>
-            </w:r>
-            <w:r>
-              <w:rPr>
-                <w:rFonts w:ascii="Times New Roman" w:eastAsia="Calibri" w:hAnsi="Times New Roman" w:cs="Times New Roman"/>
-                <w:b/>
-                <w:bCs/>
-                <w:sz w:val="26"/>
-                <w:szCs w:val="26"/>
-              </w:rPr>
-              <w:t>để</w:t>
-            </w:r>
-            <w:r>
-              <w:rPr>
-                <w:rFonts w:ascii="Times New Roman" w:eastAsia="Calibri" w:hAnsi="Times New Roman" w:cs="Times New Roman"/>
-                <w:bCs/>
-                <w:sz w:val="26"/>
-                <w:szCs w:val="26"/>
-              </w:rPr>
-              <w:t xml:space="preserve"> biết vai trò và cấp bậc của mình trong công ty.</w:t>
+              <w:t xml:space="preserve"> thêm, sửa, xóa tài khoản cho nhân viên.</w:t>
             </w:r>
           </w:p>
         </w:tc>
@@ -12758,7 +13626,7 @@
                 <w:sz w:val="26"/>
                 <w:szCs w:val="26"/>
               </w:rPr>
-              <w:t>Nhân viên</w:t>
+              <w:t>Admin</w:t>
             </w:r>
           </w:p>
         </w:tc>
@@ -12816,7 +13684,7 @@
                 <w:sz w:val="26"/>
                 <w:szCs w:val="26"/>
               </w:rPr>
-              <w:t>Đăng nhập thành công vào hệ thống.</w:t>
+              <w:t>Đăng nhập thành công vào hệ thống</w:t>
             </w:r>
           </w:p>
         </w:tc>
@@ -12837,16 +13705,14 @@
               <w:jc w:val="both"/>
               <w:rPr>
                 <w:rFonts w:ascii="Times New Roman" w:eastAsia="Calibri" w:hAnsi="Times New Roman" w:cs="Times New Roman"/>
-                <w:i/>
-                <w:sz w:val="26"/>
-                <w:szCs w:val="26"/>
-              </w:rPr>
-            </w:pPr>
-            <w:r>
-              <w:rPr>
-                <w:rFonts w:ascii="Times New Roman" w:hAnsi="Times New Roman" w:cs="Times New Roman"/>
-                <w:b/>
-                <w:i/>
+                <w:sz w:val="26"/>
+                <w:szCs w:val="26"/>
+              </w:rPr>
+            </w:pPr>
+            <w:r>
+              <w:rPr>
+                <w:rFonts w:ascii="Times New Roman" w:hAnsi="Times New Roman" w:cs="Times New Roman"/>
+                <w:b/>
                 <w:sz w:val="26"/>
                 <w:szCs w:val="26"/>
               </w:rPr>
@@ -12874,7 +13740,90 @@
                 <w:sz w:val="26"/>
                 <w:szCs w:val="26"/>
               </w:rPr>
-              <w:t xml:space="preserve">Sau khi đăng nhập vào hệ thống, chọn mục </w:t>
+              <w:t>Khi truy cập quản lý tài khoản, hệ thống hiển thị danh sách tài khoản nhân viên.</w:t>
+            </w:r>
+          </w:p>
+          <w:p>
+            <w:pPr>
+              <w:numPr>
+                <w:ilvl w:val="0"/>
+                <w:numId w:val="3"/>
+              </w:numPr>
+              <w:spacing w:line="360" w:lineRule="auto"/>
+              <w:contextualSpacing/>
+              <w:jc w:val="both"/>
+              <w:rPr>
+                <w:rFonts w:ascii="Times New Roman" w:eastAsia="Calibri" w:hAnsi="Times New Roman" w:cs="Times New Roman"/>
+                <w:sz w:val="26"/>
+                <w:szCs w:val="26"/>
+              </w:rPr>
+            </w:pPr>
+            <w:r>
+              <w:rPr>
+                <w:rFonts w:ascii="Times New Roman" w:eastAsia="Calibri" w:hAnsi="Times New Roman" w:cs="Times New Roman"/>
+                <w:sz w:val="26"/>
+                <w:szCs w:val="26"/>
+              </w:rPr>
+              <w:lastRenderedPageBreak/>
+              <w:t>Khi tạo tài khoản:</w:t>
+            </w:r>
+          </w:p>
+          <w:p>
+            <w:pPr>
+              <w:spacing w:line="360" w:lineRule="auto"/>
+              <w:ind w:left="720"/>
+              <w:contextualSpacing/>
+              <w:jc w:val="both"/>
+              <w:rPr>
+                <w:rFonts w:ascii="Times New Roman" w:eastAsia="Calibri" w:hAnsi="Times New Roman" w:cs="Times New Roman"/>
+                <w:sz w:val="26"/>
+                <w:szCs w:val="26"/>
+              </w:rPr>
+            </w:pPr>
+            <w:r>
+              <w:rPr>
+                <w:rFonts w:ascii="Times New Roman" w:eastAsia="Calibri" w:hAnsi="Times New Roman" w:cs="Times New Roman"/>
+                <w:sz w:val="26"/>
+                <w:szCs w:val="26"/>
+              </w:rPr>
+              <w:t>+ Nếu nhập đầy đủ thông tin, hệ thống tạo thành công.</w:t>
+            </w:r>
+          </w:p>
+          <w:p>
+            <w:pPr>
+              <w:spacing w:line="360" w:lineRule="auto"/>
+              <w:ind w:left="720"/>
+              <w:contextualSpacing/>
+              <w:jc w:val="both"/>
+              <w:rPr>
+                <w:rFonts w:ascii="Times New Roman" w:eastAsia="Calibri" w:hAnsi="Times New Roman" w:cs="Times New Roman"/>
+                <w:sz w:val="26"/>
+                <w:szCs w:val="26"/>
+              </w:rPr>
+            </w:pPr>
+            <w:r>
+              <w:rPr>
+                <w:rFonts w:ascii="Times New Roman" w:eastAsia="Calibri" w:hAnsi="Times New Roman" w:cs="Times New Roman"/>
+                <w:sz w:val="26"/>
+                <w:szCs w:val="26"/>
+              </w:rPr>
+              <w:t>+</w:t>
+            </w:r>
+            <w:r>
+              <w:rPr>
+                <w:rFonts w:ascii="Times New Roman" w:hAnsi="Times New Roman" w:cs="Times New Roman"/>
+                <w:sz w:val="26"/>
+                <w:szCs w:val="26"/>
+              </w:rPr>
+              <w:t xml:space="preserve"> </w:t>
+            </w:r>
+            <w:r>
+              <w:rPr>
+                <w:rFonts w:ascii="Times New Roman" w:eastAsia="Calibri" w:hAnsi="Times New Roman" w:cs="Times New Roman"/>
+                <w:sz w:val="26"/>
+                <w:szCs w:val="26"/>
+              </w:rPr>
+              <w:t xml:space="preserve">Nếu thiếu, hiển thị lỗi: </w:t>
             </w:r>
             <w:r>
               <w:rPr>
@@ -12884,15 +13833,31 @@
                 <w:sz w:val="26"/>
                 <w:szCs w:val="26"/>
               </w:rPr>
-              <w:t>Chức vụ</w:t>
-            </w:r>
-            <w:r>
-              <w:rPr>
-                <w:rFonts w:ascii="Times New Roman" w:eastAsia="Calibri" w:hAnsi="Times New Roman" w:cs="Times New Roman"/>
-                <w:sz w:val="26"/>
-                <w:szCs w:val="26"/>
-              </w:rPr>
-              <w:t>, để thực hiện:</w:t>
+              <w:t>“Vui lòng nhập đầy đủ thông tin tài khoản.”</w:t>
+            </w:r>
+          </w:p>
+          <w:p>
+            <w:pPr>
+              <w:numPr>
+                <w:ilvl w:val="0"/>
+                <w:numId w:val="3"/>
+              </w:numPr>
+              <w:spacing w:line="360" w:lineRule="auto"/>
+              <w:contextualSpacing/>
+              <w:jc w:val="both"/>
+              <w:rPr>
+                <w:rFonts w:ascii="Times New Roman" w:eastAsia="Calibri" w:hAnsi="Times New Roman" w:cs="Times New Roman"/>
+                <w:sz w:val="26"/>
+                <w:szCs w:val="26"/>
+              </w:rPr>
+            </w:pPr>
+            <w:r>
+              <w:rPr>
+                <w:rFonts w:ascii="Times New Roman" w:eastAsia="Calibri" w:hAnsi="Times New Roman" w:cs="Times New Roman"/>
+                <w:sz w:val="26"/>
+                <w:szCs w:val="26"/>
+              </w:rPr>
+              <w:t>Khi chỉnh sửa tài khoản:</w:t>
             </w:r>
           </w:p>
           <w:p>
@@ -12913,7 +13878,47 @@
                 <w:sz w:val="26"/>
                 <w:szCs w:val="26"/>
               </w:rPr>
-              <w:t>+ Xem danh sách chức vụ</w:t>
+              <w:t>+</w:t>
+            </w:r>
+            <w:r>
+              <w:rPr>
+                <w:rFonts w:ascii="Times New Roman" w:hAnsi="Times New Roman" w:cs="Times New Roman"/>
+                <w:sz w:val="26"/>
+                <w:szCs w:val="26"/>
+              </w:rPr>
+              <w:t xml:space="preserve"> </w:t>
+            </w:r>
+            <w:r>
+              <w:rPr>
+                <w:rFonts w:ascii="Times New Roman" w:eastAsia="Calibri" w:hAnsi="Times New Roman" w:cs="Times New Roman"/>
+                <w:sz w:val="26"/>
+                <w:szCs w:val="26"/>
+              </w:rPr>
+              <w:t xml:space="preserve">Nếu hợp lệ, hệ thống cập nhật thành công. </w:t>
+            </w:r>
+          </w:p>
+          <w:p>
+            <w:pPr>
+              <w:numPr>
+                <w:ilvl w:val="0"/>
+                <w:numId w:val="3"/>
+              </w:numPr>
+              <w:spacing w:line="360" w:lineRule="auto"/>
+              <w:contextualSpacing/>
+              <w:jc w:val="both"/>
+              <w:rPr>
+                <w:rFonts w:ascii="Times New Roman" w:eastAsia="Calibri" w:hAnsi="Times New Roman" w:cs="Times New Roman"/>
+                <w:sz w:val="26"/>
+                <w:szCs w:val="26"/>
+              </w:rPr>
+            </w:pPr>
+            <w:r>
+              <w:rPr>
+                <w:rFonts w:ascii="Times New Roman" w:eastAsia="Calibri" w:hAnsi="Times New Roman" w:cs="Times New Roman"/>
+                <w:sz w:val="26"/>
+                <w:szCs w:val="26"/>
+              </w:rPr>
+              <w:t>Khi xóa tài khoản</w:t>
             </w:r>
           </w:p>
           <w:p>
@@ -12934,7 +13939,23 @@
                 <w:sz w:val="26"/>
                 <w:szCs w:val="26"/>
               </w:rPr>
-              <w:t>+ Xem mô tả chức vụ</w:t>
+              <w:t>+</w:t>
+            </w:r>
+            <w:r>
+              <w:rPr>
+                <w:rFonts w:ascii="Times New Roman" w:hAnsi="Times New Roman" w:cs="Times New Roman"/>
+                <w:sz w:val="26"/>
+                <w:szCs w:val="26"/>
+              </w:rPr>
+              <w:t xml:space="preserve"> </w:t>
+            </w:r>
+            <w:r>
+              <w:rPr>
+                <w:rFonts w:ascii="Times New Roman" w:eastAsia="Calibri" w:hAnsi="Times New Roman" w:cs="Times New Roman"/>
+                <w:sz w:val="26"/>
+                <w:szCs w:val="26"/>
+              </w:rPr>
+              <w:t>Hệ thống yêu cầu xác nhận.</w:t>
             </w:r>
           </w:p>
           <w:p>
@@ -12955,7 +13976,23 @@
                 <w:sz w:val="26"/>
                 <w:szCs w:val="26"/>
               </w:rPr>
-              <w:t>+ Tìm kiếm chức vụ theo tên.</w:t>
+              <w:t>+</w:t>
+            </w:r>
+            <w:r>
+              <w:rPr>
+                <w:rFonts w:ascii="Times New Roman" w:hAnsi="Times New Roman" w:cs="Times New Roman"/>
+                <w:sz w:val="26"/>
+                <w:szCs w:val="26"/>
+              </w:rPr>
+              <w:t xml:space="preserve"> </w:t>
+            </w:r>
+            <w:r>
+              <w:rPr>
+                <w:rFonts w:ascii="Times New Roman" w:eastAsia="Calibri" w:hAnsi="Times New Roman" w:cs="Times New Roman"/>
+                <w:sz w:val="26"/>
+                <w:szCs w:val="26"/>
+              </w:rPr>
+              <w:t>Nếu đồng ý, tài khoản bị xóa khỏi hệ thống.</w:t>
             </w:r>
           </w:p>
         </w:tc>
@@ -12988,6 +14025,7 @@
                 <w:sz w:val="26"/>
                 <w:szCs w:val="26"/>
               </w:rPr>
+              <w:lastRenderedPageBreak/>
               <w:t>Điều kiện ràng buộc</w:t>
             </w:r>
           </w:p>
@@ -13021,460 +14059,12 @@
     </w:tbl>
     <w:p>
       <w:pPr>
-        <w:spacing w:after="0" w:line="360" w:lineRule="auto"/>
-        <w:ind w:left="720"/>
-        <w:jc w:val="both"/>
-        <w:rPr>
-          <w:rFonts w:ascii="Times New Roman" w:hAnsi="Times New Roman" w:cs="Times New Roman"/>
-          <w:sz w:val="26"/>
-          <w:szCs w:val="26"/>
-        </w:rPr>
-      </w:pPr>
-    </w:p>
-    <w:p>
-      <w:pPr>
-        <w:pStyle w:val="ListParagraph"/>
-        <w:numPr>
-          <w:ilvl w:val="1"/>
-          <w:numId w:val="35"/>
-        </w:numPr>
-        <w:spacing w:after="0" w:line="360" w:lineRule="auto"/>
-        <w:jc w:val="both"/>
-        <w:rPr>
-          <w:rFonts w:ascii="Times New Roman" w:hAnsi="Times New Roman" w:cs="Times New Roman"/>
-          <w:sz w:val="26"/>
-          <w:szCs w:val="26"/>
-        </w:rPr>
-      </w:pPr>
-      <w:r>
-        <w:rPr>
-          <w:rFonts w:ascii="Times New Roman" w:hAnsi="Times New Roman" w:cs="Times New Roman"/>
-          <w:sz w:val="26"/>
-          <w:szCs w:val="26"/>
-        </w:rPr>
-        <w:t xml:space="preserve">User story 13: </w:t>
-      </w:r>
-      <w:r>
         <w:rPr>
           <w:rFonts w:ascii="Times New Roman" w:hAnsi="Times New Roman" w:cs="Times New Roman"/>
           <w:b/>
           <w:sz w:val="26"/>
           <w:szCs w:val="26"/>
         </w:rPr>
-        <w:t>Quên mật khẩu</w:t>
-      </w:r>
-    </w:p>
-    <w:tbl>
-      <w:tblPr>
-        <w:tblStyle w:val="TableGrid"/>
-        <w:tblW w:w="0" w:type="auto"/>
-        <w:jc w:val="center"/>
-        <w:tblLook w:val="04A0" w:firstRow="1" w:lastRow="0" w:firstColumn="1" w:lastColumn="0" w:noHBand="0" w:noVBand="1"/>
-      </w:tblPr>
-      <w:tblGrid>
-        <w:gridCol w:w="2565"/>
-        <w:gridCol w:w="6497"/>
-      </w:tblGrid>
-      <w:tr>
-        <w:trPr>
-          <w:jc w:val="center"/>
-        </w:trPr>
-        <w:tc>
-          <w:tcPr>
-            <w:tcW w:w="9062" w:type="dxa"/>
-            <w:gridSpan w:val="2"/>
-            <w:shd w:val="clear" w:color="auto" w:fill="FFFFFF" w:themeFill="background1"/>
-          </w:tcPr>
-          <w:p>
-            <w:pPr>
-              <w:spacing w:line="360" w:lineRule="auto"/>
-              <w:contextualSpacing/>
-              <w:jc w:val="both"/>
-              <w:rPr>
-                <w:rFonts w:ascii="Times New Roman" w:eastAsia="Calibri" w:hAnsi="Times New Roman" w:cs="Times New Roman"/>
-                <w:sz w:val="26"/>
-                <w:szCs w:val="26"/>
-              </w:rPr>
-            </w:pPr>
-            <w:r>
-              <w:rPr>
-                <w:rFonts w:ascii="Times New Roman" w:eastAsia="Calibri" w:hAnsi="Times New Roman" w:cs="Times New Roman"/>
-                <w:sz w:val="26"/>
-                <w:szCs w:val="26"/>
-              </w:rPr>
-              <w:t xml:space="preserve">Là </w:t>
-            </w:r>
-            <w:r>
-              <w:rPr>
-                <w:rFonts w:ascii="Times New Roman" w:eastAsia="Calibri" w:hAnsi="Times New Roman" w:cs="Times New Roman"/>
-                <w:b/>
-                <w:sz w:val="26"/>
-                <w:szCs w:val="26"/>
-              </w:rPr>
-              <w:t>Admin, nhân viên</w:t>
-            </w:r>
-            <w:r>
-              <w:rPr>
-                <w:rFonts w:ascii="Times New Roman" w:eastAsia="Calibri" w:hAnsi="Times New Roman" w:cs="Times New Roman"/>
-                <w:sz w:val="26"/>
-                <w:szCs w:val="26"/>
-              </w:rPr>
-              <w:t xml:space="preserve"> tôi </w:t>
-            </w:r>
-            <w:r>
-              <w:rPr>
-                <w:rFonts w:ascii="Times New Roman" w:eastAsia="Calibri" w:hAnsi="Times New Roman" w:cs="Times New Roman"/>
-                <w:b/>
-                <w:sz w:val="26"/>
-                <w:szCs w:val="26"/>
-              </w:rPr>
-              <w:t xml:space="preserve">muốn </w:t>
-            </w:r>
-            <w:r>
-              <w:rPr>
-                <w:rFonts w:ascii="Times New Roman" w:eastAsia="Calibri" w:hAnsi="Times New Roman" w:cs="Times New Roman"/>
-                <w:sz w:val="26"/>
-                <w:szCs w:val="26"/>
-              </w:rPr>
-              <w:t>đổi mật khẩu để bảo đảm bảo mật quyền riêng tư</w:t>
-            </w:r>
-          </w:p>
-        </w:tc>
-      </w:tr>
-      <w:tr>
-        <w:trPr>
-          <w:jc w:val="center"/>
-        </w:trPr>
-        <w:tc>
-          <w:tcPr>
-            <w:tcW w:w="2565" w:type="dxa"/>
-            <w:shd w:val="clear" w:color="auto" w:fill="DBE5F1"/>
-          </w:tcPr>
-          <w:p>
-            <w:pPr>
-              <w:spacing w:line="360" w:lineRule="auto"/>
-              <w:contextualSpacing/>
-              <w:jc w:val="both"/>
-              <w:rPr>
-                <w:rFonts w:ascii="Times New Roman" w:eastAsia="Calibri" w:hAnsi="Times New Roman" w:cs="Times New Roman"/>
-                <w:b/>
-                <w:sz w:val="26"/>
-                <w:szCs w:val="26"/>
-              </w:rPr>
-            </w:pPr>
-            <w:r>
-              <w:rPr>
-                <w:rFonts w:ascii="Times New Roman" w:eastAsia="Calibri" w:hAnsi="Times New Roman" w:cs="Times New Roman"/>
-                <w:b/>
-                <w:sz w:val="26"/>
-                <w:szCs w:val="26"/>
-              </w:rPr>
-              <w:t>Tác nhân</w:t>
-            </w:r>
-          </w:p>
-        </w:tc>
-        <w:tc>
-          <w:tcPr>
-            <w:tcW w:w="6497" w:type="dxa"/>
-          </w:tcPr>
-          <w:p>
-            <w:pPr>
-              <w:spacing w:line="360" w:lineRule="auto"/>
-              <w:contextualSpacing/>
-              <w:jc w:val="both"/>
-              <w:rPr>
-                <w:rFonts w:ascii="Times New Roman" w:eastAsia="Calibri" w:hAnsi="Times New Roman" w:cs="Times New Roman"/>
-                <w:sz w:val="26"/>
-                <w:szCs w:val="26"/>
-              </w:rPr>
-            </w:pPr>
-            <w:r>
-              <w:rPr>
-                <w:rFonts w:ascii="Times New Roman" w:eastAsia="Calibri" w:hAnsi="Times New Roman" w:cs="Times New Roman"/>
-                <w:sz w:val="26"/>
-                <w:szCs w:val="26"/>
-              </w:rPr>
-              <w:t>Admin, nhân viên</w:t>
-            </w:r>
-          </w:p>
-        </w:tc>
-      </w:tr>
-      <w:tr>
-        <w:trPr>
-          <w:jc w:val="center"/>
-        </w:trPr>
-        <w:tc>
-          <w:tcPr>
-            <w:tcW w:w="2565" w:type="dxa"/>
-            <w:shd w:val="clear" w:color="auto" w:fill="DBE5F1"/>
-          </w:tcPr>
-          <w:p>
-            <w:pPr>
-              <w:spacing w:line="360" w:lineRule="auto"/>
-              <w:contextualSpacing/>
-              <w:jc w:val="both"/>
-              <w:rPr>
-                <w:rFonts w:ascii="Times New Roman" w:eastAsia="Calibri" w:hAnsi="Times New Roman" w:cs="Times New Roman"/>
-                <w:b/>
-                <w:sz w:val="26"/>
-                <w:szCs w:val="26"/>
-              </w:rPr>
-            </w:pPr>
-            <w:r>
-              <w:rPr>
-                <w:rFonts w:ascii="Times New Roman" w:eastAsia="Calibri" w:hAnsi="Times New Roman" w:cs="Times New Roman"/>
-                <w:b/>
-                <w:sz w:val="26"/>
-                <w:szCs w:val="26"/>
-              </w:rPr>
-              <w:t>Điều kiện tiên quyết</w:t>
-            </w:r>
-          </w:p>
-        </w:tc>
-        <w:tc>
-          <w:tcPr>
-            <w:tcW w:w="6497" w:type="dxa"/>
-          </w:tcPr>
-          <w:p>
-            <w:pPr>
-              <w:spacing w:line="360" w:lineRule="auto"/>
-              <w:contextualSpacing/>
-              <w:jc w:val="both"/>
-              <w:rPr>
-                <w:rFonts w:ascii="Times New Roman" w:eastAsia="Calibri" w:hAnsi="Times New Roman" w:cs="Times New Roman"/>
-                <w:sz w:val="26"/>
-                <w:szCs w:val="26"/>
-              </w:rPr>
-            </w:pPr>
-            <w:r>
-              <w:rPr>
-                <w:rFonts w:ascii="Times New Roman" w:eastAsia="Calibri" w:hAnsi="Times New Roman" w:cs="Times New Roman"/>
-                <w:sz w:val="26"/>
-                <w:szCs w:val="26"/>
-              </w:rPr>
-              <w:t>Người dùng phải có tài khoản trong hệ thống</w:t>
-            </w:r>
-          </w:p>
-        </w:tc>
-      </w:tr>
-      <w:tr>
-        <w:trPr>
-          <w:jc w:val="center"/>
-        </w:trPr>
-        <w:tc>
-          <w:tcPr>
-            <w:tcW w:w="9062" w:type="dxa"/>
-            <w:gridSpan w:val="2"/>
-          </w:tcPr>
-          <w:p>
-            <w:pPr>
-              <w:spacing w:line="360" w:lineRule="auto"/>
-              <w:contextualSpacing/>
-              <w:jc w:val="both"/>
-              <w:rPr>
-                <w:rFonts w:ascii="Times New Roman" w:eastAsia="Calibri" w:hAnsi="Times New Roman" w:cs="Times New Roman"/>
-                <w:i/>
-                <w:iCs/>
-                <w:sz w:val="26"/>
-                <w:szCs w:val="26"/>
-              </w:rPr>
-            </w:pPr>
-            <w:r>
-              <w:rPr>
-                <w:rFonts w:ascii="Times New Roman" w:hAnsi="Times New Roman" w:cs="Times New Roman"/>
-                <w:b/>
-                <w:i/>
-                <w:iCs/>
-                <w:sz w:val="26"/>
-                <w:szCs w:val="26"/>
-              </w:rPr>
-              <w:t>Tiêu chí chấp nhận:</w:t>
-            </w:r>
-          </w:p>
-          <w:p>
-            <w:pPr>
-              <w:numPr>
-                <w:ilvl w:val="0"/>
-                <w:numId w:val="3"/>
-              </w:numPr>
-              <w:spacing w:line="360" w:lineRule="auto"/>
-              <w:contextualSpacing/>
-              <w:jc w:val="both"/>
-              <w:rPr>
-                <w:rFonts w:ascii="Times New Roman" w:hAnsi="Times New Roman" w:cs="Times New Roman"/>
-                <w:sz w:val="26"/>
-                <w:szCs w:val="26"/>
-              </w:rPr>
-            </w:pPr>
-            <w:r>
-              <w:rPr>
-                <w:rFonts w:ascii="Times New Roman" w:hAnsi="Times New Roman" w:cs="Times New Roman"/>
-                <w:sz w:val="26"/>
-                <w:szCs w:val="26"/>
-              </w:rPr>
-              <w:t>Chọn “Quên mật khẩu”</w:t>
-            </w:r>
-          </w:p>
-          <w:p>
-            <w:pPr>
-              <w:numPr>
-                <w:ilvl w:val="0"/>
-                <w:numId w:val="3"/>
-              </w:numPr>
-              <w:spacing w:line="360" w:lineRule="auto"/>
-              <w:contextualSpacing/>
-              <w:jc w:val="both"/>
-              <w:rPr>
-                <w:rFonts w:ascii="Times New Roman" w:hAnsi="Times New Roman" w:cs="Times New Roman"/>
-                <w:sz w:val="26"/>
-                <w:szCs w:val="26"/>
-              </w:rPr>
-            </w:pPr>
-            <w:r>
-              <w:rPr>
-                <w:rFonts w:ascii="Times New Roman" w:hAnsi="Times New Roman" w:cs="Times New Roman"/>
-                <w:sz w:val="26"/>
-                <w:szCs w:val="26"/>
-              </w:rPr>
-              <w:t>Nhập Tài khoản và số điện thoại.</w:t>
-            </w:r>
-          </w:p>
-          <w:p>
-            <w:pPr>
-              <w:numPr>
-                <w:ilvl w:val="0"/>
-                <w:numId w:val="3"/>
-              </w:numPr>
-              <w:spacing w:line="360" w:lineRule="auto"/>
-              <w:contextualSpacing/>
-              <w:jc w:val="both"/>
-              <w:rPr>
-                <w:rFonts w:ascii="Times New Roman" w:hAnsi="Times New Roman" w:cs="Times New Roman"/>
-                <w:sz w:val="26"/>
-                <w:szCs w:val="26"/>
-              </w:rPr>
-            </w:pPr>
-            <w:r>
-              <w:rPr>
-                <w:rFonts w:ascii="Times New Roman" w:hAnsi="Times New Roman" w:cs="Times New Roman"/>
-                <w:sz w:val="26"/>
-                <w:szCs w:val="26"/>
-              </w:rPr>
-              <w:t>Nhấn “Next” để chuyển sang trang nhập mật khẩu mới.</w:t>
-            </w:r>
-          </w:p>
-          <w:p>
-            <w:pPr>
-              <w:numPr>
-                <w:ilvl w:val="0"/>
-                <w:numId w:val="3"/>
-              </w:numPr>
-              <w:spacing w:line="360" w:lineRule="auto"/>
-              <w:contextualSpacing/>
-              <w:jc w:val="both"/>
-              <w:rPr>
-                <w:rFonts w:ascii="Times New Roman" w:hAnsi="Times New Roman" w:cs="Times New Roman"/>
-                <w:sz w:val="26"/>
-                <w:szCs w:val="26"/>
-              </w:rPr>
-            </w:pPr>
-            <w:r>
-              <w:rPr>
-                <w:rFonts w:ascii="Times New Roman" w:hAnsi="Times New Roman" w:cs="Times New Roman"/>
-                <w:sz w:val="26"/>
-                <w:szCs w:val="26"/>
-              </w:rPr>
-              <w:t>Nhập mật khẩu mới và xác nhận mật khẩu mới.</w:t>
-            </w:r>
-          </w:p>
-          <w:p>
-            <w:pPr>
-              <w:numPr>
-                <w:ilvl w:val="0"/>
-                <w:numId w:val="3"/>
-              </w:numPr>
-              <w:spacing w:line="360" w:lineRule="auto"/>
-              <w:contextualSpacing/>
-              <w:jc w:val="both"/>
-              <w:rPr>
-                <w:rFonts w:ascii="Times New Roman" w:eastAsia="Calibri" w:hAnsi="Times New Roman" w:cs="Times New Roman"/>
-                <w:sz w:val="26"/>
-                <w:szCs w:val="26"/>
-              </w:rPr>
-            </w:pPr>
-            <w:r>
-              <w:rPr>
-                <w:rFonts w:ascii="Times New Roman" w:hAnsi="Times New Roman" w:cs="Times New Roman"/>
-                <w:sz w:val="26"/>
-                <w:szCs w:val="26"/>
-              </w:rPr>
-              <w:t>Nhấn “Lưu” để hoàn thành đổi mật khẩu.</w:t>
-            </w:r>
-          </w:p>
-        </w:tc>
-      </w:tr>
-      <w:tr>
-        <w:trPr>
-          <w:jc w:val="center"/>
-        </w:trPr>
-        <w:tc>
-          <w:tcPr>
-            <w:tcW w:w="2565" w:type="dxa"/>
-            <w:shd w:val="clear" w:color="auto" w:fill="DBE5F1"/>
-          </w:tcPr>
-          <w:p>
-            <w:pPr>
-              <w:spacing w:line="360" w:lineRule="auto"/>
-              <w:contextualSpacing/>
-              <w:jc w:val="both"/>
-              <w:rPr>
-                <w:rFonts w:ascii="Times New Roman" w:eastAsia="Calibri" w:hAnsi="Times New Roman" w:cs="Times New Roman"/>
-                <w:b/>
-                <w:sz w:val="26"/>
-                <w:szCs w:val="26"/>
-              </w:rPr>
-            </w:pPr>
-            <w:r>
-              <w:rPr>
-                <w:rFonts w:ascii="Times New Roman" w:eastAsia="Calibri" w:hAnsi="Times New Roman" w:cs="Times New Roman"/>
-                <w:b/>
-                <w:sz w:val="26"/>
-                <w:szCs w:val="26"/>
-              </w:rPr>
-              <w:t>Điều kiện ràng buộc</w:t>
-            </w:r>
-          </w:p>
-        </w:tc>
-        <w:tc>
-          <w:tcPr>
-            <w:tcW w:w="6497" w:type="dxa"/>
-          </w:tcPr>
-          <w:p>
-            <w:pPr>
-              <w:spacing w:line="360" w:lineRule="auto"/>
-              <w:contextualSpacing/>
-              <w:jc w:val="both"/>
-              <w:rPr>
-                <w:rFonts w:ascii="Times New Roman" w:eastAsia="Calibri" w:hAnsi="Times New Roman" w:cs="Times New Roman"/>
-                <w:sz w:val="26"/>
-                <w:szCs w:val="26"/>
-              </w:rPr>
-            </w:pPr>
-            <w:r>
-              <w:rPr>
-                <w:rFonts w:ascii="Times New Roman" w:eastAsia="Calibri" w:hAnsi="Times New Roman" w:cs="Times New Roman"/>
-                <w:sz w:val="26"/>
-                <w:szCs w:val="26"/>
-              </w:rPr>
-              <w:t>Account phải tồn tại trong hệ thống</w:t>
-            </w:r>
-          </w:p>
-        </w:tc>
-      </w:tr>
-    </w:tbl>
-    <w:p>
-      <w:pPr>
-        <w:jc w:val="both"/>
       </w:pPr>
     </w:p>
     <w:p>
@@ -13502,7 +14092,7 @@
         </w:rPr>
         <w:t xml:space="preserve"> </w:t>
       </w:r>
-      <w:bookmarkStart w:id="19" w:name="_Toc226809173"/>
+      <w:bookmarkStart w:id="19" w:name="_Toc226809174"/>
       <w:r>
         <w:rPr>
           <w:rFonts w:ascii="Times New Roman" w:hAnsi="Times New Roman" w:cs="Times New Roman"/>
@@ -13510,7 +14100,7 @@
           <w:sz w:val="26"/>
           <w:szCs w:val="26"/>
         </w:rPr>
-        <w:t>User story 13: Quản lý tài khoản</w:t>
+        <w:t>User story 14: Quản lý nhân viên</w:t>
       </w:r>
       <w:bookmarkEnd w:id="19"/>
     </w:p>
@@ -13566,29 +14156,20 @@
             <w:r>
               <w:rPr>
                 <w:rFonts w:ascii="Times New Roman" w:eastAsia="Calibri" w:hAnsi="Times New Roman" w:cs="Times New Roman"/>
-                <w:bCs/>
-                <w:sz w:val="26"/>
-                <w:szCs w:val="26"/>
-              </w:rPr>
-              <w:t xml:space="preserve">, tôi muốn quản lý tài khoản </w:t>
-            </w:r>
-            <w:r>
-              <w:rPr>
-                <w:rFonts w:ascii="Times New Roman" w:eastAsia="Calibri" w:hAnsi="Times New Roman" w:cs="Times New Roman"/>
-                <w:b/>
-                <w:sz w:val="26"/>
-                <w:szCs w:val="26"/>
-              </w:rPr>
-              <w:t>để</w:t>
-            </w:r>
-            <w:r>
-              <w:rPr>
-                <w:rFonts w:ascii="Times New Roman" w:eastAsia="Calibri" w:hAnsi="Times New Roman" w:cs="Times New Roman"/>
-                <w:bCs/>
-                <w:sz w:val="26"/>
-                <w:szCs w:val="26"/>
-              </w:rPr>
-              <w:t xml:space="preserve"> thêm, sửa, xóa tài khoản cho nhân viên.</w:t>
+                <w:b/>
+                <w:sz w:val="26"/>
+                <w:szCs w:val="26"/>
+                <w:lang w:val="vi-VN"/>
+              </w:rPr>
+              <w:t xml:space="preserve">, </w:t>
+            </w:r>
+            <w:r>
+              <w:rPr>
+                <w:rFonts w:ascii="Times New Roman" w:eastAsia="Calibri" w:hAnsi="Times New Roman" w:cs="Times New Roman"/>
+                <w:sz w:val="26"/>
+                <w:szCs w:val="26"/>
+              </w:rPr>
+              <w:t>tôi muốn quản lý nhân viên để thêm, sửa, xóa thông tin khi cần thiết.</w:t>
             </w:r>
           </w:p>
         </w:tc>
@@ -13704,7 +14285,7 @@
                 <w:sz w:val="26"/>
                 <w:szCs w:val="26"/>
               </w:rPr>
-              <w:t>Đăng nhập thành công vào hệ thống</w:t>
+              <w:t>Đăng nhập thành công vào hệ thống với quyền Admin</w:t>
             </w:r>
           </w:p>
         </w:tc>
@@ -13725,14 +14306,18 @@
               <w:jc w:val="both"/>
               <w:rPr>
                 <w:rFonts w:ascii="Times New Roman" w:eastAsia="Calibri" w:hAnsi="Times New Roman" w:cs="Times New Roman"/>
-                <w:sz w:val="26"/>
-                <w:szCs w:val="26"/>
-              </w:rPr>
-            </w:pPr>
-            <w:r>
-              <w:rPr>
-                <w:rFonts w:ascii="Times New Roman" w:hAnsi="Times New Roman" w:cs="Times New Roman"/>
-                <w:b/>
+                <w:i/>
+                <w:iCs/>
+                <w:sz w:val="26"/>
+                <w:szCs w:val="26"/>
+              </w:rPr>
+            </w:pPr>
+            <w:r>
+              <w:rPr>
+                <w:rFonts w:ascii="Times New Roman" w:hAnsi="Times New Roman" w:cs="Times New Roman"/>
+                <w:b/>
+                <w:i/>
+                <w:iCs/>
                 <w:sz w:val="26"/>
                 <w:szCs w:val="26"/>
               </w:rPr>
@@ -13745,22 +14330,47 @@
                 <w:ilvl w:val="0"/>
                 <w:numId w:val="3"/>
               </w:numPr>
-              <w:spacing w:line="360" w:lineRule="auto"/>
-              <w:contextualSpacing/>
-              <w:jc w:val="both"/>
-              <w:rPr>
-                <w:rFonts w:ascii="Times New Roman" w:eastAsia="Calibri" w:hAnsi="Times New Roman" w:cs="Times New Roman"/>
-                <w:sz w:val="26"/>
-                <w:szCs w:val="26"/>
-              </w:rPr>
-            </w:pPr>
-            <w:r>
-              <w:rPr>
-                <w:rFonts w:ascii="Times New Roman" w:eastAsia="Calibri" w:hAnsi="Times New Roman" w:cs="Times New Roman"/>
-                <w:sz w:val="26"/>
-                <w:szCs w:val="26"/>
-              </w:rPr>
-              <w:t>Khi truy cập quản lý tài khoản, hệ thống hiển thị danh sách tài khoản nhân viên.</w:t>
+              <w:tabs>
+                <w:tab w:val="num" w:pos="720"/>
+              </w:tabs>
+              <w:spacing w:line="360" w:lineRule="auto"/>
+              <w:contextualSpacing/>
+              <w:jc w:val="both"/>
+              <w:rPr>
+                <w:rFonts w:ascii="Times New Roman" w:hAnsi="Times New Roman" w:cs="Times New Roman"/>
+                <w:sz w:val="26"/>
+                <w:szCs w:val="26"/>
+                <w:lang w:val="vi-VN"/>
+              </w:rPr>
+            </w:pPr>
+            <w:r>
+              <w:rPr>
+                <w:rFonts w:ascii="Times New Roman" w:hAnsi="Times New Roman" w:cs="Times New Roman"/>
+                <w:sz w:val="26"/>
+                <w:szCs w:val="26"/>
+                <w:lang w:val="vi-VN"/>
+              </w:rPr>
+              <w:t xml:space="preserve">Sau khi đăng nhập, chọn mục </w:t>
+            </w:r>
+            <w:r>
+              <w:rPr>
+                <w:rFonts w:ascii="Times New Roman" w:hAnsi="Times New Roman" w:cs="Times New Roman"/>
+                <w:b/>
+                <w:bCs/>
+                <w:sz w:val="26"/>
+                <w:szCs w:val="26"/>
+                <w:lang w:val="vi-VN"/>
+              </w:rPr>
+              <w:t>Quản lý nhân viên</w:t>
+            </w:r>
+            <w:r>
+              <w:rPr>
+                <w:rFonts w:ascii="Times New Roman" w:hAnsi="Times New Roman" w:cs="Times New Roman"/>
+                <w:sz w:val="26"/>
+                <w:szCs w:val="26"/>
+                <w:lang w:val="vi-VN"/>
+              </w:rPr>
+              <w:t xml:space="preserve"> </w:t>
             </w:r>
           </w:p>
           <w:p>
@@ -13769,91 +14379,27 @@
                 <w:ilvl w:val="0"/>
                 <w:numId w:val="3"/>
               </w:numPr>
-              <w:spacing w:line="360" w:lineRule="auto"/>
-              <w:contextualSpacing/>
-              <w:jc w:val="both"/>
-              <w:rPr>
-                <w:rFonts w:ascii="Times New Roman" w:eastAsia="Calibri" w:hAnsi="Times New Roman" w:cs="Times New Roman"/>
-                <w:sz w:val="26"/>
-                <w:szCs w:val="26"/>
-              </w:rPr>
-            </w:pPr>
-            <w:r>
-              <w:rPr>
-                <w:rFonts w:ascii="Times New Roman" w:eastAsia="Calibri" w:hAnsi="Times New Roman" w:cs="Times New Roman"/>
-                <w:sz w:val="26"/>
-                <w:szCs w:val="26"/>
-              </w:rPr>
-              <w:lastRenderedPageBreak/>
-              <w:t>Khi tạo tài khoản:</w:t>
-            </w:r>
-          </w:p>
-          <w:p>
-            <w:pPr>
-              <w:spacing w:line="360" w:lineRule="auto"/>
-              <w:ind w:left="720"/>
-              <w:contextualSpacing/>
-              <w:jc w:val="both"/>
-              <w:rPr>
-                <w:rFonts w:ascii="Times New Roman" w:eastAsia="Calibri" w:hAnsi="Times New Roman" w:cs="Times New Roman"/>
-                <w:sz w:val="26"/>
-                <w:szCs w:val="26"/>
-              </w:rPr>
-            </w:pPr>
-            <w:r>
-              <w:rPr>
-                <w:rFonts w:ascii="Times New Roman" w:eastAsia="Calibri" w:hAnsi="Times New Roman" w:cs="Times New Roman"/>
-                <w:sz w:val="26"/>
-                <w:szCs w:val="26"/>
-              </w:rPr>
-              <w:t>+ Nếu nhập đầy đủ thông tin, hệ thống tạo thành công.</w:t>
-            </w:r>
-          </w:p>
-          <w:p>
-            <w:pPr>
-              <w:spacing w:line="360" w:lineRule="auto"/>
-              <w:ind w:left="720"/>
-              <w:contextualSpacing/>
-              <w:jc w:val="both"/>
-              <w:rPr>
-                <w:rFonts w:ascii="Times New Roman" w:eastAsia="Calibri" w:hAnsi="Times New Roman" w:cs="Times New Roman"/>
-                <w:sz w:val="26"/>
-                <w:szCs w:val="26"/>
-              </w:rPr>
-            </w:pPr>
-            <w:r>
-              <w:rPr>
-                <w:rFonts w:ascii="Times New Roman" w:eastAsia="Calibri" w:hAnsi="Times New Roman" w:cs="Times New Roman"/>
-                <w:sz w:val="26"/>
-                <w:szCs w:val="26"/>
-              </w:rPr>
-              <w:t>+</w:t>
-            </w:r>
-            <w:r>
-              <w:rPr>
-                <w:rFonts w:ascii="Times New Roman" w:hAnsi="Times New Roman" w:cs="Times New Roman"/>
-                <w:sz w:val="26"/>
-                <w:szCs w:val="26"/>
-              </w:rPr>
-              <w:t xml:space="preserve"> </w:t>
-            </w:r>
-            <w:r>
-              <w:rPr>
-                <w:rFonts w:ascii="Times New Roman" w:eastAsia="Calibri" w:hAnsi="Times New Roman" w:cs="Times New Roman"/>
-                <w:sz w:val="26"/>
-                <w:szCs w:val="26"/>
-              </w:rPr>
-              <w:t xml:space="preserve">Nếu thiếu, hiển thị lỗi: </w:t>
-            </w:r>
-            <w:r>
-              <w:rPr>
-                <w:rFonts w:ascii="Times New Roman" w:eastAsia="Calibri" w:hAnsi="Times New Roman" w:cs="Times New Roman"/>
-                <w:i/>
-                <w:iCs/>
-                <w:sz w:val="26"/>
-                <w:szCs w:val="26"/>
-              </w:rPr>
-              <w:t>“Vui lòng nhập đầy đủ thông tin tài khoản.”</w:t>
+              <w:tabs>
+                <w:tab w:val="num" w:pos="720"/>
+              </w:tabs>
+              <w:spacing w:line="360" w:lineRule="auto"/>
+              <w:contextualSpacing/>
+              <w:jc w:val="both"/>
+              <w:rPr>
+                <w:rFonts w:ascii="Times New Roman" w:hAnsi="Times New Roman" w:cs="Times New Roman"/>
+                <w:sz w:val="26"/>
+                <w:szCs w:val="26"/>
+                <w:lang w:val="vi-VN"/>
+              </w:rPr>
+            </w:pPr>
+            <w:r>
+              <w:rPr>
+                <w:rFonts w:ascii="Times New Roman" w:hAnsi="Times New Roman" w:cs="Times New Roman"/>
+                <w:sz w:val="26"/>
+                <w:szCs w:val="26"/>
+                <w:lang w:val="vi-VN"/>
+              </w:rPr>
+              <w:t xml:space="preserve">Hệ thống hiển thị danh sách nhân viên </w:t>
             </w:r>
           </w:p>
           <w:p>
@@ -13866,55 +14412,20 @@
               <w:contextualSpacing/>
               <w:jc w:val="both"/>
               <w:rPr>
-                <w:rFonts w:ascii="Times New Roman" w:eastAsia="Calibri" w:hAnsi="Times New Roman" w:cs="Times New Roman"/>
-                <w:sz w:val="26"/>
-                <w:szCs w:val="26"/>
-              </w:rPr>
-            </w:pPr>
-            <w:r>
-              <w:rPr>
-                <w:rFonts w:ascii="Times New Roman" w:eastAsia="Calibri" w:hAnsi="Times New Roman" w:cs="Times New Roman"/>
-                <w:sz w:val="26"/>
-                <w:szCs w:val="26"/>
-              </w:rPr>
-              <w:t>Khi chỉnh sửa tài khoản:</w:t>
-            </w:r>
-          </w:p>
-          <w:p>
-            <w:pPr>
-              <w:spacing w:line="360" w:lineRule="auto"/>
-              <w:ind w:left="720"/>
-              <w:contextualSpacing/>
-              <w:jc w:val="both"/>
-              <w:rPr>
-                <w:rFonts w:ascii="Times New Roman" w:eastAsia="Calibri" w:hAnsi="Times New Roman" w:cs="Times New Roman"/>
-                <w:sz w:val="26"/>
-                <w:szCs w:val="26"/>
-              </w:rPr>
-            </w:pPr>
-            <w:r>
-              <w:rPr>
-                <w:rFonts w:ascii="Times New Roman" w:eastAsia="Calibri" w:hAnsi="Times New Roman" w:cs="Times New Roman"/>
-                <w:sz w:val="26"/>
-                <w:szCs w:val="26"/>
-              </w:rPr>
-              <w:t>+</w:t>
-            </w:r>
-            <w:r>
-              <w:rPr>
-                <w:rFonts w:ascii="Times New Roman" w:hAnsi="Times New Roman" w:cs="Times New Roman"/>
-                <w:sz w:val="26"/>
-                <w:szCs w:val="26"/>
-              </w:rPr>
-              <w:t xml:space="preserve"> </w:t>
-            </w:r>
-            <w:r>
-              <w:rPr>
-                <w:rFonts w:ascii="Times New Roman" w:eastAsia="Calibri" w:hAnsi="Times New Roman" w:cs="Times New Roman"/>
-                <w:sz w:val="26"/>
-                <w:szCs w:val="26"/>
-              </w:rPr>
-              <w:t xml:space="preserve">Nếu hợp lệ, hệ thống cập nhật thành công. </w:t>
+                <w:rFonts w:ascii="Times New Roman" w:hAnsi="Times New Roman" w:cs="Times New Roman"/>
+                <w:sz w:val="26"/>
+                <w:szCs w:val="26"/>
+                <w:lang w:val="vi-VN"/>
+              </w:rPr>
+            </w:pPr>
+            <w:r>
+              <w:rPr>
+                <w:rFonts w:ascii="Times New Roman" w:hAnsi="Times New Roman" w:cs="Times New Roman"/>
+                <w:sz w:val="26"/>
+                <w:szCs w:val="26"/>
+                <w:lang w:val="vi-VN"/>
+              </w:rPr>
+              <w:t xml:space="preserve">Thực hiện các chức năng: </w:t>
             </w:r>
           </w:p>
           <w:p>
@@ -13927,92 +14438,254 @@
               <w:contextualSpacing/>
               <w:jc w:val="both"/>
               <w:rPr>
-                <w:rFonts w:ascii="Times New Roman" w:eastAsia="Calibri" w:hAnsi="Times New Roman" w:cs="Times New Roman"/>
-                <w:sz w:val="26"/>
-                <w:szCs w:val="26"/>
-              </w:rPr>
-            </w:pPr>
-            <w:r>
-              <w:rPr>
-                <w:rFonts w:ascii="Times New Roman" w:eastAsia="Calibri" w:hAnsi="Times New Roman" w:cs="Times New Roman"/>
-                <w:sz w:val="26"/>
-                <w:szCs w:val="26"/>
-              </w:rPr>
-              <w:t>Khi xóa tài khoản</w:t>
-            </w:r>
-          </w:p>
-          <w:p>
-            <w:pPr>
-              <w:spacing w:line="360" w:lineRule="auto"/>
-              <w:ind w:left="720"/>
-              <w:contextualSpacing/>
-              <w:jc w:val="both"/>
-              <w:rPr>
-                <w:rFonts w:ascii="Times New Roman" w:eastAsia="Calibri" w:hAnsi="Times New Roman" w:cs="Times New Roman"/>
-                <w:sz w:val="26"/>
-                <w:szCs w:val="26"/>
-              </w:rPr>
-            </w:pPr>
-            <w:r>
-              <w:rPr>
-                <w:rFonts w:ascii="Times New Roman" w:eastAsia="Calibri" w:hAnsi="Times New Roman" w:cs="Times New Roman"/>
-                <w:sz w:val="26"/>
-                <w:szCs w:val="26"/>
-              </w:rPr>
-              <w:t>+</w:t>
-            </w:r>
-            <w:r>
-              <w:rPr>
-                <w:rFonts w:ascii="Times New Roman" w:hAnsi="Times New Roman" w:cs="Times New Roman"/>
-                <w:sz w:val="26"/>
-                <w:szCs w:val="26"/>
-              </w:rPr>
-              <w:t xml:space="preserve"> </w:t>
-            </w:r>
-            <w:r>
-              <w:rPr>
-                <w:rFonts w:ascii="Times New Roman" w:eastAsia="Calibri" w:hAnsi="Times New Roman" w:cs="Times New Roman"/>
-                <w:sz w:val="26"/>
-                <w:szCs w:val="26"/>
-              </w:rPr>
-              <w:t>Hệ thống yêu cầu xác nhận.</w:t>
-            </w:r>
-          </w:p>
-          <w:p>
-            <w:pPr>
-              <w:spacing w:line="360" w:lineRule="auto"/>
-              <w:ind w:left="720"/>
-              <w:contextualSpacing/>
-              <w:jc w:val="both"/>
-              <w:rPr>
-                <w:rFonts w:ascii="Times New Roman" w:eastAsia="Calibri" w:hAnsi="Times New Roman" w:cs="Times New Roman"/>
-                <w:sz w:val="26"/>
-                <w:szCs w:val="26"/>
-              </w:rPr>
-            </w:pPr>
-            <w:r>
-              <w:rPr>
-                <w:rFonts w:ascii="Times New Roman" w:eastAsia="Calibri" w:hAnsi="Times New Roman" w:cs="Times New Roman"/>
-                <w:sz w:val="26"/>
-                <w:szCs w:val="26"/>
-              </w:rPr>
-              <w:t>+</w:t>
-            </w:r>
-            <w:r>
-              <w:rPr>
-                <w:rFonts w:ascii="Times New Roman" w:hAnsi="Times New Roman" w:cs="Times New Roman"/>
-                <w:sz w:val="26"/>
-                <w:szCs w:val="26"/>
-              </w:rPr>
-              <w:t xml:space="preserve"> </w:t>
-            </w:r>
-            <w:r>
-              <w:rPr>
-                <w:rFonts w:ascii="Times New Roman" w:eastAsia="Calibri" w:hAnsi="Times New Roman" w:cs="Times New Roman"/>
-                <w:sz w:val="26"/>
-                <w:szCs w:val="26"/>
-              </w:rPr>
-              <w:t>Nếu đồng ý, tài khoản bị xóa khỏi hệ thống.</w:t>
+                <w:rFonts w:ascii="Times New Roman" w:hAnsi="Times New Roman" w:cs="Times New Roman"/>
+                <w:sz w:val="26"/>
+                <w:szCs w:val="26"/>
+                <w:lang w:val="vi-VN"/>
+              </w:rPr>
+            </w:pPr>
+            <w:r>
+              <w:rPr>
+                <w:rFonts w:ascii="Times New Roman" w:hAnsi="Times New Roman" w:cs="Times New Roman"/>
+                <w:sz w:val="26"/>
+                <w:szCs w:val="26"/>
+                <w:lang w:val="vi-VN"/>
+              </w:rPr>
+              <w:t xml:space="preserve">Thêm nhân viên </w:t>
+            </w:r>
+          </w:p>
+          <w:p>
+            <w:pPr>
+              <w:numPr>
+                <w:ilvl w:val="0"/>
+                <w:numId w:val="3"/>
+              </w:numPr>
+              <w:spacing w:line="360" w:lineRule="auto"/>
+              <w:contextualSpacing/>
+              <w:jc w:val="both"/>
+              <w:rPr>
+                <w:rFonts w:ascii="Times New Roman" w:hAnsi="Times New Roman" w:cs="Times New Roman"/>
+                <w:sz w:val="26"/>
+                <w:szCs w:val="26"/>
+                <w:lang w:val="vi-VN"/>
+              </w:rPr>
+            </w:pPr>
+            <w:r>
+              <w:rPr>
+                <w:rFonts w:ascii="Times New Roman" w:hAnsi="Times New Roman" w:cs="Times New Roman"/>
+                <w:sz w:val="26"/>
+                <w:szCs w:val="26"/>
+                <w:lang w:val="vi-VN"/>
+              </w:rPr>
+              <w:t xml:space="preserve">Cập nhật thông tin nhân viên </w:t>
+            </w:r>
+          </w:p>
+          <w:p>
+            <w:pPr>
+              <w:numPr>
+                <w:ilvl w:val="0"/>
+                <w:numId w:val="3"/>
+              </w:numPr>
+              <w:spacing w:line="360" w:lineRule="auto"/>
+              <w:contextualSpacing/>
+              <w:jc w:val="both"/>
+              <w:rPr>
+                <w:rFonts w:ascii="Times New Roman" w:hAnsi="Times New Roman" w:cs="Times New Roman"/>
+                <w:sz w:val="26"/>
+                <w:szCs w:val="26"/>
+                <w:lang w:val="vi-VN"/>
+              </w:rPr>
+            </w:pPr>
+            <w:r>
+              <w:rPr>
+                <w:rFonts w:ascii="Times New Roman" w:hAnsi="Times New Roman" w:cs="Times New Roman"/>
+                <w:sz w:val="26"/>
+                <w:szCs w:val="26"/>
+                <w:lang w:val="vi-VN"/>
+              </w:rPr>
+              <w:t xml:space="preserve">Xóa nhân viên </w:t>
+            </w:r>
+          </w:p>
+          <w:p>
+            <w:pPr>
+              <w:numPr>
+                <w:ilvl w:val="0"/>
+                <w:numId w:val="3"/>
+              </w:numPr>
+              <w:spacing w:line="360" w:lineRule="auto"/>
+              <w:contextualSpacing/>
+              <w:jc w:val="both"/>
+              <w:rPr>
+                <w:rFonts w:ascii="Times New Roman" w:hAnsi="Times New Roman" w:cs="Times New Roman"/>
+                <w:sz w:val="26"/>
+                <w:szCs w:val="26"/>
+                <w:lang w:val="vi-VN"/>
+              </w:rPr>
+            </w:pPr>
+            <w:r>
+              <w:rPr>
+                <w:rFonts w:ascii="Times New Roman" w:hAnsi="Times New Roman" w:cs="Times New Roman"/>
+                <w:sz w:val="26"/>
+                <w:szCs w:val="26"/>
+                <w:lang w:val="vi-VN"/>
+              </w:rPr>
+              <w:t xml:space="preserve">Khi thêm nhân viên: </w:t>
+            </w:r>
+          </w:p>
+          <w:p>
+            <w:pPr>
+              <w:numPr>
+                <w:ilvl w:val="0"/>
+                <w:numId w:val="3"/>
+              </w:numPr>
+              <w:spacing w:line="360" w:lineRule="auto"/>
+              <w:contextualSpacing/>
+              <w:jc w:val="both"/>
+              <w:rPr>
+                <w:rFonts w:ascii="Times New Roman" w:hAnsi="Times New Roman" w:cs="Times New Roman"/>
+                <w:sz w:val="26"/>
+                <w:szCs w:val="26"/>
+                <w:lang w:val="vi-VN"/>
+              </w:rPr>
+            </w:pPr>
+            <w:r>
+              <w:rPr>
+                <w:rFonts w:ascii="Times New Roman" w:hAnsi="Times New Roman" w:cs="Times New Roman"/>
+                <w:sz w:val="26"/>
+                <w:szCs w:val="26"/>
+                <w:lang w:val="vi-VN"/>
+              </w:rPr>
+              <w:t xml:space="preserve">Nhập đầy đủ thông tin (tên, email, phòng ban, chức vụ,…) </w:t>
+            </w:r>
+          </w:p>
+          <w:p>
+            <w:pPr>
+              <w:numPr>
+                <w:ilvl w:val="0"/>
+                <w:numId w:val="3"/>
+              </w:numPr>
+              <w:spacing w:line="360" w:lineRule="auto"/>
+              <w:contextualSpacing/>
+              <w:jc w:val="both"/>
+              <w:rPr>
+                <w:rFonts w:ascii="Times New Roman" w:hAnsi="Times New Roman" w:cs="Times New Roman"/>
+                <w:sz w:val="26"/>
+                <w:szCs w:val="26"/>
+                <w:lang w:val="vi-VN"/>
+              </w:rPr>
+            </w:pPr>
+            <w:r>
+              <w:rPr>
+                <w:rFonts w:ascii="Times New Roman" w:hAnsi="Times New Roman" w:cs="Times New Roman"/>
+                <w:sz w:val="26"/>
+                <w:szCs w:val="26"/>
+                <w:lang w:val="vi-VN"/>
+              </w:rPr>
+              <w:t xml:space="preserve">Nếu hợp lệ → thêm thành công </w:t>
+            </w:r>
+          </w:p>
+          <w:p>
+            <w:pPr>
+              <w:numPr>
+                <w:ilvl w:val="0"/>
+                <w:numId w:val="3"/>
+              </w:numPr>
+              <w:spacing w:line="360" w:lineRule="auto"/>
+              <w:contextualSpacing/>
+              <w:jc w:val="both"/>
+              <w:rPr>
+                <w:rFonts w:ascii="Times New Roman" w:hAnsi="Times New Roman" w:cs="Times New Roman"/>
+                <w:sz w:val="26"/>
+                <w:szCs w:val="26"/>
+                <w:lang w:val="vi-VN"/>
+              </w:rPr>
+            </w:pPr>
+            <w:r>
+              <w:rPr>
+                <w:rFonts w:ascii="Times New Roman" w:hAnsi="Times New Roman" w:cs="Times New Roman"/>
+                <w:sz w:val="26"/>
+                <w:szCs w:val="26"/>
+                <w:lang w:val="vi-VN"/>
+              </w:rPr>
+              <w:t xml:space="preserve">Khi cập nhật: </w:t>
+            </w:r>
+          </w:p>
+          <w:p>
+            <w:pPr>
+              <w:numPr>
+                <w:ilvl w:val="0"/>
+                <w:numId w:val="3"/>
+              </w:numPr>
+              <w:spacing w:line="360" w:lineRule="auto"/>
+              <w:contextualSpacing/>
+              <w:jc w:val="both"/>
+              <w:rPr>
+                <w:rFonts w:ascii="Times New Roman" w:hAnsi="Times New Roman" w:cs="Times New Roman"/>
+                <w:sz w:val="26"/>
+                <w:szCs w:val="26"/>
+                <w:lang w:val="vi-VN"/>
+              </w:rPr>
+            </w:pPr>
+            <w:r>
+              <w:rPr>
+                <w:rFonts w:ascii="Times New Roman" w:hAnsi="Times New Roman" w:cs="Times New Roman"/>
+                <w:sz w:val="26"/>
+                <w:szCs w:val="26"/>
+                <w:lang w:val="vi-VN"/>
+              </w:rPr>
+              <w:t xml:space="preserve">Thay đổi thông tin → lưu → hệ thống cập nhật </w:t>
+            </w:r>
+          </w:p>
+          <w:p>
+            <w:pPr>
+              <w:numPr>
+                <w:ilvl w:val="0"/>
+                <w:numId w:val="3"/>
+              </w:numPr>
+              <w:spacing w:line="360" w:lineRule="auto"/>
+              <w:contextualSpacing/>
+              <w:jc w:val="both"/>
+              <w:rPr>
+                <w:rFonts w:ascii="Times New Roman" w:hAnsi="Times New Roman" w:cs="Times New Roman"/>
+                <w:sz w:val="26"/>
+                <w:szCs w:val="26"/>
+                <w:lang w:val="vi-VN"/>
+              </w:rPr>
+            </w:pPr>
+            <w:r>
+              <w:rPr>
+                <w:rFonts w:ascii="Times New Roman" w:hAnsi="Times New Roman" w:cs="Times New Roman"/>
+                <w:sz w:val="26"/>
+                <w:szCs w:val="26"/>
+                <w:lang w:val="vi-VN"/>
+              </w:rPr>
+              <w:t xml:space="preserve">Khi xóa: </w:t>
+            </w:r>
+          </w:p>
+          <w:p>
+            <w:pPr>
+              <w:numPr>
+                <w:ilvl w:val="0"/>
+                <w:numId w:val="3"/>
+              </w:numPr>
+              <w:spacing w:line="360" w:lineRule="auto"/>
+              <w:contextualSpacing/>
+              <w:jc w:val="both"/>
+              <w:rPr>
+                <w:rFonts w:ascii="Times New Roman" w:hAnsi="Times New Roman" w:cs="Times New Roman"/>
+                <w:sz w:val="26"/>
+                <w:szCs w:val="26"/>
+                <w:lang w:val="vi-VN"/>
+              </w:rPr>
+            </w:pPr>
+            <w:r>
+              <w:rPr>
+                <w:rFonts w:ascii="Times New Roman" w:hAnsi="Times New Roman" w:cs="Times New Roman"/>
+                <w:sz w:val="26"/>
+                <w:szCs w:val="26"/>
+                <w:lang w:val="vi-VN"/>
+              </w:rPr>
+              <w:t>Xác nhận xóa → hệ thống xóa nhân viên</w:t>
             </w:r>
           </w:p>
         </w:tc>
@@ -14045,33 +14718,56 @@
                 <w:sz w:val="26"/>
                 <w:szCs w:val="26"/>
               </w:rPr>
+              <w:t>Điều kiện ràng buộc</w:t>
+            </w:r>
+          </w:p>
+        </w:tc>
+        <w:tc>
+          <w:tcPr>
+            <w:tcW w:w="6497" w:type="dxa"/>
+          </w:tcPr>
+          <w:p>
+            <w:pPr>
+              <w:spacing w:line="360" w:lineRule="auto"/>
+              <w:contextualSpacing/>
+              <w:jc w:val="both"/>
+              <w:rPr>
+                <w:rFonts w:ascii="Times New Roman" w:eastAsia="Calibri" w:hAnsi="Times New Roman" w:cs="Times New Roman"/>
+                <w:sz w:val="26"/>
+                <w:szCs w:val="26"/>
+                <w:lang w:val="vi-VN"/>
+              </w:rPr>
+            </w:pPr>
+            <w:r>
+              <w:rPr>
+                <w:rFonts w:ascii="Times New Roman" w:eastAsia="Calibri" w:hAnsi="Times New Roman" w:cs="Times New Roman"/>
+                <w:sz w:val="26"/>
+                <w:szCs w:val="26"/>
+                <w:lang w:val="vi-VN"/>
+              </w:rPr>
+              <w:t xml:space="preserve">Chỉ Admin mới có quyền thao tác </w:t>
+            </w:r>
+          </w:p>
+          <w:p>
+            <w:pPr>
+              <w:spacing w:line="360" w:lineRule="auto"/>
+              <w:contextualSpacing/>
+              <w:jc w:val="both"/>
+              <w:rPr>
+                <w:rFonts w:ascii="Times New Roman" w:eastAsia="Calibri" w:hAnsi="Times New Roman" w:cs="Times New Roman"/>
+                <w:sz w:val="26"/>
+                <w:szCs w:val="26"/>
+              </w:rPr>
+            </w:pPr>
+            <w:r>
+              <w:rPr>
+                <w:rFonts w:ascii="Times New Roman" w:eastAsia="Calibri" w:hAnsi="Times New Roman" w:cs="Times New Roman"/>
+                <w:sz w:val="26"/>
+                <w:szCs w:val="26"/>
+                <w:lang w:val="vi-VN"/>
+              </w:rPr>
               <w:lastRenderedPageBreak/>
-              <w:t>Điều kiện ràng buộc</w:t>
-            </w:r>
-          </w:p>
-        </w:tc>
-        <w:tc>
-          <w:tcPr>
-            <w:tcW w:w="6497" w:type="dxa"/>
-          </w:tcPr>
-          <w:p>
-            <w:pPr>
-              <w:spacing w:line="360" w:lineRule="auto"/>
-              <w:contextualSpacing/>
-              <w:jc w:val="both"/>
-              <w:rPr>
-                <w:rFonts w:ascii="Times New Roman" w:eastAsia="Calibri" w:hAnsi="Times New Roman" w:cs="Times New Roman"/>
-                <w:sz w:val="26"/>
-                <w:szCs w:val="26"/>
-              </w:rPr>
-            </w:pPr>
-            <w:r>
-              <w:rPr>
-                <w:rFonts w:ascii="Times New Roman" w:eastAsia="Calibri" w:hAnsi="Times New Roman" w:cs="Times New Roman"/>
-                <w:sz w:val="26"/>
-                <w:szCs w:val="26"/>
-              </w:rPr>
-              <w:t>Account phải tồn tại trong hệ thống</w:t>
+              <w:t>Không được xóa nhân viên đang có dữ liệu liên quan (lương, chấm công,…)</w:t>
             </w:r>
           </w:p>
         </w:tc>
@@ -14079,9 +14775,11 @@
     </w:tbl>
     <w:p>
       <w:pPr>
+        <w:spacing w:after="0" w:line="360" w:lineRule="auto"/>
+        <w:ind w:left="720"/>
+        <w:jc w:val="both"/>
         <w:rPr>
           <w:rFonts w:ascii="Times New Roman" w:hAnsi="Times New Roman" w:cs="Times New Roman"/>
-          <w:b/>
           <w:sz w:val="26"/>
           <w:szCs w:val="26"/>
         </w:rPr>
@@ -14112,7 +14810,7 @@
         </w:rPr>
         <w:t xml:space="preserve"> </w:t>
       </w:r>
-      <w:bookmarkStart w:id="20" w:name="_Toc226809174"/>
+      <w:bookmarkStart w:id="20" w:name="_Toc226809175"/>
       <w:r>
         <w:rPr>
           <w:rFonts w:ascii="Times New Roman" w:hAnsi="Times New Roman" w:cs="Times New Roman"/>
@@ -14120,7 +14818,7 @@
           <w:sz w:val="26"/>
           <w:szCs w:val="26"/>
         </w:rPr>
-        <w:t>User story 14: Quản lý nhân viên</w:t>
+        <w:t>User story 15: Quản lý lương</w:t>
       </w:r>
       <w:bookmarkEnd w:id="20"/>
     </w:p>
@@ -14176,20 +14874,29 @@
             <w:r>
               <w:rPr>
                 <w:rFonts w:ascii="Times New Roman" w:eastAsia="Calibri" w:hAnsi="Times New Roman" w:cs="Times New Roman"/>
-                <w:b/>
-                <w:sz w:val="26"/>
-                <w:szCs w:val="26"/>
-                <w:lang w:val="vi-VN"/>
-              </w:rPr>
-              <w:t xml:space="preserve">, </w:t>
-            </w:r>
-            <w:r>
-              <w:rPr>
-                <w:rFonts w:ascii="Times New Roman" w:eastAsia="Calibri" w:hAnsi="Times New Roman" w:cs="Times New Roman"/>
-                <w:sz w:val="26"/>
-                <w:szCs w:val="26"/>
-              </w:rPr>
-              <w:t>tôi muốn quản lý nhân viên để thêm, sửa, xóa thông tin khi cần thiết.</w:t>
+                <w:bCs/>
+                <w:sz w:val="26"/>
+                <w:szCs w:val="26"/>
+              </w:rPr>
+              <w:t xml:space="preserve">, tôi muốn quản lý lương </w:t>
+            </w:r>
+            <w:r>
+              <w:rPr>
+                <w:rFonts w:ascii="Times New Roman" w:eastAsia="Calibri" w:hAnsi="Times New Roman" w:cs="Times New Roman"/>
+                <w:b/>
+                <w:sz w:val="26"/>
+                <w:szCs w:val="26"/>
+              </w:rPr>
+              <w:t xml:space="preserve">để </w:t>
+            </w:r>
+            <w:r>
+              <w:rPr>
+                <w:rFonts w:ascii="Times New Roman" w:eastAsia="Calibri" w:hAnsi="Times New Roman" w:cs="Times New Roman"/>
+                <w:bCs/>
+                <w:sz w:val="26"/>
+                <w:szCs w:val="26"/>
+              </w:rPr>
+              <w:t>thêm mới, sửa, xóa bảng lương cho nhân viên.</w:t>
             </w:r>
           </w:p>
         </w:tc>
@@ -14305,7 +15012,7 @@
                 <w:sz w:val="26"/>
                 <w:szCs w:val="26"/>
               </w:rPr>
-              <w:t>Đăng nhập thành công vào hệ thống với quyền Admin</w:t>
+              <w:t>Đăng nhập thành công vào hệ thống</w:t>
             </w:r>
           </w:p>
         </w:tc>
@@ -14326,18 +15033,14 @@
               <w:jc w:val="both"/>
               <w:rPr>
                 <w:rFonts w:ascii="Times New Roman" w:eastAsia="Calibri" w:hAnsi="Times New Roman" w:cs="Times New Roman"/>
-                <w:i/>
-                <w:iCs/>
-                <w:sz w:val="26"/>
-                <w:szCs w:val="26"/>
-              </w:rPr>
-            </w:pPr>
-            <w:r>
-              <w:rPr>
-                <w:rFonts w:ascii="Times New Roman" w:hAnsi="Times New Roman" w:cs="Times New Roman"/>
-                <w:b/>
-                <w:i/>
-                <w:iCs/>
+                <w:sz w:val="26"/>
+                <w:szCs w:val="26"/>
+              </w:rPr>
+            </w:pPr>
+            <w:r>
+              <w:rPr>
+                <w:rFonts w:ascii="Times New Roman" w:hAnsi="Times New Roman" w:cs="Times New Roman"/>
+                <w:b/>
                 <w:sz w:val="26"/>
                 <w:szCs w:val="26"/>
               </w:rPr>
@@ -14350,47 +15053,22 @@
                 <w:ilvl w:val="0"/>
                 <w:numId w:val="3"/>
               </w:numPr>
-              <w:tabs>
-                <w:tab w:val="num" w:pos="720"/>
-              </w:tabs>
-              <w:spacing w:line="360" w:lineRule="auto"/>
-              <w:contextualSpacing/>
-              <w:jc w:val="both"/>
-              <w:rPr>
-                <w:rFonts w:ascii="Times New Roman" w:hAnsi="Times New Roman" w:cs="Times New Roman"/>
-                <w:sz w:val="26"/>
-                <w:szCs w:val="26"/>
-                <w:lang w:val="vi-VN"/>
-              </w:rPr>
-            </w:pPr>
-            <w:r>
-              <w:rPr>
-                <w:rFonts w:ascii="Times New Roman" w:hAnsi="Times New Roman" w:cs="Times New Roman"/>
-                <w:sz w:val="26"/>
-                <w:szCs w:val="26"/>
-                <w:lang w:val="vi-VN"/>
-              </w:rPr>
-              <w:t xml:space="preserve">Sau khi đăng nhập, chọn mục </w:t>
-            </w:r>
-            <w:r>
-              <w:rPr>
-                <w:rFonts w:ascii="Times New Roman" w:hAnsi="Times New Roman" w:cs="Times New Roman"/>
-                <w:b/>
-                <w:bCs/>
-                <w:sz w:val="26"/>
-                <w:szCs w:val="26"/>
-                <w:lang w:val="vi-VN"/>
-              </w:rPr>
-              <w:t>Quản lý nhân viên</w:t>
-            </w:r>
-            <w:r>
-              <w:rPr>
-                <w:rFonts w:ascii="Times New Roman" w:hAnsi="Times New Roman" w:cs="Times New Roman"/>
-                <w:sz w:val="26"/>
-                <w:szCs w:val="26"/>
-                <w:lang w:val="vi-VN"/>
-              </w:rPr>
-              <w:t xml:space="preserve"> </w:t>
+              <w:spacing w:line="360" w:lineRule="auto"/>
+              <w:contextualSpacing/>
+              <w:jc w:val="both"/>
+              <w:rPr>
+                <w:rFonts w:ascii="Times New Roman" w:eastAsia="Calibri" w:hAnsi="Times New Roman" w:cs="Times New Roman"/>
+                <w:sz w:val="26"/>
+                <w:szCs w:val="26"/>
+              </w:rPr>
+            </w:pPr>
+            <w:r>
+              <w:rPr>
+                <w:rFonts w:ascii="Times New Roman" w:eastAsia="Calibri" w:hAnsi="Times New Roman" w:cs="Times New Roman"/>
+                <w:sz w:val="26"/>
+                <w:szCs w:val="26"/>
+              </w:rPr>
+              <w:t>Khi admin truy cập chức năng quản lý lương, hệ thống phải hiển thị danh sách bảng lương của nhân viên.</w:t>
             </w:r>
           </w:p>
           <w:p>
@@ -14399,27 +15077,74 @@
                 <w:ilvl w:val="0"/>
                 <w:numId w:val="3"/>
               </w:numPr>
-              <w:tabs>
-                <w:tab w:val="num" w:pos="720"/>
-              </w:tabs>
-              <w:spacing w:line="360" w:lineRule="auto"/>
-              <w:contextualSpacing/>
-              <w:jc w:val="both"/>
-              <w:rPr>
-                <w:rFonts w:ascii="Times New Roman" w:hAnsi="Times New Roman" w:cs="Times New Roman"/>
-                <w:sz w:val="26"/>
-                <w:szCs w:val="26"/>
-                <w:lang w:val="vi-VN"/>
-              </w:rPr>
-            </w:pPr>
-            <w:r>
-              <w:rPr>
-                <w:rFonts w:ascii="Times New Roman" w:hAnsi="Times New Roman" w:cs="Times New Roman"/>
-                <w:sz w:val="26"/>
-                <w:szCs w:val="26"/>
-                <w:lang w:val="vi-VN"/>
-              </w:rPr>
-              <w:t xml:space="preserve">Hệ thống hiển thị danh sách nhân viên </w:t>
+              <w:spacing w:line="360" w:lineRule="auto"/>
+              <w:contextualSpacing/>
+              <w:jc w:val="both"/>
+              <w:rPr>
+                <w:rFonts w:ascii="Times New Roman" w:eastAsia="Calibri" w:hAnsi="Times New Roman" w:cs="Times New Roman"/>
+                <w:sz w:val="26"/>
+                <w:szCs w:val="26"/>
+              </w:rPr>
+            </w:pPr>
+            <w:r>
+              <w:rPr>
+                <w:rFonts w:ascii="Times New Roman" w:eastAsia="Calibri" w:hAnsi="Times New Roman" w:cs="Times New Roman"/>
+                <w:sz w:val="26"/>
+                <w:szCs w:val="26"/>
+              </w:rPr>
+              <w:t>Khi thêm bảng lương:</w:t>
+            </w:r>
+          </w:p>
+          <w:p>
+            <w:pPr>
+              <w:spacing w:line="360" w:lineRule="auto"/>
+              <w:ind w:left="720"/>
+              <w:contextualSpacing/>
+              <w:jc w:val="both"/>
+              <w:rPr>
+                <w:rFonts w:ascii="Times New Roman" w:eastAsia="Calibri" w:hAnsi="Times New Roman" w:cs="Times New Roman"/>
+                <w:sz w:val="26"/>
+                <w:szCs w:val="26"/>
+              </w:rPr>
+            </w:pPr>
+            <w:r>
+              <w:rPr>
+                <w:rFonts w:ascii="Times New Roman" w:eastAsia="Calibri" w:hAnsi="Times New Roman" w:cs="Times New Roman"/>
+                <w:sz w:val="26"/>
+                <w:szCs w:val="26"/>
+              </w:rPr>
+              <w:t>+ Nếu nhập đầy đủ thông tin (nhân viên, tháng, năm, lương…), hệ thống lưu thành công và hiển thị trong danh sách.</w:t>
+            </w:r>
+          </w:p>
+          <w:p>
+            <w:pPr>
+              <w:spacing w:line="360" w:lineRule="auto"/>
+              <w:ind w:left="720"/>
+              <w:contextualSpacing/>
+              <w:jc w:val="both"/>
+              <w:rPr>
+                <w:rFonts w:ascii="Times New Roman" w:eastAsia="Calibri" w:hAnsi="Times New Roman" w:cs="Times New Roman"/>
+                <w:sz w:val="26"/>
+                <w:szCs w:val="26"/>
+              </w:rPr>
+            </w:pPr>
+            <w:r>
+              <w:rPr>
+                <w:rFonts w:ascii="Times New Roman" w:eastAsia="Calibri" w:hAnsi="Times New Roman" w:cs="Times New Roman"/>
+                <w:sz w:val="26"/>
+                <w:szCs w:val="26"/>
+              </w:rPr>
+              <w:t xml:space="preserve">+ Nếu thiếu thông tin, hệ thống thông báo: </w:t>
+            </w:r>
+            <w:r>
+              <w:rPr>
+                <w:rFonts w:ascii="Times New Roman" w:eastAsia="Calibri" w:hAnsi="Times New Roman" w:cs="Times New Roman"/>
+                <w:i/>
+                <w:iCs/>
+                <w:sz w:val="26"/>
+                <w:szCs w:val="26"/>
+              </w:rPr>
+              <w:t>“Vui lòng nhập đầy đủ thông tin.”</w:t>
             </w:r>
           </w:p>
           <w:p>
@@ -14432,20 +15157,92 @@
               <w:contextualSpacing/>
               <w:jc w:val="both"/>
               <w:rPr>
-                <w:rFonts w:ascii="Times New Roman" w:hAnsi="Times New Roman" w:cs="Times New Roman"/>
-                <w:sz w:val="26"/>
-                <w:szCs w:val="26"/>
-                <w:lang w:val="vi-VN"/>
-              </w:rPr>
-            </w:pPr>
-            <w:r>
-              <w:rPr>
-                <w:rFonts w:ascii="Times New Roman" w:hAnsi="Times New Roman" w:cs="Times New Roman"/>
-                <w:sz w:val="26"/>
-                <w:szCs w:val="26"/>
-                <w:lang w:val="vi-VN"/>
-              </w:rPr>
-              <w:t xml:space="preserve">Thực hiện các chức năng: </w:t>
+                <w:rFonts w:ascii="Times New Roman" w:eastAsia="Calibri" w:hAnsi="Times New Roman" w:cs="Times New Roman"/>
+                <w:sz w:val="26"/>
+                <w:szCs w:val="26"/>
+              </w:rPr>
+            </w:pPr>
+            <w:r>
+              <w:rPr>
+                <w:rFonts w:ascii="Times New Roman" w:eastAsia="Calibri" w:hAnsi="Times New Roman" w:cs="Times New Roman"/>
+                <w:sz w:val="26"/>
+                <w:szCs w:val="26"/>
+              </w:rPr>
+              <w:t>Khi sửa bảng lương:</w:t>
+            </w:r>
+          </w:p>
+          <w:p>
+            <w:pPr>
+              <w:spacing w:line="360" w:lineRule="auto"/>
+              <w:ind w:left="720"/>
+              <w:contextualSpacing/>
+              <w:jc w:val="both"/>
+              <w:rPr>
+                <w:rFonts w:ascii="Times New Roman" w:eastAsia="Calibri" w:hAnsi="Times New Roman" w:cs="Times New Roman"/>
+                <w:sz w:val="26"/>
+                <w:szCs w:val="26"/>
+              </w:rPr>
+            </w:pPr>
+            <w:r>
+              <w:rPr>
+                <w:rFonts w:ascii="Times New Roman" w:eastAsia="Calibri" w:hAnsi="Times New Roman" w:cs="Times New Roman"/>
+                <w:sz w:val="26"/>
+                <w:szCs w:val="26"/>
+              </w:rPr>
+              <w:t>+</w:t>
+            </w:r>
+            <w:r>
+              <w:rPr>
+                <w:rFonts w:ascii="Times New Roman" w:hAnsi="Times New Roman" w:cs="Times New Roman"/>
+                <w:sz w:val="26"/>
+                <w:szCs w:val="26"/>
+              </w:rPr>
+              <w:t xml:space="preserve"> </w:t>
+            </w:r>
+            <w:r>
+              <w:rPr>
+                <w:rFonts w:ascii="Times New Roman" w:eastAsia="Calibri" w:hAnsi="Times New Roman" w:cs="Times New Roman"/>
+                <w:sz w:val="26"/>
+                <w:szCs w:val="26"/>
+              </w:rPr>
+              <w:t>Nếu dữ liệu hợp lệ, hệ thống cập nhật thành công.</w:t>
+            </w:r>
+          </w:p>
+          <w:p>
+            <w:pPr>
+              <w:spacing w:line="360" w:lineRule="auto"/>
+              <w:ind w:left="720"/>
+              <w:contextualSpacing/>
+              <w:jc w:val="both"/>
+              <w:rPr>
+                <w:rFonts w:ascii="Times New Roman" w:eastAsia="Calibri" w:hAnsi="Times New Roman" w:cs="Times New Roman"/>
+                <w:sz w:val="26"/>
+                <w:szCs w:val="26"/>
+              </w:rPr>
+            </w:pPr>
+            <w:r>
+              <w:rPr>
+                <w:rFonts w:ascii="Times New Roman" w:eastAsia="Calibri" w:hAnsi="Times New Roman" w:cs="Times New Roman"/>
+                <w:sz w:val="26"/>
+                <w:szCs w:val="26"/>
+              </w:rPr>
+              <w:t>+</w:t>
+            </w:r>
+            <w:r>
+              <w:rPr>
+                <w:rFonts w:ascii="Times New Roman" w:hAnsi="Times New Roman" w:cs="Times New Roman"/>
+                <w:sz w:val="26"/>
+                <w:szCs w:val="26"/>
+              </w:rPr>
+              <w:t xml:space="preserve"> </w:t>
+            </w:r>
+            <w:r>
+              <w:rPr>
+                <w:rFonts w:ascii="Times New Roman" w:eastAsia="Calibri" w:hAnsi="Times New Roman" w:cs="Times New Roman"/>
+                <w:sz w:val="26"/>
+                <w:szCs w:val="26"/>
+              </w:rPr>
+              <w:t>Ngược lại, hệ thống thông báo lỗi và yêu cầu nhập lại.</w:t>
             </w:r>
           </w:p>
           <w:p>
@@ -14458,254 +15255,92 @@
               <w:contextualSpacing/>
               <w:jc w:val="both"/>
               <w:rPr>
-                <w:rFonts w:ascii="Times New Roman" w:hAnsi="Times New Roman" w:cs="Times New Roman"/>
-                <w:sz w:val="26"/>
-                <w:szCs w:val="26"/>
-                <w:lang w:val="vi-VN"/>
-              </w:rPr>
-            </w:pPr>
-            <w:r>
-              <w:rPr>
-                <w:rFonts w:ascii="Times New Roman" w:hAnsi="Times New Roman" w:cs="Times New Roman"/>
-                <w:sz w:val="26"/>
-                <w:szCs w:val="26"/>
-                <w:lang w:val="vi-VN"/>
-              </w:rPr>
-              <w:t xml:space="preserve">Thêm nhân viên </w:t>
-            </w:r>
-          </w:p>
-          <w:p>
-            <w:pPr>
-              <w:numPr>
-                <w:ilvl w:val="0"/>
-                <w:numId w:val="3"/>
-              </w:numPr>
-              <w:spacing w:line="360" w:lineRule="auto"/>
-              <w:contextualSpacing/>
-              <w:jc w:val="both"/>
-              <w:rPr>
-                <w:rFonts w:ascii="Times New Roman" w:hAnsi="Times New Roman" w:cs="Times New Roman"/>
-                <w:sz w:val="26"/>
-                <w:szCs w:val="26"/>
-                <w:lang w:val="vi-VN"/>
-              </w:rPr>
-            </w:pPr>
-            <w:r>
-              <w:rPr>
-                <w:rFonts w:ascii="Times New Roman" w:hAnsi="Times New Roman" w:cs="Times New Roman"/>
-                <w:sz w:val="26"/>
-                <w:szCs w:val="26"/>
-                <w:lang w:val="vi-VN"/>
-              </w:rPr>
-              <w:t xml:space="preserve">Cập nhật thông tin nhân viên </w:t>
-            </w:r>
-          </w:p>
-          <w:p>
-            <w:pPr>
-              <w:numPr>
-                <w:ilvl w:val="0"/>
-                <w:numId w:val="3"/>
-              </w:numPr>
-              <w:spacing w:line="360" w:lineRule="auto"/>
-              <w:contextualSpacing/>
-              <w:jc w:val="both"/>
-              <w:rPr>
-                <w:rFonts w:ascii="Times New Roman" w:hAnsi="Times New Roman" w:cs="Times New Roman"/>
-                <w:sz w:val="26"/>
-                <w:szCs w:val="26"/>
-                <w:lang w:val="vi-VN"/>
-              </w:rPr>
-            </w:pPr>
-            <w:r>
-              <w:rPr>
-                <w:rFonts w:ascii="Times New Roman" w:hAnsi="Times New Roman" w:cs="Times New Roman"/>
-                <w:sz w:val="26"/>
-                <w:szCs w:val="26"/>
-                <w:lang w:val="vi-VN"/>
-              </w:rPr>
-              <w:t xml:space="preserve">Xóa nhân viên </w:t>
-            </w:r>
-          </w:p>
-          <w:p>
-            <w:pPr>
-              <w:numPr>
-                <w:ilvl w:val="0"/>
-                <w:numId w:val="3"/>
-              </w:numPr>
-              <w:spacing w:line="360" w:lineRule="auto"/>
-              <w:contextualSpacing/>
-              <w:jc w:val="both"/>
-              <w:rPr>
-                <w:rFonts w:ascii="Times New Roman" w:hAnsi="Times New Roman" w:cs="Times New Roman"/>
-                <w:sz w:val="26"/>
-                <w:szCs w:val="26"/>
-                <w:lang w:val="vi-VN"/>
-              </w:rPr>
-            </w:pPr>
-            <w:r>
-              <w:rPr>
-                <w:rFonts w:ascii="Times New Roman" w:hAnsi="Times New Roman" w:cs="Times New Roman"/>
-                <w:sz w:val="26"/>
-                <w:szCs w:val="26"/>
-                <w:lang w:val="vi-VN"/>
-              </w:rPr>
-              <w:t xml:space="preserve">Khi thêm nhân viên: </w:t>
-            </w:r>
-          </w:p>
-          <w:p>
-            <w:pPr>
-              <w:numPr>
-                <w:ilvl w:val="0"/>
-                <w:numId w:val="3"/>
-              </w:numPr>
-              <w:spacing w:line="360" w:lineRule="auto"/>
-              <w:contextualSpacing/>
-              <w:jc w:val="both"/>
-              <w:rPr>
-                <w:rFonts w:ascii="Times New Roman" w:hAnsi="Times New Roman" w:cs="Times New Roman"/>
-                <w:sz w:val="26"/>
-                <w:szCs w:val="26"/>
-                <w:lang w:val="vi-VN"/>
-              </w:rPr>
-            </w:pPr>
-            <w:r>
-              <w:rPr>
-                <w:rFonts w:ascii="Times New Roman" w:hAnsi="Times New Roman" w:cs="Times New Roman"/>
-                <w:sz w:val="26"/>
-                <w:szCs w:val="26"/>
-                <w:lang w:val="vi-VN"/>
-              </w:rPr>
-              <w:t xml:space="preserve">Nhập đầy đủ thông tin (tên, email, phòng ban, chức vụ,…) </w:t>
-            </w:r>
-          </w:p>
-          <w:p>
-            <w:pPr>
-              <w:numPr>
-                <w:ilvl w:val="0"/>
-                <w:numId w:val="3"/>
-              </w:numPr>
-              <w:spacing w:line="360" w:lineRule="auto"/>
-              <w:contextualSpacing/>
-              <w:jc w:val="both"/>
-              <w:rPr>
-                <w:rFonts w:ascii="Times New Roman" w:hAnsi="Times New Roman" w:cs="Times New Roman"/>
-                <w:sz w:val="26"/>
-                <w:szCs w:val="26"/>
-                <w:lang w:val="vi-VN"/>
-              </w:rPr>
-            </w:pPr>
-            <w:r>
-              <w:rPr>
-                <w:rFonts w:ascii="Times New Roman" w:hAnsi="Times New Roman" w:cs="Times New Roman"/>
-                <w:sz w:val="26"/>
-                <w:szCs w:val="26"/>
-                <w:lang w:val="vi-VN"/>
-              </w:rPr>
-              <w:t xml:space="preserve">Nếu hợp lệ → thêm thành công </w:t>
-            </w:r>
-          </w:p>
-          <w:p>
-            <w:pPr>
-              <w:numPr>
-                <w:ilvl w:val="0"/>
-                <w:numId w:val="3"/>
-              </w:numPr>
-              <w:spacing w:line="360" w:lineRule="auto"/>
-              <w:contextualSpacing/>
-              <w:jc w:val="both"/>
-              <w:rPr>
-                <w:rFonts w:ascii="Times New Roman" w:hAnsi="Times New Roman" w:cs="Times New Roman"/>
-                <w:sz w:val="26"/>
-                <w:szCs w:val="26"/>
-                <w:lang w:val="vi-VN"/>
-              </w:rPr>
-            </w:pPr>
-            <w:r>
-              <w:rPr>
-                <w:rFonts w:ascii="Times New Roman" w:hAnsi="Times New Roman" w:cs="Times New Roman"/>
-                <w:sz w:val="26"/>
-                <w:szCs w:val="26"/>
-                <w:lang w:val="vi-VN"/>
-              </w:rPr>
-              <w:t xml:space="preserve">Khi cập nhật: </w:t>
-            </w:r>
-          </w:p>
-          <w:p>
-            <w:pPr>
-              <w:numPr>
-                <w:ilvl w:val="0"/>
-                <w:numId w:val="3"/>
-              </w:numPr>
-              <w:spacing w:line="360" w:lineRule="auto"/>
-              <w:contextualSpacing/>
-              <w:jc w:val="both"/>
-              <w:rPr>
-                <w:rFonts w:ascii="Times New Roman" w:hAnsi="Times New Roman" w:cs="Times New Roman"/>
-                <w:sz w:val="26"/>
-                <w:szCs w:val="26"/>
-                <w:lang w:val="vi-VN"/>
-              </w:rPr>
-            </w:pPr>
-            <w:r>
-              <w:rPr>
-                <w:rFonts w:ascii="Times New Roman" w:hAnsi="Times New Roman" w:cs="Times New Roman"/>
-                <w:sz w:val="26"/>
-                <w:szCs w:val="26"/>
-                <w:lang w:val="vi-VN"/>
-              </w:rPr>
-              <w:t xml:space="preserve">Thay đổi thông tin → lưu → hệ thống cập nhật </w:t>
-            </w:r>
-          </w:p>
-          <w:p>
-            <w:pPr>
-              <w:numPr>
-                <w:ilvl w:val="0"/>
-                <w:numId w:val="3"/>
-              </w:numPr>
-              <w:spacing w:line="360" w:lineRule="auto"/>
-              <w:contextualSpacing/>
-              <w:jc w:val="both"/>
-              <w:rPr>
-                <w:rFonts w:ascii="Times New Roman" w:hAnsi="Times New Roman" w:cs="Times New Roman"/>
-                <w:sz w:val="26"/>
-                <w:szCs w:val="26"/>
-                <w:lang w:val="vi-VN"/>
-              </w:rPr>
-            </w:pPr>
-            <w:r>
-              <w:rPr>
-                <w:rFonts w:ascii="Times New Roman" w:hAnsi="Times New Roman" w:cs="Times New Roman"/>
-                <w:sz w:val="26"/>
-                <w:szCs w:val="26"/>
-                <w:lang w:val="vi-VN"/>
-              </w:rPr>
-              <w:t xml:space="preserve">Khi xóa: </w:t>
-            </w:r>
-          </w:p>
-          <w:p>
-            <w:pPr>
-              <w:numPr>
-                <w:ilvl w:val="0"/>
-                <w:numId w:val="3"/>
-              </w:numPr>
-              <w:spacing w:line="360" w:lineRule="auto"/>
-              <w:contextualSpacing/>
-              <w:jc w:val="both"/>
-              <w:rPr>
-                <w:rFonts w:ascii="Times New Roman" w:hAnsi="Times New Roman" w:cs="Times New Roman"/>
-                <w:sz w:val="26"/>
-                <w:szCs w:val="26"/>
-                <w:lang w:val="vi-VN"/>
-              </w:rPr>
-            </w:pPr>
-            <w:r>
-              <w:rPr>
-                <w:rFonts w:ascii="Times New Roman" w:hAnsi="Times New Roman" w:cs="Times New Roman"/>
-                <w:sz w:val="26"/>
-                <w:szCs w:val="26"/>
-                <w:lang w:val="vi-VN"/>
-              </w:rPr>
-              <w:t>Xác nhận xóa → hệ thống xóa nhân viên</w:t>
+                <w:rFonts w:ascii="Times New Roman" w:eastAsia="Calibri" w:hAnsi="Times New Roman" w:cs="Times New Roman"/>
+                <w:sz w:val="26"/>
+                <w:szCs w:val="26"/>
+              </w:rPr>
+            </w:pPr>
+            <w:r>
+              <w:rPr>
+                <w:rFonts w:ascii="Times New Roman" w:eastAsia="Calibri" w:hAnsi="Times New Roman" w:cs="Times New Roman"/>
+                <w:sz w:val="26"/>
+                <w:szCs w:val="26"/>
+              </w:rPr>
+              <w:t>Khi xóa bảng lương:</w:t>
+            </w:r>
+          </w:p>
+          <w:p>
+            <w:pPr>
+              <w:spacing w:line="360" w:lineRule="auto"/>
+              <w:ind w:left="720"/>
+              <w:contextualSpacing/>
+              <w:jc w:val="both"/>
+              <w:rPr>
+                <w:rFonts w:ascii="Times New Roman" w:eastAsia="Calibri" w:hAnsi="Times New Roman" w:cs="Times New Roman"/>
+                <w:sz w:val="26"/>
+                <w:szCs w:val="26"/>
+              </w:rPr>
+            </w:pPr>
+            <w:r>
+              <w:rPr>
+                <w:rFonts w:ascii="Times New Roman" w:eastAsia="Calibri" w:hAnsi="Times New Roman" w:cs="Times New Roman"/>
+                <w:sz w:val="26"/>
+                <w:szCs w:val="26"/>
+              </w:rPr>
+              <w:t>+</w:t>
+            </w:r>
+            <w:r>
+              <w:rPr>
+                <w:rFonts w:ascii="Times New Roman" w:hAnsi="Times New Roman" w:cs="Times New Roman"/>
+                <w:sz w:val="26"/>
+                <w:szCs w:val="26"/>
+              </w:rPr>
+              <w:t xml:space="preserve"> </w:t>
+            </w:r>
+            <w:r>
+              <w:rPr>
+                <w:rFonts w:ascii="Times New Roman" w:eastAsia="Calibri" w:hAnsi="Times New Roman" w:cs="Times New Roman"/>
+                <w:sz w:val="26"/>
+                <w:szCs w:val="26"/>
+              </w:rPr>
+              <w:t>Hệ thống yêu cầu xác nhận trước khi xóa.</w:t>
+            </w:r>
+          </w:p>
+          <w:p>
+            <w:pPr>
+              <w:spacing w:line="360" w:lineRule="auto"/>
+              <w:ind w:left="720"/>
+              <w:contextualSpacing/>
+              <w:jc w:val="both"/>
+              <w:rPr>
+                <w:rFonts w:ascii="Times New Roman" w:eastAsia="Calibri" w:hAnsi="Times New Roman" w:cs="Times New Roman"/>
+                <w:sz w:val="26"/>
+                <w:szCs w:val="26"/>
+              </w:rPr>
+            </w:pPr>
+            <w:r>
+              <w:rPr>
+                <w:rFonts w:ascii="Times New Roman" w:eastAsia="Calibri" w:hAnsi="Times New Roman" w:cs="Times New Roman"/>
+                <w:sz w:val="26"/>
+                <w:szCs w:val="26"/>
+              </w:rPr>
+              <w:t>+</w:t>
+            </w:r>
+            <w:r>
+              <w:rPr>
+                <w:rFonts w:ascii="Times New Roman" w:hAnsi="Times New Roman" w:cs="Times New Roman"/>
+                <w:sz w:val="26"/>
+                <w:szCs w:val="26"/>
+              </w:rPr>
+              <w:t xml:space="preserve"> </w:t>
+            </w:r>
+            <w:r>
+              <w:rPr>
+                <w:rFonts w:ascii="Times New Roman" w:eastAsia="Calibri" w:hAnsi="Times New Roman" w:cs="Times New Roman"/>
+                <w:sz w:val="26"/>
+                <w:szCs w:val="26"/>
+              </w:rPr>
+              <w:t>Nếu xác nhận, dữ liệu bị xóa khỏi hệ thống.</w:t>
             </w:r>
           </w:p>
         </w:tc>
@@ -14755,39 +15390,15 @@
                 <w:rFonts w:ascii="Times New Roman" w:eastAsia="Calibri" w:hAnsi="Times New Roman" w:cs="Times New Roman"/>
                 <w:sz w:val="26"/>
                 <w:szCs w:val="26"/>
-                <w:lang w:val="vi-VN"/>
-              </w:rPr>
-            </w:pPr>
-            <w:r>
-              <w:rPr>
-                <w:rFonts w:ascii="Times New Roman" w:eastAsia="Calibri" w:hAnsi="Times New Roman" w:cs="Times New Roman"/>
-                <w:sz w:val="26"/>
-                <w:szCs w:val="26"/>
-                <w:lang w:val="vi-VN"/>
-              </w:rPr>
-              <w:t xml:space="preserve">Chỉ Admin mới có quyền thao tác </w:t>
-            </w:r>
-          </w:p>
-          <w:p>
-            <w:pPr>
-              <w:spacing w:line="360" w:lineRule="auto"/>
-              <w:contextualSpacing/>
-              <w:jc w:val="both"/>
-              <w:rPr>
-                <w:rFonts w:ascii="Times New Roman" w:eastAsia="Calibri" w:hAnsi="Times New Roman" w:cs="Times New Roman"/>
-                <w:sz w:val="26"/>
-                <w:szCs w:val="26"/>
-              </w:rPr>
-            </w:pPr>
-            <w:r>
-              <w:rPr>
-                <w:rFonts w:ascii="Times New Roman" w:eastAsia="Calibri" w:hAnsi="Times New Roman" w:cs="Times New Roman"/>
-                <w:sz w:val="26"/>
-                <w:szCs w:val="26"/>
-                <w:lang w:val="vi-VN"/>
-              </w:rPr>
-              <w:lastRenderedPageBreak/>
-              <w:t>Không được xóa nhân viên đang có dữ liệu liên quan (lương, chấm công,…)</w:t>
+              </w:rPr>
+            </w:pPr>
+            <w:r>
+              <w:rPr>
+                <w:rFonts w:ascii="Times New Roman" w:eastAsia="Calibri" w:hAnsi="Times New Roman" w:cs="Times New Roman"/>
+                <w:sz w:val="26"/>
+                <w:szCs w:val="26"/>
+              </w:rPr>
+              <w:t>Account phải tồn tại trong hệ thống</w:t>
             </w:r>
           </w:p>
         </w:tc>
@@ -14830,7 +15441,7 @@
         </w:rPr>
         <w:t xml:space="preserve"> </w:t>
       </w:r>
-      <w:bookmarkStart w:id="21" w:name="_Toc226809175"/>
+      <w:bookmarkStart w:id="21" w:name="_Toc226809176"/>
       <w:r>
         <w:rPr>
           <w:rFonts w:ascii="Times New Roman" w:hAnsi="Times New Roman" w:cs="Times New Roman"/>
@@ -14838,640 +15449,9 @@
           <w:sz w:val="26"/>
           <w:szCs w:val="26"/>
         </w:rPr>
-        <w:t>User story 15: Quản lý lương</w:t>
+        <w:t>User story 16: Quản lý thông báo</w:t>
       </w:r>
       <w:bookmarkEnd w:id="21"/>
-    </w:p>
-    <w:tbl>
-      <w:tblPr>
-        <w:tblStyle w:val="TableGrid"/>
-        <w:tblW w:w="0" w:type="auto"/>
-        <w:jc w:val="center"/>
-        <w:tblLook w:val="04A0" w:firstRow="1" w:lastRow="0" w:firstColumn="1" w:lastColumn="0" w:noHBand="0" w:noVBand="1"/>
-      </w:tblPr>
-      <w:tblGrid>
-        <w:gridCol w:w="2565"/>
-        <w:gridCol w:w="6497"/>
-      </w:tblGrid>
-      <w:tr>
-        <w:trPr>
-          <w:jc w:val="center"/>
-        </w:trPr>
-        <w:tc>
-          <w:tcPr>
-            <w:tcW w:w="9062" w:type="dxa"/>
-            <w:gridSpan w:val="2"/>
-            <w:shd w:val="clear" w:color="auto" w:fill="FFFFFF" w:themeFill="background1"/>
-          </w:tcPr>
-          <w:p>
-            <w:pPr>
-              <w:spacing w:line="360" w:lineRule="auto"/>
-              <w:contextualSpacing/>
-              <w:jc w:val="both"/>
-              <w:rPr>
-                <w:rFonts w:ascii="Times New Roman" w:eastAsia="Calibri" w:hAnsi="Times New Roman" w:cs="Times New Roman"/>
-                <w:sz w:val="26"/>
-                <w:szCs w:val="26"/>
-              </w:rPr>
-            </w:pPr>
-            <w:r>
-              <w:rPr>
-                <w:rFonts w:ascii="Times New Roman" w:eastAsia="Calibri" w:hAnsi="Times New Roman" w:cs="Times New Roman"/>
-                <w:sz w:val="26"/>
-                <w:szCs w:val="26"/>
-              </w:rPr>
-              <w:t xml:space="preserve">Là </w:t>
-            </w:r>
-            <w:r>
-              <w:rPr>
-                <w:rFonts w:ascii="Times New Roman" w:eastAsia="Calibri" w:hAnsi="Times New Roman" w:cs="Times New Roman"/>
-                <w:b/>
-                <w:sz w:val="26"/>
-                <w:szCs w:val="26"/>
-              </w:rPr>
-              <w:t>Admin</w:t>
-            </w:r>
-            <w:r>
-              <w:rPr>
-                <w:rFonts w:ascii="Times New Roman" w:eastAsia="Calibri" w:hAnsi="Times New Roman" w:cs="Times New Roman"/>
-                <w:bCs/>
-                <w:sz w:val="26"/>
-                <w:szCs w:val="26"/>
-              </w:rPr>
-              <w:t xml:space="preserve">, tôi muốn quản lý lương </w:t>
-            </w:r>
-            <w:r>
-              <w:rPr>
-                <w:rFonts w:ascii="Times New Roman" w:eastAsia="Calibri" w:hAnsi="Times New Roman" w:cs="Times New Roman"/>
-                <w:b/>
-                <w:sz w:val="26"/>
-                <w:szCs w:val="26"/>
-              </w:rPr>
-              <w:t xml:space="preserve">để </w:t>
-            </w:r>
-            <w:r>
-              <w:rPr>
-                <w:rFonts w:ascii="Times New Roman" w:eastAsia="Calibri" w:hAnsi="Times New Roman" w:cs="Times New Roman"/>
-                <w:bCs/>
-                <w:sz w:val="26"/>
-                <w:szCs w:val="26"/>
-              </w:rPr>
-              <w:t>thêm mới, sửa, xóa bảng lương cho nhân viên.</w:t>
-            </w:r>
-          </w:p>
-        </w:tc>
-      </w:tr>
-      <w:tr>
-        <w:trPr>
-          <w:jc w:val="center"/>
-        </w:trPr>
-        <w:tc>
-          <w:tcPr>
-            <w:tcW w:w="2565" w:type="dxa"/>
-            <w:shd w:val="clear" w:color="auto" w:fill="DBE5F1"/>
-          </w:tcPr>
-          <w:p>
-            <w:pPr>
-              <w:spacing w:line="360" w:lineRule="auto"/>
-              <w:contextualSpacing/>
-              <w:jc w:val="both"/>
-              <w:rPr>
-                <w:rFonts w:ascii="Times New Roman" w:eastAsia="Calibri" w:hAnsi="Times New Roman" w:cs="Times New Roman"/>
-                <w:b/>
-                <w:sz w:val="26"/>
-                <w:szCs w:val="26"/>
-              </w:rPr>
-            </w:pPr>
-            <w:r>
-              <w:rPr>
-                <w:rFonts w:ascii="Times New Roman" w:eastAsia="Calibri" w:hAnsi="Times New Roman" w:cs="Times New Roman"/>
-                <w:b/>
-                <w:sz w:val="26"/>
-                <w:szCs w:val="26"/>
-              </w:rPr>
-              <w:t>Tác nhân</w:t>
-            </w:r>
-          </w:p>
-        </w:tc>
-        <w:tc>
-          <w:tcPr>
-            <w:tcW w:w="6497" w:type="dxa"/>
-          </w:tcPr>
-          <w:p>
-            <w:pPr>
-              <w:spacing w:line="360" w:lineRule="auto"/>
-              <w:contextualSpacing/>
-              <w:jc w:val="both"/>
-              <w:rPr>
-                <w:rFonts w:ascii="Times New Roman" w:eastAsia="Calibri" w:hAnsi="Times New Roman" w:cs="Times New Roman"/>
-                <w:sz w:val="26"/>
-                <w:szCs w:val="26"/>
-              </w:rPr>
-            </w:pPr>
-            <w:r>
-              <w:rPr>
-                <w:rFonts w:ascii="Times New Roman" w:eastAsia="Calibri" w:hAnsi="Times New Roman" w:cs="Times New Roman"/>
-                <w:sz w:val="26"/>
-                <w:szCs w:val="26"/>
-              </w:rPr>
-              <w:t>Admin</w:t>
-            </w:r>
-          </w:p>
-        </w:tc>
-      </w:tr>
-      <w:tr>
-        <w:trPr>
-          <w:jc w:val="center"/>
-        </w:trPr>
-        <w:tc>
-          <w:tcPr>
-            <w:tcW w:w="2565" w:type="dxa"/>
-            <w:shd w:val="clear" w:color="auto" w:fill="DBE5F1"/>
-          </w:tcPr>
-          <w:p>
-            <w:pPr>
-              <w:spacing w:line="360" w:lineRule="auto"/>
-              <w:contextualSpacing/>
-              <w:jc w:val="both"/>
-              <w:rPr>
-                <w:rFonts w:ascii="Times New Roman" w:eastAsia="Calibri" w:hAnsi="Times New Roman" w:cs="Times New Roman"/>
-                <w:b/>
-                <w:sz w:val="26"/>
-                <w:szCs w:val="26"/>
-              </w:rPr>
-            </w:pPr>
-            <w:r>
-              <w:rPr>
-                <w:rFonts w:ascii="Times New Roman" w:eastAsia="Calibri" w:hAnsi="Times New Roman" w:cs="Times New Roman"/>
-                <w:b/>
-                <w:sz w:val="26"/>
-                <w:szCs w:val="26"/>
-              </w:rPr>
-              <w:t>Điều kiện tiên quyết</w:t>
-            </w:r>
-          </w:p>
-        </w:tc>
-        <w:tc>
-          <w:tcPr>
-            <w:tcW w:w="6497" w:type="dxa"/>
-          </w:tcPr>
-          <w:p>
-            <w:pPr>
-              <w:spacing w:line="360" w:lineRule="auto"/>
-              <w:contextualSpacing/>
-              <w:jc w:val="both"/>
-              <w:rPr>
-                <w:rFonts w:ascii="Times New Roman" w:eastAsia="Calibri" w:hAnsi="Times New Roman" w:cs="Times New Roman"/>
-                <w:sz w:val="26"/>
-                <w:szCs w:val="26"/>
-              </w:rPr>
-            </w:pPr>
-            <w:r>
-              <w:rPr>
-                <w:rFonts w:ascii="Times New Roman" w:eastAsia="Calibri" w:hAnsi="Times New Roman" w:cs="Times New Roman"/>
-                <w:sz w:val="26"/>
-                <w:szCs w:val="26"/>
-              </w:rPr>
-              <w:t>Đăng nhập thành công vào hệ thống</w:t>
-            </w:r>
-          </w:p>
-        </w:tc>
-      </w:tr>
-      <w:tr>
-        <w:trPr>
-          <w:jc w:val="center"/>
-        </w:trPr>
-        <w:tc>
-          <w:tcPr>
-            <w:tcW w:w="9062" w:type="dxa"/>
-            <w:gridSpan w:val="2"/>
-          </w:tcPr>
-          <w:p>
-            <w:pPr>
-              <w:spacing w:line="360" w:lineRule="auto"/>
-              <w:contextualSpacing/>
-              <w:jc w:val="both"/>
-              <w:rPr>
-                <w:rFonts w:ascii="Times New Roman" w:eastAsia="Calibri" w:hAnsi="Times New Roman" w:cs="Times New Roman"/>
-                <w:sz w:val="26"/>
-                <w:szCs w:val="26"/>
-              </w:rPr>
-            </w:pPr>
-            <w:r>
-              <w:rPr>
-                <w:rFonts w:ascii="Times New Roman" w:hAnsi="Times New Roman" w:cs="Times New Roman"/>
-                <w:b/>
-                <w:sz w:val="26"/>
-                <w:szCs w:val="26"/>
-              </w:rPr>
-              <w:t>Tiêu chí chấp nhận:</w:t>
-            </w:r>
-          </w:p>
-          <w:p>
-            <w:pPr>
-              <w:numPr>
-                <w:ilvl w:val="0"/>
-                <w:numId w:val="3"/>
-              </w:numPr>
-              <w:spacing w:line="360" w:lineRule="auto"/>
-              <w:contextualSpacing/>
-              <w:jc w:val="both"/>
-              <w:rPr>
-                <w:rFonts w:ascii="Times New Roman" w:eastAsia="Calibri" w:hAnsi="Times New Roman" w:cs="Times New Roman"/>
-                <w:sz w:val="26"/>
-                <w:szCs w:val="26"/>
-              </w:rPr>
-            </w:pPr>
-            <w:r>
-              <w:rPr>
-                <w:rFonts w:ascii="Times New Roman" w:eastAsia="Calibri" w:hAnsi="Times New Roman" w:cs="Times New Roman"/>
-                <w:sz w:val="26"/>
-                <w:szCs w:val="26"/>
-              </w:rPr>
-              <w:t>Khi admin truy cập chức năng quản lý lương, hệ thống phải hiển thị danh sách bảng lương của nhân viên.</w:t>
-            </w:r>
-          </w:p>
-          <w:p>
-            <w:pPr>
-              <w:numPr>
-                <w:ilvl w:val="0"/>
-                <w:numId w:val="3"/>
-              </w:numPr>
-              <w:spacing w:line="360" w:lineRule="auto"/>
-              <w:contextualSpacing/>
-              <w:jc w:val="both"/>
-              <w:rPr>
-                <w:rFonts w:ascii="Times New Roman" w:eastAsia="Calibri" w:hAnsi="Times New Roman" w:cs="Times New Roman"/>
-                <w:sz w:val="26"/>
-                <w:szCs w:val="26"/>
-              </w:rPr>
-            </w:pPr>
-            <w:r>
-              <w:rPr>
-                <w:rFonts w:ascii="Times New Roman" w:eastAsia="Calibri" w:hAnsi="Times New Roman" w:cs="Times New Roman"/>
-                <w:sz w:val="26"/>
-                <w:szCs w:val="26"/>
-              </w:rPr>
-              <w:t>Khi thêm bảng lương:</w:t>
-            </w:r>
-          </w:p>
-          <w:p>
-            <w:pPr>
-              <w:spacing w:line="360" w:lineRule="auto"/>
-              <w:ind w:left="720"/>
-              <w:contextualSpacing/>
-              <w:jc w:val="both"/>
-              <w:rPr>
-                <w:rFonts w:ascii="Times New Roman" w:eastAsia="Calibri" w:hAnsi="Times New Roman" w:cs="Times New Roman"/>
-                <w:sz w:val="26"/>
-                <w:szCs w:val="26"/>
-              </w:rPr>
-            </w:pPr>
-            <w:r>
-              <w:rPr>
-                <w:rFonts w:ascii="Times New Roman" w:eastAsia="Calibri" w:hAnsi="Times New Roman" w:cs="Times New Roman"/>
-                <w:sz w:val="26"/>
-                <w:szCs w:val="26"/>
-              </w:rPr>
-              <w:t>+ Nếu nhập đầy đủ thông tin (nhân viên, tháng, năm, lương…), hệ thống lưu thành công và hiển thị trong danh sách.</w:t>
-            </w:r>
-          </w:p>
-          <w:p>
-            <w:pPr>
-              <w:spacing w:line="360" w:lineRule="auto"/>
-              <w:ind w:left="720"/>
-              <w:contextualSpacing/>
-              <w:jc w:val="both"/>
-              <w:rPr>
-                <w:rFonts w:ascii="Times New Roman" w:eastAsia="Calibri" w:hAnsi="Times New Roman" w:cs="Times New Roman"/>
-                <w:sz w:val="26"/>
-                <w:szCs w:val="26"/>
-              </w:rPr>
-            </w:pPr>
-            <w:r>
-              <w:rPr>
-                <w:rFonts w:ascii="Times New Roman" w:eastAsia="Calibri" w:hAnsi="Times New Roman" w:cs="Times New Roman"/>
-                <w:sz w:val="26"/>
-                <w:szCs w:val="26"/>
-              </w:rPr>
-              <w:t xml:space="preserve">+ Nếu thiếu thông tin, hệ thống thông báo: </w:t>
-            </w:r>
-            <w:r>
-              <w:rPr>
-                <w:rFonts w:ascii="Times New Roman" w:eastAsia="Calibri" w:hAnsi="Times New Roman" w:cs="Times New Roman"/>
-                <w:i/>
-                <w:iCs/>
-                <w:sz w:val="26"/>
-                <w:szCs w:val="26"/>
-              </w:rPr>
-              <w:t>“Vui lòng nhập đầy đủ thông tin.”</w:t>
-            </w:r>
-          </w:p>
-          <w:p>
-            <w:pPr>
-              <w:numPr>
-                <w:ilvl w:val="0"/>
-                <w:numId w:val="3"/>
-              </w:numPr>
-              <w:spacing w:line="360" w:lineRule="auto"/>
-              <w:contextualSpacing/>
-              <w:jc w:val="both"/>
-              <w:rPr>
-                <w:rFonts w:ascii="Times New Roman" w:eastAsia="Calibri" w:hAnsi="Times New Roman" w:cs="Times New Roman"/>
-                <w:sz w:val="26"/>
-                <w:szCs w:val="26"/>
-              </w:rPr>
-            </w:pPr>
-            <w:r>
-              <w:rPr>
-                <w:rFonts w:ascii="Times New Roman" w:eastAsia="Calibri" w:hAnsi="Times New Roman" w:cs="Times New Roman"/>
-                <w:sz w:val="26"/>
-                <w:szCs w:val="26"/>
-              </w:rPr>
-              <w:t>Khi sửa bảng lương:</w:t>
-            </w:r>
-          </w:p>
-          <w:p>
-            <w:pPr>
-              <w:spacing w:line="360" w:lineRule="auto"/>
-              <w:ind w:left="720"/>
-              <w:contextualSpacing/>
-              <w:jc w:val="both"/>
-              <w:rPr>
-                <w:rFonts w:ascii="Times New Roman" w:eastAsia="Calibri" w:hAnsi="Times New Roman" w:cs="Times New Roman"/>
-                <w:sz w:val="26"/>
-                <w:szCs w:val="26"/>
-              </w:rPr>
-            </w:pPr>
-            <w:r>
-              <w:rPr>
-                <w:rFonts w:ascii="Times New Roman" w:eastAsia="Calibri" w:hAnsi="Times New Roman" w:cs="Times New Roman"/>
-                <w:sz w:val="26"/>
-                <w:szCs w:val="26"/>
-              </w:rPr>
-              <w:t>+</w:t>
-            </w:r>
-            <w:r>
-              <w:rPr>
-                <w:rFonts w:ascii="Times New Roman" w:hAnsi="Times New Roman" w:cs="Times New Roman"/>
-                <w:sz w:val="26"/>
-                <w:szCs w:val="26"/>
-              </w:rPr>
-              <w:t xml:space="preserve"> </w:t>
-            </w:r>
-            <w:r>
-              <w:rPr>
-                <w:rFonts w:ascii="Times New Roman" w:eastAsia="Calibri" w:hAnsi="Times New Roman" w:cs="Times New Roman"/>
-                <w:sz w:val="26"/>
-                <w:szCs w:val="26"/>
-              </w:rPr>
-              <w:t>Nếu dữ liệu hợp lệ, hệ thống cập nhật thành công.</w:t>
-            </w:r>
-          </w:p>
-          <w:p>
-            <w:pPr>
-              <w:spacing w:line="360" w:lineRule="auto"/>
-              <w:ind w:left="720"/>
-              <w:contextualSpacing/>
-              <w:jc w:val="both"/>
-              <w:rPr>
-                <w:rFonts w:ascii="Times New Roman" w:eastAsia="Calibri" w:hAnsi="Times New Roman" w:cs="Times New Roman"/>
-                <w:sz w:val="26"/>
-                <w:szCs w:val="26"/>
-              </w:rPr>
-            </w:pPr>
-            <w:r>
-              <w:rPr>
-                <w:rFonts w:ascii="Times New Roman" w:eastAsia="Calibri" w:hAnsi="Times New Roman" w:cs="Times New Roman"/>
-                <w:sz w:val="26"/>
-                <w:szCs w:val="26"/>
-              </w:rPr>
-              <w:t>+</w:t>
-            </w:r>
-            <w:r>
-              <w:rPr>
-                <w:rFonts w:ascii="Times New Roman" w:hAnsi="Times New Roman" w:cs="Times New Roman"/>
-                <w:sz w:val="26"/>
-                <w:szCs w:val="26"/>
-              </w:rPr>
-              <w:t xml:space="preserve"> </w:t>
-            </w:r>
-            <w:r>
-              <w:rPr>
-                <w:rFonts w:ascii="Times New Roman" w:eastAsia="Calibri" w:hAnsi="Times New Roman" w:cs="Times New Roman"/>
-                <w:sz w:val="26"/>
-                <w:szCs w:val="26"/>
-              </w:rPr>
-              <w:t>Ngược lại, hệ thống thông báo lỗi và yêu cầu nhập lại.</w:t>
-            </w:r>
-          </w:p>
-          <w:p>
-            <w:pPr>
-              <w:numPr>
-                <w:ilvl w:val="0"/>
-                <w:numId w:val="3"/>
-              </w:numPr>
-              <w:spacing w:line="360" w:lineRule="auto"/>
-              <w:contextualSpacing/>
-              <w:jc w:val="both"/>
-              <w:rPr>
-                <w:rFonts w:ascii="Times New Roman" w:eastAsia="Calibri" w:hAnsi="Times New Roman" w:cs="Times New Roman"/>
-                <w:sz w:val="26"/>
-                <w:szCs w:val="26"/>
-              </w:rPr>
-            </w:pPr>
-            <w:r>
-              <w:rPr>
-                <w:rFonts w:ascii="Times New Roman" w:eastAsia="Calibri" w:hAnsi="Times New Roman" w:cs="Times New Roman"/>
-                <w:sz w:val="26"/>
-                <w:szCs w:val="26"/>
-              </w:rPr>
-              <w:t>Khi xóa bảng lương:</w:t>
-            </w:r>
-          </w:p>
-          <w:p>
-            <w:pPr>
-              <w:spacing w:line="360" w:lineRule="auto"/>
-              <w:ind w:left="720"/>
-              <w:contextualSpacing/>
-              <w:jc w:val="both"/>
-              <w:rPr>
-                <w:rFonts w:ascii="Times New Roman" w:eastAsia="Calibri" w:hAnsi="Times New Roman" w:cs="Times New Roman"/>
-                <w:sz w:val="26"/>
-                <w:szCs w:val="26"/>
-              </w:rPr>
-            </w:pPr>
-            <w:r>
-              <w:rPr>
-                <w:rFonts w:ascii="Times New Roman" w:eastAsia="Calibri" w:hAnsi="Times New Roman" w:cs="Times New Roman"/>
-                <w:sz w:val="26"/>
-                <w:szCs w:val="26"/>
-              </w:rPr>
-              <w:t>+</w:t>
-            </w:r>
-            <w:r>
-              <w:rPr>
-                <w:rFonts w:ascii="Times New Roman" w:hAnsi="Times New Roman" w:cs="Times New Roman"/>
-                <w:sz w:val="26"/>
-                <w:szCs w:val="26"/>
-              </w:rPr>
-              <w:t xml:space="preserve"> </w:t>
-            </w:r>
-            <w:r>
-              <w:rPr>
-                <w:rFonts w:ascii="Times New Roman" w:eastAsia="Calibri" w:hAnsi="Times New Roman" w:cs="Times New Roman"/>
-                <w:sz w:val="26"/>
-                <w:szCs w:val="26"/>
-              </w:rPr>
-              <w:t>Hệ thống yêu cầu xác nhận trước khi xóa.</w:t>
-            </w:r>
-          </w:p>
-          <w:p>
-            <w:pPr>
-              <w:spacing w:line="360" w:lineRule="auto"/>
-              <w:ind w:left="720"/>
-              <w:contextualSpacing/>
-              <w:jc w:val="both"/>
-              <w:rPr>
-                <w:rFonts w:ascii="Times New Roman" w:eastAsia="Calibri" w:hAnsi="Times New Roman" w:cs="Times New Roman"/>
-                <w:sz w:val="26"/>
-                <w:szCs w:val="26"/>
-              </w:rPr>
-            </w:pPr>
-            <w:r>
-              <w:rPr>
-                <w:rFonts w:ascii="Times New Roman" w:eastAsia="Calibri" w:hAnsi="Times New Roman" w:cs="Times New Roman"/>
-                <w:sz w:val="26"/>
-                <w:szCs w:val="26"/>
-              </w:rPr>
-              <w:t>+</w:t>
-            </w:r>
-            <w:r>
-              <w:rPr>
-                <w:rFonts w:ascii="Times New Roman" w:hAnsi="Times New Roman" w:cs="Times New Roman"/>
-                <w:sz w:val="26"/>
-                <w:szCs w:val="26"/>
-              </w:rPr>
-              <w:t xml:space="preserve"> </w:t>
-            </w:r>
-            <w:r>
-              <w:rPr>
-                <w:rFonts w:ascii="Times New Roman" w:eastAsia="Calibri" w:hAnsi="Times New Roman" w:cs="Times New Roman"/>
-                <w:sz w:val="26"/>
-                <w:szCs w:val="26"/>
-              </w:rPr>
-              <w:t>Nếu xác nhận, dữ liệu bị xóa khỏi hệ thống.</w:t>
-            </w:r>
-          </w:p>
-        </w:tc>
-      </w:tr>
-      <w:tr>
-        <w:trPr>
-          <w:jc w:val="center"/>
-        </w:trPr>
-        <w:tc>
-          <w:tcPr>
-            <w:tcW w:w="2565" w:type="dxa"/>
-            <w:shd w:val="clear" w:color="auto" w:fill="DBE5F1"/>
-          </w:tcPr>
-          <w:p>
-            <w:pPr>
-              <w:spacing w:line="360" w:lineRule="auto"/>
-              <w:contextualSpacing/>
-              <w:jc w:val="both"/>
-              <w:rPr>
-                <w:rFonts w:ascii="Times New Roman" w:eastAsia="Calibri" w:hAnsi="Times New Roman" w:cs="Times New Roman"/>
-                <w:b/>
-                <w:sz w:val="26"/>
-                <w:szCs w:val="26"/>
-              </w:rPr>
-            </w:pPr>
-            <w:r>
-              <w:rPr>
-                <w:rFonts w:ascii="Times New Roman" w:eastAsia="Calibri" w:hAnsi="Times New Roman" w:cs="Times New Roman"/>
-                <w:b/>
-                <w:sz w:val="26"/>
-                <w:szCs w:val="26"/>
-              </w:rPr>
-              <w:t>Điều kiện ràng buộc</w:t>
-            </w:r>
-          </w:p>
-        </w:tc>
-        <w:tc>
-          <w:tcPr>
-            <w:tcW w:w="6497" w:type="dxa"/>
-          </w:tcPr>
-          <w:p>
-            <w:pPr>
-              <w:spacing w:line="360" w:lineRule="auto"/>
-              <w:contextualSpacing/>
-              <w:jc w:val="both"/>
-              <w:rPr>
-                <w:rFonts w:ascii="Times New Roman" w:eastAsia="Calibri" w:hAnsi="Times New Roman" w:cs="Times New Roman"/>
-                <w:sz w:val="26"/>
-                <w:szCs w:val="26"/>
-              </w:rPr>
-            </w:pPr>
-            <w:r>
-              <w:rPr>
-                <w:rFonts w:ascii="Times New Roman" w:eastAsia="Calibri" w:hAnsi="Times New Roman" w:cs="Times New Roman"/>
-                <w:sz w:val="26"/>
-                <w:szCs w:val="26"/>
-              </w:rPr>
-              <w:t>Account phải tồn tại trong hệ thống</w:t>
-            </w:r>
-          </w:p>
-        </w:tc>
-      </w:tr>
-    </w:tbl>
-    <w:p>
-      <w:pPr>
-        <w:spacing w:after="0" w:line="360" w:lineRule="auto"/>
-        <w:ind w:left="720"/>
-        <w:jc w:val="both"/>
-        <w:rPr>
-          <w:rFonts w:ascii="Times New Roman" w:hAnsi="Times New Roman" w:cs="Times New Roman"/>
-          <w:sz w:val="26"/>
-          <w:szCs w:val="26"/>
-        </w:rPr>
-      </w:pPr>
-    </w:p>
-    <w:p>
-      <w:pPr>
-        <w:pStyle w:val="Heading2"/>
-        <w:numPr>
-          <w:ilvl w:val="1"/>
-          <w:numId w:val="36"/>
-        </w:numPr>
-        <w:spacing w:before="0" w:line="360" w:lineRule="auto"/>
-        <w:jc w:val="both"/>
-        <w:rPr>
-          <w:rFonts w:ascii="Times New Roman" w:hAnsi="Times New Roman" w:cs="Times New Roman"/>
-          <w:color w:val="auto"/>
-          <w:sz w:val="26"/>
-          <w:szCs w:val="26"/>
-        </w:rPr>
-      </w:pPr>
-      <w:r>
-        <w:rPr>
-          <w:rFonts w:ascii="Times New Roman" w:hAnsi="Times New Roman" w:cs="Times New Roman"/>
-          <w:color w:val="auto"/>
-          <w:sz w:val="26"/>
-          <w:szCs w:val="26"/>
-        </w:rPr>
-        <w:t xml:space="preserve"> </w:t>
-      </w:r>
-      <w:bookmarkStart w:id="22" w:name="_Toc226809176"/>
-      <w:r>
-        <w:rPr>
-          <w:rFonts w:ascii="Times New Roman" w:hAnsi="Times New Roman" w:cs="Times New Roman"/>
-          <w:color w:val="auto"/>
-          <w:sz w:val="26"/>
-          <w:szCs w:val="26"/>
-        </w:rPr>
-        <w:t>User story 16: Quản lý thông báo</w:t>
-      </w:r>
-      <w:bookmarkEnd w:id="22"/>
       <w:r>
         <w:rPr>
           <w:rFonts w:ascii="Times New Roman" w:hAnsi="Times New Roman" w:cs="Times New Roman"/>
@@ -16074,7 +16054,7 @@
         </w:rPr>
         <w:t xml:space="preserve"> </w:t>
       </w:r>
-      <w:bookmarkStart w:id="23" w:name="_Toc226809177"/>
+      <w:bookmarkStart w:id="22" w:name="_Toc226809177"/>
       <w:r>
         <w:rPr>
           <w:rFonts w:ascii="Times New Roman" w:hAnsi="Times New Roman" w:cs="Times New Roman"/>
@@ -16084,7 +16064,7 @@
         </w:rPr>
         <w:t>User story 17: Quản lý tuyển dụng</w:t>
       </w:r>
-      <w:bookmarkEnd w:id="23"/>
+      <w:bookmarkEnd w:id="22"/>
     </w:p>
     <w:tbl>
       <w:tblPr>
@@ -16650,7 +16630,7 @@
 </file>
 
 <file path=word/endnotes.xml><?xml version="1.0" encoding="utf-8"?>
-<w:endnotes xmlns:wpc="http://schemas.microsoft.com/office/word/2010/wordprocessingCanvas" xmlns:cx="http://schemas.microsoft.com/office/drawing/2014/chartex" xmlns:mc="http://schemas.openxmlformats.org/markup-compatibility/2006" xmlns:o="urn:schemas-microsoft-com:office:office" xmlns:r="http://schemas.openxmlformats.org/officeDocument/2006/relationships" xmlns:m="http://schemas.openxmlformats.org/officeDocument/2006/math" xmlns:v="urn:schemas-microsoft-com:vml" xmlns:wp14="http://schemas.microsoft.com/office/word/2010/wordprocessingDrawing" xmlns:wp="http://schemas.openxmlformats.org/drawingml/2006/wordprocessingDrawing" xmlns:w10="urn:schemas-microsoft-com:office:word" xmlns:w="http://schemas.openxmlformats.org/wordprocessingml/2006/main" xmlns:w14="http://schemas.microsoft.com/office/word/2010/wordml" xmlns:w15="http://schemas.microsoft.com/office/word/2012/wordml" xmlns:w16se="http://schemas.microsoft.com/office/word/2015/wordml/symex" xmlns:wpg="http://schemas.microsoft.com/office/word/2010/wordprocessingGroup" xmlns:wpi="http://schemas.microsoft.com/office/word/2010/wordprocessingInk" xmlns:wne="http://schemas.microsoft.com/office/word/2006/wordml" xmlns:wps="http://schemas.microsoft.com/office/word/2010/wordprocessingShape" mc:Ignorable="w14 w15 w16se wp14">
+<w:endnotes xmlns:wpc="http://schemas.microsoft.com/office/word/2010/wordprocessingCanvas" xmlns:cx="http://schemas.microsoft.com/office/drawing/2014/chartex" xmlns:cx1="http://schemas.microsoft.com/office/drawing/2015/9/8/chartex" xmlns:cx2="http://schemas.microsoft.com/office/drawing/2015/10/21/chartex" xmlns:cx3="http://schemas.microsoft.com/office/drawing/2016/5/9/chartex" xmlns:cx4="http://schemas.microsoft.com/office/drawing/2016/5/10/chartex" xmlns:cx5="http://schemas.microsoft.com/office/drawing/2016/5/11/chartex" xmlns:cx6="http://schemas.microsoft.com/office/drawing/2016/5/12/chartex" xmlns:cx7="http://schemas.microsoft.com/office/drawing/2016/5/13/chartex" xmlns:cx8="http://schemas.microsoft.com/office/drawing/2016/5/14/chartex" xmlns:mc="http://schemas.openxmlformats.org/markup-compatibility/2006" xmlns:aink="http://schemas.microsoft.com/office/drawing/2016/ink" xmlns:am3d="http://schemas.microsoft.com/office/drawing/2017/model3d" xmlns:o="urn:schemas-microsoft-com:office:office" xmlns:oel="http://schemas.microsoft.com/office/2019/extlst" xmlns:r="http://schemas.openxmlformats.org/officeDocument/2006/relationships" xmlns:m="http://schemas.openxmlformats.org/officeDocument/2006/math" xmlns:v="urn:schemas-microsoft-com:vml" xmlns:wp14="http://schemas.microsoft.com/office/word/2010/wordprocessingDrawing" xmlns:wp="http://schemas.openxmlformats.org/drawingml/2006/wordprocessingDrawing" xmlns:w10="urn:schemas-microsoft-com:office:word" xmlns:w="http://schemas.openxmlformats.org/wordprocessingml/2006/main" xmlns:w14="http://schemas.microsoft.com/office/word/2010/wordml" xmlns:w15="http://schemas.microsoft.com/office/word/2012/wordml" xmlns:w16cex="http://schemas.microsoft.com/office/word/2018/wordml/cex" xmlns:w16cid="http://schemas.microsoft.com/office/word/2016/wordml/cid" xmlns:w16="http://schemas.microsoft.com/office/word/2018/wordml" xmlns:w16du="http://schemas.microsoft.com/office/word/2023/wordml/word16du" xmlns:w16sdtdh="http://schemas.microsoft.com/office/word/2020/wordml/sdtdatahash" xmlns:w16sdtfl="http://schemas.microsoft.com/office/word/2024/wordml/sdtformatlock" xmlns:w16se="http://schemas.microsoft.com/office/word/2015/wordml/symex" xmlns:wpg="http://schemas.microsoft.com/office/word/2010/wordprocessingGroup" xmlns:wpi="http://schemas.microsoft.com/office/word/2010/wordprocessingInk" xmlns:wne="http://schemas.microsoft.com/office/word/2006/wordml" xmlns:wps="http://schemas.microsoft.com/office/word/2010/wordprocessingShape" mc:Ignorable="w14 w15 w16se w16cid w16 w16cex w16sdtdh w16sdtfl w16du wp14">
   <w:endnote w:type="separator" w:id="-1">
     <w:p>
       <w:pPr>
@@ -16675,7 +16655,7 @@
 </file>
 
 <file path=word/footer1.xml><?xml version="1.0" encoding="utf-8"?>
-<w:ftr xmlns:wpc="http://schemas.microsoft.com/office/word/2010/wordprocessingCanvas" xmlns:cx="http://schemas.microsoft.com/office/drawing/2014/chartex" xmlns:mc="http://schemas.openxmlformats.org/markup-compatibility/2006" xmlns:o="urn:schemas-microsoft-com:office:office" xmlns:r="http://schemas.openxmlformats.org/officeDocument/2006/relationships" xmlns:m="http://schemas.openxmlformats.org/officeDocument/2006/math" xmlns:v="urn:schemas-microsoft-com:vml" xmlns:wp14="http://schemas.microsoft.com/office/word/2010/wordprocessingDrawing" xmlns:wp="http://schemas.openxmlformats.org/drawingml/2006/wordprocessingDrawing" xmlns:w10="urn:schemas-microsoft-com:office:word" xmlns:w="http://schemas.openxmlformats.org/wordprocessingml/2006/main" xmlns:w14="http://schemas.microsoft.com/office/word/2010/wordml" xmlns:w15="http://schemas.microsoft.com/office/word/2012/wordml" xmlns:w16se="http://schemas.microsoft.com/office/word/2015/wordml/symex" xmlns:wpg="http://schemas.microsoft.com/office/word/2010/wordprocessingGroup" xmlns:wpi="http://schemas.microsoft.com/office/word/2010/wordprocessingInk" xmlns:wne="http://schemas.microsoft.com/office/word/2006/wordml" xmlns:wps="http://schemas.microsoft.com/office/word/2010/wordprocessingShape" mc:Ignorable="w14 w15 w16se wp14">
+<w:ftr xmlns:wpc="http://schemas.microsoft.com/office/word/2010/wordprocessingCanvas" xmlns:cx="http://schemas.microsoft.com/office/drawing/2014/chartex" xmlns:cx1="http://schemas.microsoft.com/office/drawing/2015/9/8/chartex" xmlns:cx2="http://schemas.microsoft.com/office/drawing/2015/10/21/chartex" xmlns:cx3="http://schemas.microsoft.com/office/drawing/2016/5/9/chartex" xmlns:cx4="http://schemas.microsoft.com/office/drawing/2016/5/10/chartex" xmlns:cx5="http://schemas.microsoft.com/office/drawing/2016/5/11/chartex" xmlns:cx6="http://schemas.microsoft.com/office/drawing/2016/5/12/chartex" xmlns:cx7="http://schemas.microsoft.com/office/drawing/2016/5/13/chartex" xmlns:cx8="http://schemas.microsoft.com/office/drawing/2016/5/14/chartex" xmlns:mc="http://schemas.openxmlformats.org/markup-compatibility/2006" xmlns:aink="http://schemas.microsoft.com/office/drawing/2016/ink" xmlns:am3d="http://schemas.microsoft.com/office/drawing/2017/model3d" xmlns:o="urn:schemas-microsoft-com:office:office" xmlns:oel="http://schemas.microsoft.com/office/2019/extlst" xmlns:r="http://schemas.openxmlformats.org/officeDocument/2006/relationships" xmlns:m="http://schemas.openxmlformats.org/officeDocument/2006/math" xmlns:v="urn:schemas-microsoft-com:vml" xmlns:wp14="http://schemas.microsoft.com/office/word/2010/wordprocessingDrawing" xmlns:wp="http://schemas.openxmlformats.org/drawingml/2006/wordprocessingDrawing" xmlns:w10="urn:schemas-microsoft-com:office:word" xmlns:w="http://schemas.openxmlformats.org/wordprocessingml/2006/main" xmlns:w14="http://schemas.microsoft.com/office/word/2010/wordml" xmlns:w15="http://schemas.microsoft.com/office/word/2012/wordml" xmlns:w16cex="http://schemas.microsoft.com/office/word/2018/wordml/cex" xmlns:w16cid="http://schemas.microsoft.com/office/word/2016/wordml/cid" xmlns:w16="http://schemas.microsoft.com/office/word/2018/wordml" xmlns:w16du="http://schemas.microsoft.com/office/word/2023/wordml/word16du" xmlns:w16sdtdh="http://schemas.microsoft.com/office/word/2020/wordml/sdtdatahash" xmlns:w16sdtfl="http://schemas.microsoft.com/office/word/2024/wordml/sdtformatlock" xmlns:w16se="http://schemas.microsoft.com/office/word/2015/wordml/symex" xmlns:wpg="http://schemas.microsoft.com/office/word/2010/wordprocessingGroup" xmlns:wpi="http://schemas.microsoft.com/office/word/2010/wordprocessingInk" xmlns:wne="http://schemas.microsoft.com/office/word/2006/wordml" xmlns:wps="http://schemas.microsoft.com/office/word/2010/wordprocessingShape" mc:Ignorable="w14 w15 w16se w16cid w16 w16cex w16sdtdh w16sdtfl w16du wp14">
   <w:p>
     <w:pPr>
       <w:pStyle w:val="Footer"/>
@@ -16769,7 +16749,7 @@
 </file>
 
 <file path=word/footnotes.xml><?xml version="1.0" encoding="utf-8"?>
-<w:footnotes xmlns:wpc="http://schemas.microsoft.com/office/word/2010/wordprocessingCanvas" xmlns:cx="http://schemas.microsoft.com/office/drawing/2014/chartex" xmlns:mc="http://schemas.openxmlformats.org/markup-compatibility/2006" xmlns:o="urn:schemas-microsoft-com:office:office" xmlns:r="http://schemas.openxmlformats.org/officeDocument/2006/relationships" xmlns:m="http://schemas.openxmlformats.org/officeDocument/2006/math" xmlns:v="urn:schemas-microsoft-com:vml" xmlns:wp14="http://schemas.microsoft.com/office/word/2010/wordprocessingDrawing" xmlns:wp="http://schemas.openxmlformats.org/drawingml/2006/wordprocessingDrawing" xmlns:w10="urn:schemas-microsoft-com:office:word" xmlns:w="http://schemas.openxmlformats.org/wordprocessingml/2006/main" xmlns:w14="http://schemas.microsoft.com/office/word/2010/wordml" xmlns:w15="http://schemas.microsoft.com/office/word/2012/wordml" xmlns:w16se="http://schemas.microsoft.com/office/word/2015/wordml/symex" xmlns:wpg="http://schemas.microsoft.com/office/word/2010/wordprocessingGroup" xmlns:wpi="http://schemas.microsoft.com/office/word/2010/wordprocessingInk" xmlns:wne="http://schemas.microsoft.com/office/word/2006/wordml" xmlns:wps="http://schemas.microsoft.com/office/word/2010/wordprocessingShape" mc:Ignorable="w14 w15 w16se wp14">
+<w:footnotes xmlns:wpc="http://schemas.microsoft.com/office/word/2010/wordprocessingCanvas" xmlns:cx="http://schemas.microsoft.com/office/drawing/2014/chartex" xmlns:cx1="http://schemas.microsoft.com/office/drawing/2015/9/8/chartex" xmlns:cx2="http://schemas.microsoft.com/office/drawing/2015/10/21/chartex" xmlns:cx3="http://schemas.microsoft.com/office/drawing/2016/5/9/chartex" xmlns:cx4="http://schemas.microsoft.com/office/drawing/2016/5/10/chartex" xmlns:cx5="http://schemas.microsoft.com/office/drawing/2016/5/11/chartex" xmlns:cx6="http://schemas.microsoft.com/office/drawing/2016/5/12/chartex" xmlns:cx7="http://schemas.microsoft.com/office/drawing/2016/5/13/chartex" xmlns:cx8="http://schemas.microsoft.com/office/drawing/2016/5/14/chartex" xmlns:mc="http://schemas.openxmlformats.org/markup-compatibility/2006" xmlns:aink="http://schemas.microsoft.com/office/drawing/2016/ink" xmlns:am3d="http://schemas.microsoft.com/office/drawing/2017/model3d" xmlns:o="urn:schemas-microsoft-com:office:office" xmlns:oel="http://schemas.microsoft.com/office/2019/extlst" xmlns:r="http://schemas.openxmlformats.org/officeDocument/2006/relationships" xmlns:m="http://schemas.openxmlformats.org/officeDocument/2006/math" xmlns:v="urn:schemas-microsoft-com:vml" xmlns:wp14="http://schemas.microsoft.com/office/word/2010/wordprocessingDrawing" xmlns:wp="http://schemas.openxmlformats.org/drawingml/2006/wordprocessingDrawing" xmlns:w10="urn:schemas-microsoft-com:office:word" xmlns:w="http://schemas.openxmlformats.org/wordprocessingml/2006/main" xmlns:w14="http://schemas.microsoft.com/office/word/2010/wordml" xmlns:w15="http://schemas.microsoft.com/office/word/2012/wordml" xmlns:w16cex="http://schemas.microsoft.com/office/word/2018/wordml/cex" xmlns:w16cid="http://schemas.microsoft.com/office/word/2016/wordml/cid" xmlns:w16="http://schemas.microsoft.com/office/word/2018/wordml" xmlns:w16du="http://schemas.microsoft.com/office/word/2023/wordml/word16du" xmlns:w16sdtdh="http://schemas.microsoft.com/office/word/2020/wordml/sdtdatahash" xmlns:w16sdtfl="http://schemas.microsoft.com/office/word/2024/wordml/sdtformatlock" xmlns:w16se="http://schemas.microsoft.com/office/word/2015/wordml/symex" xmlns:wpg="http://schemas.microsoft.com/office/word/2010/wordprocessingGroup" xmlns:wpi="http://schemas.microsoft.com/office/word/2010/wordprocessingInk" xmlns:wne="http://schemas.microsoft.com/office/word/2006/wordml" xmlns:wps="http://schemas.microsoft.com/office/word/2010/wordprocessingShape" mc:Ignorable="w14 w15 w16se w16cid w16 w16cex w16sdtdh w16sdtfl w16du wp14">
   <w:footnote w:type="separator" w:id="-1">
     <w:p>
       <w:pPr>
@@ -16794,7 +16774,7 @@
 </file>
 
 <file path=word/header1.xml><?xml version="1.0" encoding="utf-8"?>
-<w:hdr xmlns:wpc="http://schemas.microsoft.com/office/word/2010/wordprocessingCanvas" xmlns:cx="http://schemas.microsoft.com/office/drawing/2014/chartex" xmlns:mc="http://schemas.openxmlformats.org/markup-compatibility/2006" xmlns:o="urn:schemas-microsoft-com:office:office" xmlns:r="http://schemas.openxmlformats.org/officeDocument/2006/relationships" xmlns:m="http://schemas.openxmlformats.org/officeDocument/2006/math" xmlns:v="urn:schemas-microsoft-com:vml" xmlns:wp14="http://schemas.microsoft.com/office/word/2010/wordprocessingDrawing" xmlns:wp="http://schemas.openxmlformats.org/drawingml/2006/wordprocessingDrawing" xmlns:w10="urn:schemas-microsoft-com:office:word" xmlns:w="http://schemas.openxmlformats.org/wordprocessingml/2006/main" xmlns:w14="http://schemas.microsoft.com/office/word/2010/wordml" xmlns:w15="http://schemas.microsoft.com/office/word/2012/wordml" xmlns:w16se="http://schemas.microsoft.com/office/word/2015/wordml/symex" xmlns:wpg="http://schemas.microsoft.com/office/word/2010/wordprocessingGroup" xmlns:wpi="http://schemas.microsoft.com/office/word/2010/wordprocessingInk" xmlns:wne="http://schemas.microsoft.com/office/word/2006/wordml" xmlns:wps="http://schemas.microsoft.com/office/word/2010/wordprocessingShape" mc:Ignorable="w14 w15 w16se wp14">
+<w:hdr xmlns:wpc="http://schemas.microsoft.com/office/word/2010/wordprocessingCanvas" xmlns:cx="http://schemas.microsoft.com/office/drawing/2014/chartex" xmlns:cx1="http://schemas.microsoft.com/office/drawing/2015/9/8/chartex" xmlns:cx2="http://schemas.microsoft.com/office/drawing/2015/10/21/chartex" xmlns:cx3="http://schemas.microsoft.com/office/drawing/2016/5/9/chartex" xmlns:cx4="http://schemas.microsoft.com/office/drawing/2016/5/10/chartex" xmlns:cx5="http://schemas.microsoft.com/office/drawing/2016/5/11/chartex" xmlns:cx6="http://schemas.microsoft.com/office/drawing/2016/5/12/chartex" xmlns:cx7="http://schemas.microsoft.com/office/drawing/2016/5/13/chartex" xmlns:cx8="http://schemas.microsoft.com/office/drawing/2016/5/14/chartex" xmlns:mc="http://schemas.openxmlformats.org/markup-compatibility/2006" xmlns:aink="http://schemas.microsoft.com/office/drawing/2016/ink" xmlns:am3d="http://schemas.microsoft.com/office/drawing/2017/model3d" xmlns:o="urn:schemas-microsoft-com:office:office" xmlns:oel="http://schemas.microsoft.com/office/2019/extlst" xmlns:r="http://schemas.openxmlformats.org/officeDocument/2006/relationships" xmlns:m="http://schemas.openxmlformats.org/officeDocument/2006/math" xmlns:v="urn:schemas-microsoft-com:vml" xmlns:wp14="http://schemas.microsoft.com/office/word/2010/wordprocessingDrawing" xmlns:wp="http://schemas.openxmlformats.org/drawingml/2006/wordprocessingDrawing" xmlns:w10="urn:schemas-microsoft-com:office:word" xmlns:w="http://schemas.openxmlformats.org/wordprocessingml/2006/main" xmlns:w14="http://schemas.microsoft.com/office/word/2010/wordml" xmlns:w15="http://schemas.microsoft.com/office/word/2012/wordml" xmlns:w16cex="http://schemas.microsoft.com/office/word/2018/wordml/cex" xmlns:w16cid="http://schemas.microsoft.com/office/word/2016/wordml/cid" xmlns:w16="http://schemas.microsoft.com/office/word/2018/wordml" xmlns:w16du="http://schemas.microsoft.com/office/word/2023/wordml/word16du" xmlns:w16sdtdh="http://schemas.microsoft.com/office/word/2020/wordml/sdtdatahash" xmlns:w16sdtfl="http://schemas.microsoft.com/office/word/2024/wordml/sdtformatlock" xmlns:w16se="http://schemas.microsoft.com/office/word/2015/wordml/symex" xmlns:wpg="http://schemas.microsoft.com/office/word/2010/wordprocessingGroup" xmlns:wpi="http://schemas.microsoft.com/office/word/2010/wordprocessingInk" xmlns:wne="http://schemas.microsoft.com/office/word/2006/wordml" xmlns:wps="http://schemas.microsoft.com/office/word/2010/wordprocessingShape" mc:Ignorable="w14 w15 w16se w16cid w16 w16cex w16sdtdh w16sdtfl w16du wp14">
   <w:sdt>
     <w:sdtPr>
       <w:rPr>
@@ -16806,7 +16786,6 @@
       <w:dataBinding w:prefixMappings="xmlns:ns0='http://schemas.openxmlformats.org/package/2006/metadata/core-properties' xmlns:ns1='http://purl.org/dc/elements/1.1/'" w:xpath="/ns0:coreProperties[1]/ns1:title[1]" w:storeItemID="{6C3C8BC8-F283-45AE-878A-BAB7291924A1}"/>
       <w:text/>
     </w:sdtPr>
-    <w:sdtEndPr/>
     <w:sdtContent>
       <w:p>
         <w:pPr>
@@ -16829,7 +16808,7 @@
 </file>
 
 <file path=word/numbering.xml><?xml version="1.0" encoding="utf-8"?>
-<w:numbering xmlns:wpc="http://schemas.microsoft.com/office/word/2010/wordprocessingCanvas" xmlns:cx="http://schemas.microsoft.com/office/drawing/2014/chartex" xmlns:mc="http://schemas.openxmlformats.org/markup-compatibility/2006" xmlns:o="urn:schemas-microsoft-com:office:office" xmlns:r="http://schemas.openxmlformats.org/officeDocument/2006/relationships" xmlns:m="http://schemas.openxmlformats.org/officeDocument/2006/math" xmlns:v="urn:schemas-microsoft-com:vml" xmlns:wp14="http://schemas.microsoft.com/office/word/2010/wordprocessingDrawing" xmlns:wp="http://schemas.openxmlformats.org/drawingml/2006/wordprocessingDrawing" xmlns:w10="urn:schemas-microsoft-com:office:word" xmlns:w="http://schemas.openxmlformats.org/wordprocessingml/2006/main" xmlns:w14="http://schemas.microsoft.com/office/word/2010/wordml" xmlns:w15="http://schemas.microsoft.com/office/word/2012/wordml" xmlns:w16se="http://schemas.microsoft.com/office/word/2015/wordml/symex" xmlns:wpg="http://schemas.microsoft.com/office/word/2010/wordprocessingGroup" xmlns:wpi="http://schemas.microsoft.com/office/word/2010/wordprocessingInk" xmlns:wne="http://schemas.microsoft.com/office/word/2006/wordml" xmlns:wps="http://schemas.microsoft.com/office/word/2010/wordprocessingShape" mc:Ignorable="w14 w15 w16se wp14">
+<w:numbering xmlns:wpc="http://schemas.microsoft.com/office/word/2010/wordprocessingCanvas" xmlns:cx="http://schemas.microsoft.com/office/drawing/2014/chartex" xmlns:cx1="http://schemas.microsoft.com/office/drawing/2015/9/8/chartex" xmlns:cx2="http://schemas.microsoft.com/office/drawing/2015/10/21/chartex" xmlns:cx3="http://schemas.microsoft.com/office/drawing/2016/5/9/chartex" xmlns:cx4="http://schemas.microsoft.com/office/drawing/2016/5/10/chartex" xmlns:cx5="http://schemas.microsoft.com/office/drawing/2016/5/11/chartex" xmlns:cx6="http://schemas.microsoft.com/office/drawing/2016/5/12/chartex" xmlns:cx7="http://schemas.microsoft.com/office/drawing/2016/5/13/chartex" xmlns:cx8="http://schemas.microsoft.com/office/drawing/2016/5/14/chartex" xmlns:mc="http://schemas.openxmlformats.org/markup-compatibility/2006" xmlns:aink="http://schemas.microsoft.com/office/drawing/2016/ink" xmlns:am3d="http://schemas.microsoft.com/office/drawing/2017/model3d" xmlns:o="urn:schemas-microsoft-com:office:office" xmlns:oel="http://schemas.microsoft.com/office/2019/extlst" xmlns:r="http://schemas.openxmlformats.org/officeDocument/2006/relationships" xmlns:m="http://schemas.openxmlformats.org/officeDocument/2006/math" xmlns:v="urn:schemas-microsoft-com:vml" xmlns:wp14="http://schemas.microsoft.com/office/word/2010/wordprocessingDrawing" xmlns:wp="http://schemas.openxmlformats.org/drawingml/2006/wordprocessingDrawing" xmlns:w10="urn:schemas-microsoft-com:office:word" xmlns:w="http://schemas.openxmlformats.org/wordprocessingml/2006/main" xmlns:w14="http://schemas.microsoft.com/office/word/2010/wordml" xmlns:w15="http://schemas.microsoft.com/office/word/2012/wordml" xmlns:w16cex="http://schemas.microsoft.com/office/word/2018/wordml/cex" xmlns:w16cid="http://schemas.microsoft.com/office/word/2016/wordml/cid" xmlns:w16="http://schemas.microsoft.com/office/word/2018/wordml" xmlns:w16du="http://schemas.microsoft.com/office/word/2023/wordml/word16du" xmlns:w16sdtdh="http://schemas.microsoft.com/office/word/2020/wordml/sdtdatahash" xmlns:w16sdtfl="http://schemas.microsoft.com/office/word/2024/wordml/sdtformatlock" xmlns:w16se="http://schemas.microsoft.com/office/word/2015/wordml/symex" xmlns:wpg="http://schemas.microsoft.com/office/word/2010/wordprocessingGroup" xmlns:wpi="http://schemas.microsoft.com/office/word/2010/wordprocessingInk" xmlns:wne="http://schemas.microsoft.com/office/word/2006/wordml" xmlns:wps="http://schemas.microsoft.com/office/word/2010/wordprocessingShape" mc:Ignorable="w14 w15 w16se w16cid w16 w16cex w16sdtdh w16sdtfl w16du wp14">
   <w:abstractNum w:abstractNumId="0" w15:restartNumberingAfterBreak="0">
     <w:nsid w:val="013C0B32"/>
     <w:multiLevelType w:val="hybridMultilevel"/>
@@ -20861,119 +20840,119 @@
       </w:rPr>
     </w:lvl>
   </w:abstractNum>
-  <w:num w:numId="1">
+  <w:num w:numId="1" w16cid:durableId="1184710500">
     <w:abstractNumId w:val="22"/>
   </w:num>
-  <w:num w:numId="2">
+  <w:num w:numId="2" w16cid:durableId="732898710">
     <w:abstractNumId w:val="12"/>
   </w:num>
-  <w:num w:numId="3">
+  <w:num w:numId="3" w16cid:durableId="514072307">
     <w:abstractNumId w:val="0"/>
   </w:num>
-  <w:num w:numId="4">
+  <w:num w:numId="4" w16cid:durableId="1765295881">
     <w:abstractNumId w:val="6"/>
   </w:num>
-  <w:num w:numId="5">
+  <w:num w:numId="5" w16cid:durableId="1555431534">
     <w:abstractNumId w:val="3"/>
   </w:num>
-  <w:num w:numId="6">
+  <w:num w:numId="6" w16cid:durableId="138617765">
     <w:abstractNumId w:val="15"/>
   </w:num>
-  <w:num w:numId="7">
+  <w:num w:numId="7" w16cid:durableId="35083876">
     <w:abstractNumId w:val="4"/>
   </w:num>
-  <w:num w:numId="8">
+  <w:num w:numId="8" w16cid:durableId="1427193444">
     <w:abstractNumId w:val="1"/>
   </w:num>
-  <w:num w:numId="9">
+  <w:num w:numId="9" w16cid:durableId="1302079645">
     <w:abstractNumId w:val="28"/>
   </w:num>
-  <w:num w:numId="10">
+  <w:num w:numId="10" w16cid:durableId="1978342434">
     <w:abstractNumId w:val="24"/>
   </w:num>
-  <w:num w:numId="11">
+  <w:num w:numId="11" w16cid:durableId="251621023">
     <w:abstractNumId w:val="27"/>
   </w:num>
-  <w:num w:numId="12">
+  <w:num w:numId="12" w16cid:durableId="795484380">
     <w:abstractNumId w:val="21"/>
   </w:num>
-  <w:num w:numId="13">
+  <w:num w:numId="13" w16cid:durableId="1205364207">
     <w:abstractNumId w:val="19"/>
   </w:num>
-  <w:num w:numId="14">
+  <w:num w:numId="14" w16cid:durableId="1371800446">
     <w:abstractNumId w:val="34"/>
   </w:num>
-  <w:num w:numId="15">
+  <w:num w:numId="15" w16cid:durableId="878855570">
     <w:abstractNumId w:val="32"/>
   </w:num>
-  <w:num w:numId="16">
+  <w:num w:numId="16" w16cid:durableId="1649476663">
     <w:abstractNumId w:val="2"/>
   </w:num>
-  <w:num w:numId="17">
+  <w:num w:numId="17" w16cid:durableId="56247785">
     <w:abstractNumId w:val="33"/>
   </w:num>
-  <w:num w:numId="18">
+  <w:num w:numId="18" w16cid:durableId="1128939634">
     <w:abstractNumId w:val="16"/>
   </w:num>
-  <w:num w:numId="19">
+  <w:num w:numId="19" w16cid:durableId="868687128">
     <w:abstractNumId w:val="14"/>
   </w:num>
-  <w:num w:numId="20">
+  <w:num w:numId="20" w16cid:durableId="65805112">
     <w:abstractNumId w:val="8"/>
   </w:num>
-  <w:num w:numId="21">
+  <w:num w:numId="21" w16cid:durableId="1293294869">
     <w:abstractNumId w:val="18"/>
   </w:num>
-  <w:num w:numId="22">
+  <w:num w:numId="22" w16cid:durableId="1064372457">
     <w:abstractNumId w:val="30"/>
   </w:num>
-  <w:num w:numId="23">
+  <w:num w:numId="23" w16cid:durableId="319888178">
     <w:abstractNumId w:val="25"/>
   </w:num>
-  <w:num w:numId="24">
+  <w:num w:numId="24" w16cid:durableId="33509475">
     <w:abstractNumId w:val="20"/>
   </w:num>
-  <w:num w:numId="25">
+  <w:num w:numId="25" w16cid:durableId="1246496651">
     <w:abstractNumId w:val="10"/>
   </w:num>
-  <w:num w:numId="26">
+  <w:num w:numId="26" w16cid:durableId="1227646079">
     <w:abstractNumId w:val="11"/>
   </w:num>
-  <w:num w:numId="27">
+  <w:num w:numId="27" w16cid:durableId="1985966458">
     <w:abstractNumId w:val="9"/>
   </w:num>
-  <w:num w:numId="28">
+  <w:num w:numId="28" w16cid:durableId="452484273">
     <w:abstractNumId w:val="29"/>
   </w:num>
-  <w:num w:numId="29">
+  <w:num w:numId="29" w16cid:durableId="650669732">
     <w:abstractNumId w:val="35"/>
   </w:num>
-  <w:num w:numId="30">
+  <w:num w:numId="30" w16cid:durableId="425001208">
     <w:abstractNumId w:val="23"/>
   </w:num>
-  <w:num w:numId="31">
+  <w:num w:numId="31" w16cid:durableId="2075001524">
     <w:abstractNumId w:val="26"/>
   </w:num>
-  <w:num w:numId="32">
+  <w:num w:numId="32" w16cid:durableId="2122407787">
     <w:abstractNumId w:val="17"/>
   </w:num>
-  <w:num w:numId="33">
+  <w:num w:numId="33" w16cid:durableId="897398184">
     <w:abstractNumId w:val="31"/>
   </w:num>
-  <w:num w:numId="34">
+  <w:num w:numId="34" w16cid:durableId="84498392">
     <w:abstractNumId w:val="5"/>
   </w:num>
-  <w:num w:numId="35">
+  <w:num w:numId="35" w16cid:durableId="9725516">
     <w:abstractNumId w:val="7"/>
   </w:num>
-  <w:num w:numId="36">
+  <w:num w:numId="36" w16cid:durableId="2040735983">
     <w:abstractNumId w:val="13"/>
   </w:num>
 </w:numbering>
 </file>
 
 <file path=word/styles.xml><?xml version="1.0" encoding="utf-8"?>
-<w:styles xmlns:mc="http://schemas.openxmlformats.org/markup-compatibility/2006" xmlns:r="http://schemas.openxmlformats.org/officeDocument/2006/relationships" xmlns:w="http://schemas.openxmlformats.org/wordprocessingml/2006/main" xmlns:w14="http://schemas.microsoft.com/office/word/2010/wordml" xmlns:w15="http://schemas.microsoft.com/office/word/2012/wordml" xmlns:w16se="http://schemas.microsoft.com/office/word/2015/wordml/symex" mc:Ignorable="w14 w15 w16se">
+<w:styles xmlns:mc="http://schemas.openxmlformats.org/markup-compatibility/2006" xmlns:r="http://schemas.openxmlformats.org/officeDocument/2006/relationships" xmlns:w="http://schemas.openxmlformats.org/wordprocessingml/2006/main" xmlns:w14="http://schemas.microsoft.com/office/word/2010/wordml" xmlns:w15="http://schemas.microsoft.com/office/word/2012/wordml" xmlns:w16cex="http://schemas.microsoft.com/office/word/2018/wordml/cex" xmlns:w16cid="http://schemas.microsoft.com/office/word/2016/wordml/cid" xmlns:w16="http://schemas.microsoft.com/office/word/2018/wordml" xmlns:w16du="http://schemas.microsoft.com/office/word/2023/wordml/word16du" xmlns:w16sdtdh="http://schemas.microsoft.com/office/word/2020/wordml/sdtdatahash" xmlns:w16sdtfl="http://schemas.microsoft.com/office/word/2024/wordml/sdtformatlock" xmlns:w16se="http://schemas.microsoft.com/office/word/2015/wordml/symex" mc:Ignorable="w14 w15 w16se w16cid w16 w16cex w16sdtdh w16sdtfl w16du">
   <w:docDefaults>
     <w:rPrDefault>
       <w:rPr>
@@ -20989,7 +20968,7 @@
       </w:pPr>
     </w:pPrDefault>
   </w:docDefaults>
-  <w:latentStyles w:defLockedState="0" w:defUIPriority="99" w:defSemiHidden="0" w:defUnhideWhenUsed="0" w:defQFormat="0" w:count="371">
+  <w:latentStyles w:defLockedState="0" w:defUIPriority="99" w:defSemiHidden="0" w:defUnhideWhenUsed="0" w:defQFormat="0" w:count="376">
     <w:lsdException w:name="Normal" w:uiPriority="0" w:qFormat="1"/>
     <w:lsdException w:name="heading 1" w:uiPriority="9" w:qFormat="1"/>
     <w:lsdException w:name="heading 2" w:semiHidden="1" w:uiPriority="9" w:unhideWhenUsed="1" w:qFormat="1"/>
@@ -21361,6 +21340,11 @@
     <w:lsdException w:name="List Table 5 Dark Accent 6" w:uiPriority="50"/>
     <w:lsdException w:name="List Table 6 Colorful Accent 6" w:uiPriority="51"/>
     <w:lsdException w:name="List Table 7 Colorful Accent 6" w:uiPriority="52"/>
+    <w:lsdException w:name="Mention" w:semiHidden="1" w:unhideWhenUsed="1"/>
+    <w:lsdException w:name="Smart Hyperlink" w:semiHidden="1" w:unhideWhenUsed="1"/>
+    <w:lsdException w:name="Hashtag" w:semiHidden="1" w:unhideWhenUsed="1"/>
+    <w:lsdException w:name="Unresolved Mention" w:semiHidden="1" w:unhideWhenUsed="1"/>
+    <w:lsdException w:name="Smart Link" w:semiHidden="1" w:unhideWhenUsed="1"/>
   </w:latentStyles>
   <w:style w:type="paragraph" w:default="1" w:styleId="Normal">
     <w:name w:val="Normal"/>
@@ -21930,8 +21914,8 @@
       </w:tblBorders>
     </w:tblPr>
   </w:style>
-  <w:style w:type="character" w:customStyle="1" w:styleId="UnresolvedMention">
-    <w:name w:val="Unresolved Mention"/>
+  <w:style w:type="character" w:customStyle="1" w:styleId="UnresolvedMention1">
+    <w:name w:val="Unresolved Mention1"/>
     <w:basedOn w:val="DefaultParagraphFont"/>
     <w:uiPriority w:val="99"/>
     <w:semiHidden/>
